--- a/Metodologie_Nivel_Avansat.docx
+++ b/Metodologie_Nivel_Avansat.docx
@@ -449,7 +449,7 @@
                 <w:sz w:val="18"/>
                 <w:szCs w:val="18"/>
               </w:rPr>
-              <w:t xml:space="preserve">Laboratorul de anomalii: plauzibilitate, discontinuitatea la zero, Benford, distanța Mahalanobis robustă</w:t>
+              <w:t xml:space="preserve">Laboratorul de anomalii: verificările de plauzibilitate, radarul de corelații și cele trei niveluri de detecție a anomaliilor</w:t>
             </w:r>
           </w:p>
         </w:tc>
@@ -3607,6 +3607,15 @@
     </w:p>
     <w:p>
       <w:pPr>
+        <w:spacing w:after="100"/>
+        <w:jc w:val="left"/>
+      </w:pPr>
+      <w:r>
+        <w:t xml:space="preserve">Instrumentul are două lentile. Prima verifică plauzibilitatea unei firme, întotdeauna alături de frecvența problemei în populație. A doua reproduce lecția de corelații și anomalii din cursul intermediar, pe datele publice anuale: radarul de corelații al sectorului și trei niveluri de detecție — praguri simple, deviații statistice, reziduuri pe relații — agregate într-un scor explicabil. Amândouă produc întrebări pentru analist, nu verdicte.</w:t>
+      </w:r>
+    </w:p>
+    <w:p>
+      <w:pPr>
         <w:pStyle w:val="Heading1"/>
         <w:keepNext/>
         <w:spacing w:after="120" w:before="240" w:line="240" w:lineRule="auto"/>
@@ -3702,124 +3711,140 @@
         <w:spacing w:after="120" w:before="240" w:line="240" w:lineRule="auto"/>
       </w:pPr>
       <w:r>
-        <w:t xml:space="preserve">IV.2 Discontinuitatea rezultatului la zero</w:t>
-      </w:r>
-    </w:p>
-    <w:p>
-      <w:pPr>
-        <w:spacing w:after="100"/>
-        <w:jc w:val="left"/>
-      </w:pPr>
-      <w:r>
-        <w:rPr>
-          <w:b/>
-          <w:bCs/>
-        </w:rPr>
-        <w:t xml:space="preserve">Constatarea.</w:t>
-      </w:r>
-      <w:r>
-        <w:t xml:space="preserve"> Se construiește histograma rezultatului net raportat la activele totale, cu bare de un punct procentual, pe firmele cu active și cifră de afaceri de peste 100.000 lei. Distribuția crește lin dinspre pierderi, </w:t>
-      </w:r>
-      <w:r>
-        <w:rPr>
-          <w:b/>
-          <w:bCs/>
-        </w:rPr>
-        <w:t xml:space="preserve">sare brusc la trecerea peste zero</w:t>
-      </w:r>
-      <w:r>
-        <w:t xml:space="preserve"> și scade lin după. În 2025: 3.761 de firme în intervalul −1 %…0 și 21.918 în intervalul 0…+1 %, adică un raport de </w:t>
-      </w:r>
-      <w:r>
-        <w:rPr>
-          <w:b/>
-          <w:bCs/>
-        </w:rPr>
-        <w:t xml:space="preserve">5,83×</w:t>
-      </w:r>
-      <w:r>
-        <w:t xml:space="preserve">.</w:t>
-      </w:r>
-    </w:p>
-    <w:p>
-      <w:pPr>
-        <w:spacing w:after="100"/>
-        <w:jc w:val="left"/>
-      </w:pPr>
-      <w:r>
-        <w:rPr>
-          <w:b/>
-          <w:bCs/>
-        </w:rPr>
-        <w:t xml:space="preserve">Interpretarea.</w:t>
-      </w:r>
-      <w:r>
-        <w:t xml:space="preserve"> Este semnătura statistică a evitării raportării pierderilor mici, descrisă de Burgstahler &amp; Dichev (1997): când rezultatul iese ușor negativ, se găsește o ajustare contabilă care îl aduce ușor pozitiv. Fenomenul nu spune nimic despre o firmă anume — un profit de 0,4 % din active poate fi perfect real — dar spune ceva important despre populație: în vecinătatea lui zero, informația din semnul rezultatului este degradată sistematic.</w:t>
-      </w:r>
-    </w:p>
-    <w:p>
-      <w:pPr>
-        <w:spacing w:after="100"/>
-        <w:jc w:val="left"/>
-      </w:pPr>
-      <w:r>
-        <w:rPr>
-          <w:b/>
-          <w:bCs/>
-        </w:rPr>
-        <w:t xml:space="preserve">Cum se măsoară deficitul.</w:t>
-      </w:r>
-      <w:r>
-        <w:t xml:space="preserve"> Numărul de firme „lipsă” din intervalul de sub zero se raportează la o interpolare între vecini:</w:t>
-      </w:r>
-    </w:p>
-    <w:p>
-      <w:pPr>
-        <w:spacing w:after="100"/>
-        <w:jc w:val="left"/>
-      </w:pPr>
-      <w:r>
-        <w:rPr>
-          <w:rFonts w:ascii="Consolas" w:cs="Consolas" w:eastAsia="Consolas" w:hAnsi="Consolas"/>
+        <w:t xml:space="preserve">IV.2 Corelații și anomalii</w:t>
+      </w:r>
+    </w:p>
+    <w:p>
+      <w:pPr>
+        <w:spacing w:after="100"/>
+        <w:jc w:val="left"/>
+      </w:pPr>
+      <w:r>
+        <w:t xml:space="preserve">Lentila a doua urmează structura lecției 6.2 din cursul intermediar: corelațiile arată ce este normal împreună, anomaliile arată când acel normal s-a rupt. Lecția este construită pe date lunare de management — media pe șase luni, sezonalitate, utilizarea liniei de credit, concentrarea pe client. Datele publice sunt anuale și au trei exerciții, deci fiecare test este reprodus cu referința pe care datele o susțin, iar substituția este declarată pe ecran. Tabelul de la finalul secțiunii spune exact ce s-a putut calcula și ce nu.</w:t>
+      </w:r>
+    </w:p>
+    <w:p>
+      <w:pPr>
+        <w:pStyle w:val="Heading2"/>
+        <w:keepNext/>
+        <w:spacing w:after="120" w:before="240" w:line="240" w:lineRule="auto"/>
+      </w:pPr>
+      <w:r>
+        <w:t xml:space="preserve">IV.2.1 Radarul de corelații</w:t>
+      </w:r>
+    </w:p>
+    <w:p>
+      <w:pPr>
+        <w:spacing w:after="100"/>
+        <w:jc w:val="left"/>
+      </w:pPr>
+      <w:r>
+        <w:t xml:space="preserve">Pentru fiecare diviziune CAEN se calculează matricea de corelații a celor zece rate, pe firmele din diviziune, în două variante: </w:t>
+      </w:r>
+      <w:r>
+        <w:rPr>
+          <w:b/>
+          <w:bCs/>
+        </w:rPr>
+        <w:t xml:space="preserve">Pearson</w:t>
+      </w:r>
+      <w:r>
+        <w:t xml:space="preserve">, care măsoară legătura liniară, și </w:t>
+      </w:r>
+      <w:r>
+        <w:rPr>
+          <w:b/>
+          <w:bCs/>
+        </w:rPr>
+        <w:t xml:space="preserve">Spearman</w:t>
+      </w:r>
+      <w:r>
+        <w:t xml:space="preserve">, care măsoară legătura de ordine, pe ranguri. Valorile sunt winsorizate la percentilele 1 și 99 înainte de Pearson, altfel câteva firme extreme decid singure rezultatul. Spearman este varianta implicită, pentru că ratele financiare au cozi grele și o relație monotonă dar neliniară — cazul obișnuit în finanțe — este surprinsă corect de ranguri și subestimată de Pearson.</w:t>
+      </w:r>
+    </w:p>
+    <w:p>
+      <w:pPr>
+        <w:spacing w:after="100"/>
+        <w:jc w:val="left"/>
+      </w:pPr>
+      <w:r>
+        <w:t xml:space="preserve">Corelația se afișează ca hartă de căldură: albastru pentru perechile care se mișcă împreună, portocaliu pentru cele care se mișcă invers, intensitatea proporțională cu valoarea absolută. Alături, primele șase perechi ca intensitate, cu citirea lor economică.</w:t>
+      </w:r>
+    </w:p>
+    <w:p>
+      <w:pPr>
+        <w:spacing w:after="100"/>
+        <w:jc w:val="left"/>
+      </w:pPr>
+      <w:r>
+        <w:t xml:space="preserve">Lecția insistă pe capcane, iar una dintre ele se vede direct în matrice și merită reținută: </w:t>
+      </w:r>
+      <w:r>
+        <w:rPr>
+          <w:b/>
+          <w:bCs/>
+        </w:rPr>
+        <w:t xml:space="preserve">„datorii / capitaluri” apare slab și chiar pozitiv corelată cu autonomia financiară</w:t>
+      </w:r>
+      <w:r>
+        <w:t xml:space="preserve"> (+0,35 în comerțul cu amănuntul, 2025), deși mecanic ar trebui să fie puternic negativă. Cauza nu este economică, este aritmetică: la firmele cu capitaluri proprii negative raportul devine negativ și mare în valoare absolută, deci se clasează la coada distribuției, lângă firmele cele mai solide. Orice rată al cărei numitor poate schimba semnul se comportă astfel. Concluzia practică: o astfel de rată se citește separat, nu într-o matrice de corelații.</w:t>
+      </w:r>
+    </w:p>
+    <w:p>
+      <w:pPr>
+        <w:pBdr>
+          <w:left w:val="single" w:color="D9720F" w:sz="18" w:space="8"/>
+        </w:pBdr>
+        <w:shd w:fill="FFF4E6" w:color="auto" w:val="clear"/>
+        <w:spacing w:after="40" w:before="40"/>
+        <w:ind w:left="200"/>
+      </w:pPr>
+      <w:r>
+        <w:rPr>
+          <w:b/>
+          <w:bCs/>
+          <w:color w:val="162554"/>
           <w:sz w:val="20"/>
           <w:szCs w:val="20"/>
         </w:rPr>
-        <w:t xml:space="preserve">deficit = 1 − h(−1…0) / [ ( h(−2…−1) + h(+1…+2) ) / 2 ]</w:t>
-      </w:r>
-    </w:p>
-    <w:p>
-      <w:pPr>
-        <w:spacing w:after="100"/>
-        <w:jc w:val="left"/>
-      </w:pPr>
-      <w:r>
-        <w:t xml:space="preserve">ceea ce dă 58,2 % pentru 2025. Observați ancorele: intervalul imediat de peste zero </w:t>
-      </w:r>
-      <w:r>
-        <w:rPr>
-          <w:b/>
-          <w:bCs/>
-        </w:rPr>
-        <w:t xml:space="preserve">nu</w:t>
-      </w:r>
-      <w:r>
-        <w:t xml:space="preserve"> se folosește, pentru că el este tocmai cel umflat de fenomen; folosirea lui ar supraestima deficitul (ar da 71 %). Alegerea aceasta este conservatoare și este declarată pe ecran.</w:t>
-      </w:r>
-    </w:p>
-    <w:p>
-      <w:pPr>
-        <w:spacing w:after="100"/>
-        <w:jc w:val="left"/>
-      </w:pPr>
-      <w:r>
-        <w:rPr>
-          <w:b/>
-          <w:bCs/>
-        </w:rPr>
-        <w:t xml:space="preserve">Testele de robustețe</w:t>
-      </w:r>
-      <w:r>
-        <w:t xml:space="preserve">, toate afișabile în instrument sau verificate la construcție:</w:t>
+        <w:t xml:space="preserve">Citește mai departe:</w:t>
+      </w:r>
+      <w:r>
+        <w:rPr>
+          <w:color w:val="162554"/>
+          <w:sz w:val="20"/>
+          <w:szCs w:val="20"/>
+        </w:rPr>
+        <w:t xml:space="preserve"> pentru diferența dintre Pearson și Spearman și pentru testarea semnificației, orice manual de statistică aplicată; pentru capcanele de interpretare, capitolul despre corelație și cauzalitate din anexa B, tema 10.</w:t>
+      </w:r>
+    </w:p>
+    <w:p>
+      <w:pPr>
+        <w:pStyle w:val="Heading2"/>
+        <w:keepNext/>
+        <w:spacing w:after="120" w:before="240" w:line="240" w:lineRule="auto"/>
+      </w:pPr>
+      <w:r>
+        <w:t xml:space="preserve">IV.2.2 Nivelul 1 · Praguri simple</w:t>
+      </w:r>
+    </w:p>
+    <w:p>
+      <w:pPr>
+        <w:spacing w:after="100"/>
+        <w:jc w:val="left"/>
+      </w:pPr>
+      <w:r>
+        <w:t xml:space="preserve">Regulile din lecție, aplicate pe istoricul propriu al companiei. „Normalul” din lecție este media ultimelor șase luni; pe date anuale, aplicația folosește </w:t>
+      </w:r>
+      <w:r>
+        <w:rPr>
+          <w:b/>
+          <w:bCs/>
+        </w:rPr>
+        <w:t xml:space="preserve">media anilor anteriori disponibili</w:t>
+      </w:r>
+      <w:r>
+        <w:t xml:space="preserve"> — pentru exercițiul 2025, media din 2023 și 2024.</w:t>
       </w:r>
     </w:p>
     <w:tbl>
@@ -3835,8 +3860,10 @@
         </w:tblBorders>
       </w:tblPr>
       <w:tblGrid>
-        <w:gridCol w:w="5349"/>
-        <w:gridCol w:w="4011"/>
+        <w:gridCol w:w="3448"/>
+        <w:gridCol w:w="2562"/>
+        <w:gridCol w:w="2069"/>
+        <w:gridCol w:w="1281"/>
       </w:tblGrid>
       <w:tr>
         <w:trPr>
@@ -3844,7 +3871,7 @@
         </w:trPr>
         <w:tc>
           <w:tcPr>
-            <w:tcW w:type="dxa" w:w="5349"/>
+            <w:tcW w:type="dxa" w:w="3448"/>
             <w:shd w:fill="EDF3FF" w:color="auto" w:val="clear"/>
             <w:tcMar>
               <w:top w:type="dxa" w:w="60"/>
@@ -3866,13 +3893,13 @@
                 <w:sz w:val="18"/>
                 <w:szCs w:val="18"/>
               </w:rPr>
-              <w:t xml:space="preserve">Test</w:t>
-            </w:r>
-          </w:p>
-        </w:tc>
-        <w:tc>
-          <w:tcPr>
-            <w:tcW w:type="dxa" w:w="4011"/>
+              <w:t xml:space="preserve">Indicator</w:t>
+            </w:r>
+          </w:p>
+        </w:tc>
+        <w:tc>
+          <w:tcPr>
+            <w:tcW w:type="dxa" w:w="2562"/>
             <w:shd w:fill="EDF3FF" w:color="auto" w:val="clear"/>
             <w:tcMar>
               <w:top w:type="dxa" w:w="60"/>
@@ -3894,7 +3921,63 @@
                 <w:sz w:val="18"/>
                 <w:szCs w:val="18"/>
               </w:rPr>
-              <w:t xml:space="preserve">Rezultat</w:t>
+              <w:t xml:space="preserve">Regula din lecție</w:t>
+            </w:r>
+          </w:p>
+        </w:tc>
+        <w:tc>
+          <w:tcPr>
+            <w:tcW w:type="dxa" w:w="2069"/>
+            <w:shd w:fill="EDF3FF" w:color="auto" w:val="clear"/>
+            <w:tcMar>
+              <w:top w:type="dxa" w:w="60"/>
+              <w:left w:type="dxa" w:w="90"/>
+              <w:bottom w:type="dxa" w:w="60"/>
+              <w:right w:type="dxa" w:w="90"/>
+            </w:tcMar>
+          </w:tcPr>
+          <w:p>
+            <w:pPr>
+              <w:keepNext/>
+              <w:spacing w:after="0" w:before="0"/>
+            </w:pPr>
+            <w:r>
+              <w:rPr>
+                <w:b/>
+                <w:bCs/>
+                <w:color w:val="1A35A8"/>
+                <w:sz w:val="18"/>
+                <w:szCs w:val="18"/>
+              </w:rPr>
+              <w:t xml:space="preserve">Semnal roșu</w:t>
+            </w:r>
+          </w:p>
+        </w:tc>
+        <w:tc>
+          <w:tcPr>
+            <w:tcW w:type="dxa" w:w="1281"/>
+            <w:shd w:fill="EDF3FF" w:color="auto" w:val="clear"/>
+            <w:tcMar>
+              <w:top w:type="dxa" w:w="60"/>
+              <w:left w:type="dxa" w:w="90"/>
+              <w:bottom w:type="dxa" w:w="60"/>
+              <w:right w:type="dxa" w:w="90"/>
+            </w:tcMar>
+          </w:tcPr>
+          <w:p>
+            <w:pPr>
+              <w:keepNext/>
+              <w:spacing w:after="0" w:before="0"/>
+            </w:pPr>
+            <w:r>
+              <w:rPr>
+                <w:b/>
+                <w:bCs/>
+                <w:color w:val="1A35A8"/>
+                <w:sz w:val="18"/>
+                <w:szCs w:val="18"/>
+              </w:rPr>
+              <w:t xml:space="preserve">Semnal galben</w:t>
             </w:r>
           </w:p>
         </w:tc>
@@ -3905,7 +3988,7 @@
         </w:trPr>
         <w:tc>
           <w:tcPr>
-            <w:tcW w:type="dxa" w:w="5349"/>
+            <w:tcW w:type="dxa" w:w="3448"/>
             <w:tcMar>
               <w:top w:type="dxa" w:w="60"/>
               <w:left w:type="dxa" w:w="90"/>
@@ -3926,13 +4009,13 @@
                 <w:sz w:val="18"/>
                 <w:szCs w:val="18"/>
               </w:rPr>
-              <w:t xml:space="preserve">Stabilitate în timp</w:t>
-            </w:r>
-          </w:p>
-        </w:tc>
-        <w:tc>
-          <w:tcPr>
-            <w:tcW w:type="dxa" w:w="4011"/>
+              <w:t xml:space="preserve">Zile de încasare a creanțelor (DSO)</w:t>
+            </w:r>
+          </w:p>
+        </w:tc>
+        <w:tc>
+          <w:tcPr>
+            <w:tcW w:type="dxa" w:w="2562"/>
             <w:tcMar>
               <w:top w:type="dxa" w:w="60"/>
               <w:left w:type="dxa" w:w="90"/>
@@ -3953,7 +4036,61 @@
                 <w:sz w:val="18"/>
                 <w:szCs w:val="18"/>
               </w:rPr>
-              <w:t xml:space="preserve">5,70× în 2023, 5,44× în 2024, 5,83× în 2025</w:t>
+              <w:t xml:space="preserve">&gt; normal + 10 zile</w:t>
+            </w:r>
+          </w:p>
+        </w:tc>
+        <w:tc>
+          <w:tcPr>
+            <w:tcW w:type="dxa" w:w="2069"/>
+            <w:tcMar>
+              <w:top w:type="dxa" w:w="60"/>
+              <w:left w:type="dxa" w:w="90"/>
+              <w:bottom w:type="dxa" w:w="60"/>
+              <w:right w:type="dxa" w:w="90"/>
+            </w:tcMar>
+          </w:tcPr>
+          <w:p>
+            <w:pPr>
+              <w:keepNext/>
+              <w:spacing w:after="0" w:before="0"/>
+            </w:pPr>
+            <w:r>
+              <w:rPr>
+                <w:b w:val="false"/>
+                <w:bCs w:val="false"/>
+                <w:color w:val="162554"/>
+                <w:sz w:val="18"/>
+                <w:szCs w:val="18"/>
+              </w:rPr>
+              <w:t xml:space="preserve">+10 zile sau mai mult</w:t>
+            </w:r>
+          </w:p>
+        </w:tc>
+        <w:tc>
+          <w:tcPr>
+            <w:tcW w:type="dxa" w:w="1281"/>
+            <w:tcMar>
+              <w:top w:type="dxa" w:w="60"/>
+              <w:left w:type="dxa" w:w="90"/>
+              <w:bottom w:type="dxa" w:w="60"/>
+              <w:right w:type="dxa" w:w="90"/>
+            </w:tcMar>
+          </w:tcPr>
+          <w:p>
+            <w:pPr>
+              <w:keepNext/>
+              <w:spacing w:after="0" w:before="0"/>
+            </w:pPr>
+            <w:r>
+              <w:rPr>
+                <w:b w:val="false"/>
+                <w:bCs w:val="false"/>
+                <w:color w:val="162554"/>
+                <w:sz w:val="18"/>
+                <w:szCs w:val="18"/>
+              </w:rPr>
+              <w:t xml:space="preserve">+5 zile</w:t>
             </w:r>
           </w:p>
         </w:tc>
@@ -3964,7 +4101,7 @@
         </w:trPr>
         <w:tc>
           <w:tcPr>
-            <w:tcW w:type="dxa" w:w="5349"/>
+            <w:tcW w:type="dxa" w:w="3448"/>
             <w:tcMar>
               <w:top w:type="dxa" w:w="60"/>
               <w:left w:type="dxa" w:w="90"/>
@@ -3985,13 +4122,13 @@
                 <w:sz w:val="18"/>
                 <w:szCs w:val="18"/>
               </w:rPr>
-              <w:t xml:space="preserve">Lățimea barei</w:t>
-            </w:r>
-          </w:p>
-        </w:tc>
-        <w:tc>
-          <w:tcPr>
-            <w:tcW w:type="dxa" w:w="4011"/>
+              <w:t xml:space="preserve">Zile de stoc (DIO)</w:t>
+            </w:r>
+          </w:p>
+        </w:tc>
+        <w:tc>
+          <w:tcPr>
+            <w:tcW w:type="dxa" w:w="2562"/>
             <w:tcMar>
               <w:top w:type="dxa" w:w="60"/>
               <w:left w:type="dxa" w:w="90"/>
@@ -4012,7 +4149,61 @@
                 <w:sz w:val="18"/>
                 <w:szCs w:val="18"/>
               </w:rPr>
-              <w:t xml:space="preserve">6,96× la 0,5 pp, 5,83× la 1 pp, 4,99× la 2 pp</w:t>
+              <w:t xml:space="preserve">&gt; normal + 10 zile</w:t>
+            </w:r>
+          </w:p>
+        </w:tc>
+        <w:tc>
+          <w:tcPr>
+            <w:tcW w:type="dxa" w:w="2069"/>
+            <w:tcMar>
+              <w:top w:type="dxa" w:w="60"/>
+              <w:left w:type="dxa" w:w="90"/>
+              <w:bottom w:type="dxa" w:w="60"/>
+              <w:right w:type="dxa" w:w="90"/>
+            </w:tcMar>
+          </w:tcPr>
+          <w:p>
+            <w:pPr>
+              <w:keepNext/>
+              <w:spacing w:after="0" w:before="0"/>
+            </w:pPr>
+            <w:r>
+              <w:rPr>
+                <w:b w:val="false"/>
+                <w:bCs w:val="false"/>
+                <w:color w:val="162554"/>
+                <w:sz w:val="18"/>
+                <w:szCs w:val="18"/>
+              </w:rPr>
+              <w:t xml:space="preserve">+10 zile sau mai mult</w:t>
+            </w:r>
+          </w:p>
+        </w:tc>
+        <w:tc>
+          <w:tcPr>
+            <w:tcW w:type="dxa" w:w="1281"/>
+            <w:tcMar>
+              <w:top w:type="dxa" w:w="60"/>
+              <w:left w:type="dxa" w:w="90"/>
+              <w:bottom w:type="dxa" w:w="60"/>
+              <w:right w:type="dxa" w:w="90"/>
+            </w:tcMar>
+          </w:tcPr>
+          <w:p>
+            <w:pPr>
+              <w:keepNext/>
+              <w:spacing w:after="0" w:before="0"/>
+            </w:pPr>
+            <w:r>
+              <w:rPr>
+                <w:b w:val="false"/>
+                <w:bCs w:val="false"/>
+                <w:color w:val="162554"/>
+                <w:sz w:val="18"/>
+                <w:szCs w:val="18"/>
+              </w:rPr>
+              <w:t xml:space="preserve">+5 zile</w:t>
             </w:r>
           </w:p>
         </w:tc>
@@ -4023,7 +4214,7 @@
         </w:trPr>
         <w:tc>
           <w:tcPr>
-            <w:tcW w:type="dxa" w:w="5349"/>
+            <w:tcW w:type="dxa" w:w="3448"/>
             <w:tcMar>
               <w:top w:type="dxa" w:w="60"/>
               <w:left w:type="dxa" w:w="90"/>
@@ -4044,13 +4235,13 @@
                 <w:sz w:val="18"/>
                 <w:szCs w:val="18"/>
               </w:rPr>
-              <w:t xml:space="preserve">Schimbarea numitorului (cifra de afaceri în loc de active)</w:t>
-            </w:r>
-          </w:p>
-        </w:tc>
-        <w:tc>
-          <w:tcPr>
-            <w:tcW w:type="dxa" w:w="4011"/>
+              <w:t xml:space="preserve">Ciclul operațional (DSO + DIO)</w:t>
+            </w:r>
+          </w:p>
+        </w:tc>
+        <w:tc>
+          <w:tcPr>
+            <w:tcW w:type="dxa" w:w="2562"/>
             <w:tcMar>
               <w:top w:type="dxa" w:w="60"/>
               <w:left w:type="dxa" w:w="90"/>
@@ -4071,7 +4262,61 @@
                 <w:sz w:val="18"/>
                 <w:szCs w:val="18"/>
               </w:rPr>
-              <w:t xml:space="preserve">6,97× / 6,41× / 5,48× la aceleași lățimi</w:t>
+              <w:t xml:space="preserve">&gt; normal + 15 zile</w:t>
+            </w:r>
+          </w:p>
+        </w:tc>
+        <w:tc>
+          <w:tcPr>
+            <w:tcW w:type="dxa" w:w="2069"/>
+            <w:tcMar>
+              <w:top w:type="dxa" w:w="60"/>
+              <w:left w:type="dxa" w:w="90"/>
+              <w:bottom w:type="dxa" w:w="60"/>
+              <w:right w:type="dxa" w:w="90"/>
+            </w:tcMar>
+          </w:tcPr>
+          <w:p>
+            <w:pPr>
+              <w:keepNext/>
+              <w:spacing w:after="0" w:before="0"/>
+            </w:pPr>
+            <w:r>
+              <w:rPr>
+                <w:b w:val="false"/>
+                <w:bCs w:val="false"/>
+                <w:color w:val="162554"/>
+                <w:sz w:val="18"/>
+                <w:szCs w:val="18"/>
+              </w:rPr>
+              <w:t xml:space="preserve">+15 zile sau mai mult</w:t>
+            </w:r>
+          </w:p>
+        </w:tc>
+        <w:tc>
+          <w:tcPr>
+            <w:tcW w:type="dxa" w:w="1281"/>
+            <w:tcMar>
+              <w:top w:type="dxa" w:w="60"/>
+              <w:left w:type="dxa" w:w="90"/>
+              <w:bottom w:type="dxa" w:w="60"/>
+              <w:right w:type="dxa" w:w="90"/>
+            </w:tcMar>
+          </w:tcPr>
+          <w:p>
+            <w:pPr>
+              <w:keepNext/>
+              <w:spacing w:after="0" w:before="0"/>
+            </w:pPr>
+            <w:r>
+              <w:rPr>
+                <w:b w:val="false"/>
+                <w:bCs w:val="false"/>
+                <w:color w:val="162554"/>
+                <w:sz w:val="18"/>
+                <w:szCs w:val="18"/>
+              </w:rPr>
+              <w:t xml:space="preserve">+8 zile</w:t>
             </w:r>
           </w:p>
         </w:tc>
@@ -4082,55 +4327,109 @@
         </w:trPr>
         <w:tc>
           <w:tcPr>
-            <w:tcW w:type="dxa" w:w="5349"/>
-            <w:tcMar>
-              <w:top w:type="dxa" w:w="60"/>
-              <w:left w:type="dxa" w:w="90"/>
-              <w:bottom w:type="dxa" w:w="60"/>
-              <w:right w:type="dxa" w:w="90"/>
-            </w:tcMar>
-          </w:tcPr>
-          <w:p>
-            <w:pPr>
-              <w:keepNext w:val="false"/>
-              <w:spacing w:after="0" w:before="0"/>
-            </w:pPr>
-            <w:r>
-              <w:rPr>
-                <w:b w:val="false"/>
-                <w:bCs w:val="false"/>
-                <w:color w:val="162554"/>
-                <w:sz w:val="18"/>
-                <w:szCs w:val="18"/>
-              </w:rPr>
-              <w:t xml:space="preserve">Mărime de control fără semnificație de prag (creanțe / active)</w:t>
-            </w:r>
-          </w:p>
-        </w:tc>
-        <w:tc>
-          <w:tcPr>
-            <w:tcW w:type="dxa" w:w="4011"/>
-            <w:tcMar>
-              <w:top w:type="dxa" w:w="60"/>
-              <w:left w:type="dxa" w:w="90"/>
-              <w:bottom w:type="dxa" w:w="60"/>
-              <w:right w:type="dxa" w:w="90"/>
-            </w:tcMar>
-          </w:tcPr>
-          <w:p>
-            <w:pPr>
-              <w:keepNext w:val="false"/>
-              <w:spacing w:after="0" w:before="0"/>
-            </w:pPr>
-            <w:r>
-              <w:rPr>
-                <w:b w:val="false"/>
-                <w:bCs w:val="false"/>
-                <w:color w:val="162554"/>
-                <w:sz w:val="18"/>
-                <w:szCs w:val="18"/>
-              </w:rPr>
-              <w:t xml:space="preserve">nicio discontinuitate</w:t>
+            <w:tcW w:type="dxa" w:w="3448"/>
+            <w:tcMar>
+              <w:top w:type="dxa" w:w="60"/>
+              <w:left w:type="dxa" w:w="90"/>
+              <w:bottom w:type="dxa" w:w="60"/>
+              <w:right w:type="dxa" w:w="90"/>
+            </w:tcMar>
+          </w:tcPr>
+          <w:p>
+            <w:pPr>
+              <w:keepNext w:val="false"/>
+              <w:spacing w:after="0" w:before="0"/>
+            </w:pPr>
+            <w:r>
+              <w:rPr>
+                <w:b w:val="false"/>
+                <w:bCs w:val="false"/>
+                <w:color w:val="162554"/>
+                <w:sz w:val="18"/>
+                <w:szCs w:val="18"/>
+              </w:rPr>
+              <w:t xml:space="preserve">Marja</w:t>
+            </w:r>
+          </w:p>
+        </w:tc>
+        <w:tc>
+          <w:tcPr>
+            <w:tcW w:type="dxa" w:w="2562"/>
+            <w:tcMar>
+              <w:top w:type="dxa" w:w="60"/>
+              <w:left w:type="dxa" w:w="90"/>
+              <w:bottom w:type="dxa" w:w="60"/>
+              <w:right w:type="dxa" w:w="90"/>
+            </w:tcMar>
+          </w:tcPr>
+          <w:p>
+            <w:pPr>
+              <w:keepNext w:val="false"/>
+              <w:spacing w:after="0" w:before="0"/>
+            </w:pPr>
+            <w:r>
+              <w:rPr>
+                <w:b w:val="false"/>
+                <w:bCs w:val="false"/>
+                <w:color w:val="162554"/>
+                <w:sz w:val="18"/>
+                <w:szCs w:val="18"/>
+              </w:rPr>
+              <w:t xml:space="preserve">scade cu 1 pp sau mai mult</w:t>
+            </w:r>
+          </w:p>
+        </w:tc>
+        <w:tc>
+          <w:tcPr>
+            <w:tcW w:type="dxa" w:w="2069"/>
+            <w:tcMar>
+              <w:top w:type="dxa" w:w="60"/>
+              <w:left w:type="dxa" w:w="90"/>
+              <w:bottom w:type="dxa" w:w="60"/>
+              <w:right w:type="dxa" w:w="90"/>
+            </w:tcMar>
+          </w:tcPr>
+          <w:p>
+            <w:pPr>
+              <w:keepNext w:val="false"/>
+              <w:spacing w:after="0" w:before="0"/>
+            </w:pPr>
+            <w:r>
+              <w:rPr>
+                <w:b w:val="false"/>
+                <w:bCs w:val="false"/>
+                <w:color w:val="162554"/>
+                <w:sz w:val="18"/>
+                <w:szCs w:val="18"/>
+              </w:rPr>
+              <w:t xml:space="preserve">−1 pp sau mai mult</w:t>
+            </w:r>
+          </w:p>
+        </w:tc>
+        <w:tc>
+          <w:tcPr>
+            <w:tcW w:type="dxa" w:w="1281"/>
+            <w:tcMar>
+              <w:top w:type="dxa" w:w="60"/>
+              <w:left w:type="dxa" w:w="90"/>
+              <w:bottom w:type="dxa" w:w="60"/>
+              <w:right w:type="dxa" w:w="90"/>
+            </w:tcMar>
+          </w:tcPr>
+          <w:p>
+            <w:pPr>
+              <w:keepNext w:val="false"/>
+              <w:spacing w:after="0" w:before="0"/>
+            </w:pPr>
+            <w:r>
+              <w:rPr>
+                <w:b w:val="false"/>
+                <w:bCs w:val="false"/>
+                <w:color w:val="162554"/>
+                <w:sz w:val="18"/>
+                <w:szCs w:val="18"/>
+              </w:rPr>
+              <w:t xml:space="preserve">−0,5 pp</w:t>
             </w:r>
           </w:p>
         </w:tc>
@@ -4147,96 +4446,83 @@
         <w:jc w:val="left"/>
       </w:pPr>
       <w:r>
-        <w:rPr>
-          <w:b/>
-          <w:bCs/>
-        </w:rPr>
-        <w:t xml:space="preserve">Structura.</w:t>
-      </w:r>
-      <w:r>
-        <w:t xml:space="preserve"> Fenomenul este cel mai puternic la firmele mici și medii — 9,32× în banda 2–10 milioane lei și 7,85× în 10–50 milioane — adică exact în segmentul de creditare al unei bănci comerciale. Pe sectoare, maximul este la activitățile juridice și de contabilitate (12,25×), minimul la tranzacții imobiliare (2,38×).</w:t>
-      </w:r>
-    </w:p>
-    <w:p>
-      <w:pPr>
-        <w:pBdr>
-          <w:left w:val="single" w:color="D9720F" w:sz="18" w:space="8"/>
-        </w:pBdr>
-        <w:shd w:fill="FFF4E6" w:color="auto" w:val="clear"/>
-        <w:spacing w:after="40" w:before="40"/>
-        <w:ind w:left="200"/>
-      </w:pPr>
-      <w:r>
-        <w:rPr>
-          <w:b/>
-          <w:bCs/>
-          <w:color w:val="162554"/>
-          <w:sz w:val="20"/>
-          <w:szCs w:val="20"/>
-        </w:rPr>
-        <w:t xml:space="preserve">Citește mai departe:</w:t>
-      </w:r>
-      <w:r>
-        <w:rPr>
-          <w:color w:val="162554"/>
-          <w:sz w:val="20"/>
-          <w:szCs w:val="20"/>
-        </w:rPr>
-        <w:t xml:space="preserve"> Burgstahler &amp; Dichev (1997) pentru testul original; Degeorge, Patel &amp; Zeckhauser (1999) pentru pragurile multiple (zero, anul anterior, prognoza analiștilor); Dechow, Ge &amp; Schrand (2010) pentru o sinteză a literaturii de calitate a rezultatului. Anexa B, tema 7.</w:t>
-      </w:r>
-    </w:p>
-    <w:p>
-      <w:pPr>
-        <w:pStyle w:val="Heading1"/>
+        <w:t xml:space="preserve">DSO se calculează ca creanțe / cifra de afaceri × 365, DIO ca stocuri / cifra de afaceri × 365. Două precizări. Ciclul de conversie a numerarului din lecție scade zilele de plată a furnizorilor; datele publice nu separă furnizorii din totalul datoriilor, deci se afișează </w:t>
+      </w:r>
+      <w:r>
+        <w:rPr>
+          <w:b/>
+          <w:bCs/>
+        </w:rPr>
+        <w:t xml:space="preserve">ciclul operațional</w:t>
+      </w:r>
+      <w:r>
+        <w:t xml:space="preserve"> — DSO plus DIO — și regula de 15 zile i se aplică lui. Marja brută în sens comercial cere costul bunurilor vândute, care lipsește; se folosește marja netă.</w:t>
+      </w:r>
+    </w:p>
+    <w:p>
+      <w:pPr>
+        <w:pStyle w:val="Heading2"/>
         <w:keepNext/>
         <w:spacing w:after="120" w:before="240" w:line="240" w:lineRule="auto"/>
       </w:pPr>
       <w:r>
-        <w:t xml:space="preserve">IV.3 Legea Benford și capcana ei</w:t>
-      </w:r>
-    </w:p>
-    <w:p>
-      <w:pPr>
-        <w:spacing w:after="100"/>
-        <w:jc w:val="left"/>
-      </w:pPr>
-      <w:r>
-        <w:rPr>
-          <w:b/>
-          <w:bCs/>
-        </w:rPr>
-        <w:t xml:space="preserve">Legea.</w:t>
-      </w:r>
-      <w:r>
-        <w:t xml:space="preserve"> În multe colecții de numere care se întind pe mai multe ordine de mărime, prima cifră semnificativă nu este uniform distribuită: cifra 1 apare în circa 30 % din cazuri, cifra 9 în mai puțin de 5 %. Probabilitatea prezisă pentru cifra </w:t>
-      </w:r>
+        <w:t xml:space="preserve">IV.2.3 Nivelul 2 · z-score și regula IQR</w:t>
+      </w:r>
+    </w:p>
+    <w:p>
+      <w:pPr>
+        <w:spacing w:after="100"/>
+        <w:jc w:val="left"/>
+      </w:pPr>
+      <w:r>
+        <w:t xml:space="preserve">Aici normalul este o distribuție. Lecția definește distribuția pe istoricul companiei; cu trei observații anuale acest lucru nu are sens statistic, deci referința este </w:t>
+      </w:r>
+      <w:r>
+        <w:rPr>
+          <w:b/>
+          <w:bCs/>
+        </w:rPr>
+        <w:t xml:space="preserve">distribuția firmelor comparabile: aceeași diviziune CAEN și aceeași bandă de mărime</w:t>
+      </w:r>
+      <w:r>
+        <w:t xml:space="preserve">. Aplicația livrează, pentru fiecare astfel de celulă, media, abaterea standard, cuartilele și mediana celor patru indicatori.</w:t>
+      </w:r>
+    </w:p>
+    <w:p>
+      <w:pPr>
+        <w:spacing w:after="100"/>
+        <w:jc w:val="left"/>
+      </w:pPr>
+      <w:r>
+        <w:t xml:space="preserve">Cele două teste sunt exact cele din lecție:</w:t>
+      </w:r>
+    </w:p>
+    <w:p>
+      <w:pPr>
+        <w:spacing w:after="100"/>
+        <w:jc w:val="left"/>
+      </w:pPr>
       <w:r>
         <w:rPr>
           <w:rFonts w:ascii="Consolas" w:cs="Consolas" w:eastAsia="Consolas" w:hAnsi="Consolas"/>
           <w:sz w:val="20"/>
           <w:szCs w:val="20"/>
         </w:rPr>
-        <w:t xml:space="preserve">d</w:t>
-      </w:r>
-      <w:r>
-        <w:t xml:space="preserve">:</w:t>
-      </w:r>
-    </w:p>
-    <w:p>
-      <w:pPr>
-        <w:spacing w:after="100"/>
-        <w:jc w:val="left"/>
-      </w:pPr>
+        <w:t xml:space="preserve">z = (valoarea companiei − media grupului) / abaterea standard a grupului</w:t>
+      </w:r>
+      <w:r>
+        <w:t xml:space="preserve">, cu </w:t>
+      </w:r>
       <w:r>
         <w:rPr>
           <w:rFonts w:ascii="Consolas" w:cs="Consolas" w:eastAsia="Consolas" w:hAnsi="Consolas"/>
           <w:sz w:val="20"/>
           <w:szCs w:val="20"/>
         </w:rPr>
-        <w:t xml:space="preserve">P(d) = log10( 1 + 1/d )</w:t>
-      </w:r>
-      <w:r>
-        <w:t xml:space="preserve">,  pentru </w:t>
+        <w:t xml:space="preserve">|z| &gt; 2</w:t>
+      </w:r>
+      <w:r>
+        <w:t xml:space="preserve"> anomalie și </w:t>
       </w:r>
       <w:r>
         <w:rPr>
@@ -4244,32 +4530,10 @@
           <w:sz w:val="20"/>
           <w:szCs w:val="20"/>
         </w:rPr>
-        <w:t xml:space="preserve">d = 1 … 9</w:t>
-      </w:r>
-    </w:p>
-    <w:p>
-      <w:pPr>
-        <w:spacing w:after="100"/>
-        <w:jc w:val="left"/>
-      </w:pPr>
-      <w:r>
-        <w:t xml:space="preserve">Intuiția din spate este invarianța la scară: o distribuție a cifrelor care nu se schimbă când treci de la lei la euro sau de la metri la picioare trebuie să fie exact aceasta. Formalizarea riguroasă (Hill, 1995) arată că legea apare când datele provin din amestecarea mai multor distribuții cu scări diferite — situația tipică a unei populații de firme de mărimi foarte diferite.</w:t>
-      </w:r>
-    </w:p>
-    <w:p>
-      <w:pPr>
-        <w:spacing w:after="100"/>
-        <w:jc w:val="left"/>
-      </w:pPr>
-      <w:r>
-        <w:rPr>
-          <w:b/>
-          <w:bCs/>
-        </w:rPr>
-        <w:t xml:space="preserve">Indicatorul.</w:t>
-      </w:r>
-      <w:r>
-        <w:t xml:space="preserve"> Aplicația raportează abaterea absolută medie a lui Nigrini:</w:t>
+        <w:t xml:space="preserve">|z| &gt; 3</w:t>
+      </w:r>
+      <w:r>
+        <w:t xml:space="preserve"> anomalie severă;</w:t>
       </w:r>
     </w:p>
     <w:p>
@@ -4283,222 +4547,10 @@
           <w:sz w:val="20"/>
           <w:szCs w:val="20"/>
         </w:rPr>
-        <w:t xml:space="preserve">MAD = (1/9) · Σ_cifre | p_observat(d) − P(d) |</w:t>
-      </w:r>
-    </w:p>
-    <w:p>
-      <w:pPr>
-        <w:spacing w:after="100"/>
-        <w:jc w:val="left"/>
-      </w:pPr>
-      <w:r>
-        <w:t xml:space="preserve">cu pragurile de interpretare propuse de Nigrini: sub 0,006 conformitate strânsă, 0,006–0,012 acceptabilă, 0,012–0,015 marginală, peste 0,015 neconformitate. Valorile intrate în calcul sunt cele de peste 1.000 lei în valoare absolută, din zece poziții raportate (sau șapte, în varianta „doar poziții de bilanț”).</w:t>
-      </w:r>
-    </w:p>
-    <w:p>
-      <w:pPr>
-        <w:spacing w:after="100"/>
-        <w:jc w:val="left"/>
-      </w:pPr>
-      <w:r>
-        <w:rPr>
-          <w:b/>
-          <w:bCs/>
-        </w:rPr>
-        <w:t xml:space="preserve">Rezultatul global:</w:t>
-      </w:r>
-      <w:r>
-        <w:t xml:space="preserve"> pe 6.978.640 de valori din 2025, </w:t>
-      </w:r>
-      <w:r>
-        <w:rPr>
-          <w:b/>
-          <w:bCs/>
-        </w:rPr>
-        <w:t xml:space="preserve">MAD = 0,0038</w:t>
-      </w:r>
-      <w:r>
-        <w:t xml:space="preserve">, adică conformitate strânsă. Pe date validate la depunere, testul Benford nu găsește nimic la nivel de populație. Aceasta este o constatare, nu un eșec al metodei.</w:t>
-      </w:r>
-    </w:p>
-    <w:p>
-      <w:pPr>
-        <w:spacing w:after="100"/>
-        <w:jc w:val="left"/>
-      </w:pPr>
-      <w:r>
-        <w:rPr>
-          <w:b/>
-          <w:bCs/>
-        </w:rPr>
-        <w:t xml:space="preserve">Capcana, și de ce e în instrument intenționat.</w:t>
-      </w:r>
-      <w:r>
-        <w:t xml:space="preserve"> Filtrați pe banda de mărime „firme mici, 2–10 milioane lei” cu toate câmpurile incluse: MAD urcă la </w:t>
-      </w:r>
-      <w:r>
-        <w:rPr>
-          <w:b/>
-          <w:bCs/>
-        </w:rPr>
-        <w:t xml:space="preserve">0,0174</w:t>
-      </w:r>
-      <w:r>
-        <w:t xml:space="preserve">, adică neconformitate. Tentația este să concluzionați că firmele mici raportează suspect. Nu este cazul, și dovada are două părți:</w:t>
-      </w:r>
-    </w:p>
-    <w:p>
-      <w:pPr>
-        <w:pStyle w:val="ListParagraph"/>
-        <w:numPr>
-          <w:ilvl w:val="0"/>
-          <w:numId w:val="3"/>
-        </w:numPr>
-        <w:spacing w:after="60"/>
-      </w:pPr>
-      <w:r>
-        <w:t xml:space="preserve">Scoateți din calcul cifra de afaceri, veniturile și cheltuielile — exact câmpurile prin care este </w:t>
-      </w:r>
-      <w:r>
-        <w:rPr>
-          <w:i/>
-          <w:iCs/>
-        </w:rPr>
-        <w:t xml:space="preserve">definită</w:t>
-      </w:r>
-      <w:r>
-        <w:t xml:space="preserve"> banda de mărime — și MAD scade la </w:t>
-      </w:r>
-      <w:r>
-        <w:rPr>
-          <w:b/>
-          <w:bCs/>
-        </w:rPr>
-        <w:t xml:space="preserve">0,0024</w:t>
-      </w:r>
-      <w:r>
-        <w:t xml:space="preserve">.</w:t>
-      </w:r>
-    </w:p>
-    <w:p>
-      <w:pPr>
-        <w:pStyle w:val="ListParagraph"/>
-        <w:numPr>
-          <w:ilvl w:val="0"/>
-          <w:numId w:val="3"/>
-        </w:numPr>
-        <w:spacing w:after="60"/>
-      </w:pPr>
-      <w:r>
-        <w:t xml:space="preserve">Subeșantioane </w:t>
-      </w:r>
-      <w:r>
-        <w:rPr>
-          <w:b/>
-          <w:bCs/>
-        </w:rPr>
-        <w:t xml:space="preserve">aleatoare</w:t>
-      </w:r>
-      <w:r>
-        <w:t xml:space="preserve"> din toată populația, de aceeași dimensiune cu banda, dau toate MAD în jur de 0,0039, deci efectul nu vine din numărul de observații.</w:t>
-      </w:r>
-    </w:p>
-    <w:p>
-      <w:pPr>
-        <w:spacing w:after="100"/>
-        <w:jc w:val="left"/>
-      </w:pPr>
-      <w:r>
-        <w:t xml:space="preserve">Explicația: filtrarea pe cifra de afaceri comprimă intervalul de valori al variabilei pe care apoi o testați, iar legea Benford presupune valori întinse pe mai multe ordine de mărime. Testul nu mai este aplicabil, iar „neconformitatea” este un artefact al modului în care ați tăiat datele.</w:t>
-      </w:r>
-    </w:p>
-    <w:p>
-      <w:pPr>
-        <w:spacing w:after="100"/>
-        <w:jc w:val="left"/>
-      </w:pPr>
-      <w:r>
-        <w:t xml:space="preserve">Lecția de metodă depășește Benford: </w:t>
-      </w:r>
-      <w:r>
-        <w:rPr>
-          <w:b/>
-          <w:bCs/>
-        </w:rPr>
-        <w:t xml:space="preserve">un instrument care produce un indicator produce și iluzia unei descoperiri</w:t>
-      </w:r>
-      <w:r>
-        <w:t xml:space="preserve">. Diferența o face designul testului, nu softul — și este exact eroarea pe care o va face un asistent AI pus să „caute anomalii” într-un set de date.</w:t>
-      </w:r>
-    </w:p>
-    <w:p>
-      <w:pPr>
-        <w:pBdr>
-          <w:left w:val="single" w:color="D9720F" w:sz="18" w:space="8"/>
-        </w:pBdr>
-        <w:shd w:fill="FFF4E6" w:color="auto" w:val="clear"/>
-        <w:spacing w:after="40" w:before="40"/>
-        <w:ind w:left="200"/>
-      </w:pPr>
-      <w:r>
-        <w:rPr>
-          <w:b/>
-          <w:bCs/>
-          <w:color w:val="162554"/>
-          <w:sz w:val="20"/>
-          <w:szCs w:val="20"/>
-        </w:rPr>
-        <w:t xml:space="preserve">Citește mai departe:</w:t>
-      </w:r>
-      <w:r>
-        <w:rPr>
-          <w:color w:val="162554"/>
-          <w:sz w:val="20"/>
-          <w:szCs w:val="20"/>
-        </w:rPr>
-        <w:t xml:space="preserve"> Benford (1938) și, înaintea lui, Newcomb (1881); Hill (1995) pentru derivarea statistică; Nigrini (2012) pentru aplicațiile în audit, pragurile MAD și testele pe a doua cifră și pe primele două cifre. Anexa B, tema 8.</w:t>
-      </w:r>
-    </w:p>
-    <w:p>
-      <w:pPr>
-        <w:pStyle w:val="Heading1"/>
-        <w:keepNext/>
-        <w:spacing w:after="120" w:before="240" w:line="240" w:lineRule="auto"/>
-      </w:pPr>
-      <w:r>
-        <w:t xml:space="preserve">IV.4 Distanța Mahalanobis robustă</w:t>
-      </w:r>
-    </w:p>
-    <w:p>
-      <w:pPr>
-        <w:spacing w:after="100"/>
-        <w:jc w:val="left"/>
-      </w:pPr>
-      <w:r>
-        <w:rPr>
-          <w:b/>
-          <w:bCs/>
-        </w:rPr>
-        <w:t xml:space="preserve">Problema.</w:t>
-      </w:r>
-      <w:r>
-        <w:t xml:space="preserve"> Vrem firmele „atipice” din interiorul unui sector, ținând cont de faptul că structurile de bilanț sunt corelate între ele: la un retailer, stocuri mari merg împreună cu datorii comerciale mari, deci fiecare separat nu e anormal, dar combinația poate fi.</w:t>
-      </w:r>
-    </w:p>
-    <w:p>
-      <w:pPr>
-        <w:spacing w:after="100"/>
-        <w:jc w:val="left"/>
-      </w:pPr>
-      <w:r>
-        <w:rPr>
-          <w:b/>
-          <w:bCs/>
-        </w:rPr>
-        <w:t xml:space="preserve">Distanța Mahalanobis</w:t>
-      </w:r>
-      <w:r>
-        <w:t xml:space="preserve"> măsoară exact asta. Pentru un vector de indicatori </w:t>
+        <w:t xml:space="preserve">IQR = Q3 − Q1</w:t>
+      </w:r>
+      <w:r>
+        <w:t xml:space="preserve">, cu valoarea marcată dacă este sub </w:t>
       </w:r>
       <w:r>
         <w:rPr>
@@ -4506,10 +4558,10 @@
           <w:sz w:val="20"/>
           <w:szCs w:val="20"/>
         </w:rPr>
-        <w:t xml:space="preserve">z</w:t>
-      </w:r>
-      <w:r>
-        <w:t xml:space="preserve"> (standardizat) și matricea de covarianță </w:t>
+        <w:t xml:space="preserve">Q1 − 1,5 × IQR</w:t>
+      </w:r>
+      <w:r>
+        <w:t xml:space="preserve"> sau peste </w:t>
       </w:r>
       <w:r>
         <w:rPr>
@@ -4517,33 +4569,58 @@
           <w:sz w:val="20"/>
           <w:szCs w:val="20"/>
         </w:rPr>
-        <w:t xml:space="preserve">S</w:t>
-      </w:r>
-      <w:r>
-        <w:t xml:space="preserve"> a grupului:</w:t>
-      </w:r>
-    </w:p>
-    <w:p>
-      <w:pPr>
-        <w:spacing w:after="100"/>
-        <w:jc w:val="left"/>
-      </w:pPr>
+        <w:t xml:space="preserve">Q3 + 1,5 × IQR</w:t>
+      </w:r>
+      <w:r>
+        <w:t xml:space="preserve">.</w:t>
+      </w:r>
+    </w:p>
+    <w:p>
+      <w:pPr>
+        <w:spacing w:after="100"/>
+        <w:jc w:val="left"/>
+      </w:pPr>
+      <w:r>
+        <w:t xml:space="preserve">Media și abaterea standard se calculează pe valori winsorizate la percentilele 1 și 99 ale grupului, altfel abaterea standard este dominată de câteva firme cu DSO de mii de zile și niciun z-score nu mai depășește 2. Regula IQR este simetrică, dar zilele de încasare și de stoc nu pot fi negative, deci limita de jos se afișează tăiată la zero; în practică numai limita de sus poate declanșa semnal.</w:t>
+      </w:r>
+    </w:p>
+    <w:p>
+      <w:pPr>
+        <w:spacing w:after="100"/>
+        <w:jc w:val="left"/>
+      </w:pPr>
+      <w:r>
+        <w:t xml:space="preserve">De ce banda de mărime contează: în comerțul cu amănuntul, mediana zilelor de încasare este de 11 zile pe toată diviziunea, dominată de o sută de mii de microîntreprinderi care vând cu numerar, dar de 20 de zile în banda firmelor cu peste 50 de milioane cifră de afaceri. Un client real comparat cu prima distribuție ar fi marcat aproape întotdeauna ca anomalie — exact mașina de alarme false împotriva căreia avertizează lecția.</w:t>
+      </w:r>
+    </w:p>
+    <w:p>
+      <w:pPr>
+        <w:pStyle w:val="Heading2"/>
+        <w:keepNext/>
+        <w:spacing w:after="120" w:before="240" w:line="240" w:lineRule="auto"/>
+      </w:pPr>
+      <w:r>
+        <w:t xml:space="preserve">IV.2.4 Nivelul 3 · Anomalii pe relații</w:t>
+      </w:r>
+    </w:p>
+    <w:p>
+      <w:pPr>
+        <w:spacing w:after="100"/>
+        <w:jc w:val="left"/>
+      </w:pPr>
+      <w:r>
+        <w:t xml:space="preserve">Construcția din lecție: în loc de o variabilă, relația dintre două. Lecția scrie </w:t>
+      </w:r>
       <w:r>
         <w:rPr>
           <w:rFonts w:ascii="Consolas" w:cs="Consolas" w:eastAsia="Consolas" w:hAnsi="Consolas"/>
           <w:sz w:val="20"/>
           <w:szCs w:val="20"/>
         </w:rPr>
-        <w:t xml:space="preserve">d² = z' · S^(−1) · z</w:t>
-      </w:r>
-    </w:p>
-    <w:p>
-      <w:pPr>
-        <w:spacing w:after="100"/>
-        <w:jc w:val="left"/>
-      </w:pPr>
-      <w:r>
-        <w:t xml:space="preserve">Aici </w:t>
+        <w:t xml:space="preserve">Stoc_pred = a + b × Vânzări</w:t>
+      </w:r>
+      <w:r>
+        <w:t xml:space="preserve">, cu reziduul </w:t>
       </w:r>
       <w:r>
         <w:rPr>
@@ -4551,21 +4628,37 @@
           <w:sz w:val="20"/>
           <w:szCs w:val="20"/>
         </w:rPr>
-        <w:t xml:space="preserve">z'</w:t>
-      </w:r>
-      <w:r>
-        <w:t xml:space="preserve"> este transpusa vectorului </w:t>
-      </w:r>
+        <w:t xml:space="preserve">Stoc_real − Stoc_pred</w:t>
+      </w:r>
+      <w:r>
+        <w:t xml:space="preserve">, estimat pe istoricul companiei. Cu trei observații anuale, o regresie pe companie nu este posibilă, deci relația se estimează </w:t>
+      </w:r>
+      <w:r>
+        <w:rPr>
+          <w:b/>
+          <w:bCs/>
+        </w:rPr>
+        <w:t xml:space="preserve">transversal, pe firmele din aceeași diviziune și aceeași bandă de mărime</w:t>
+      </w:r>
+      <w:r>
+        <w:t xml:space="preserve">, în logaritmi:</w:t>
+      </w:r>
+    </w:p>
+    <w:p>
+      <w:pPr>
+        <w:spacing w:after="100"/>
+        <w:jc w:val="left"/>
+      </w:pPr>
       <w:r>
         <w:rPr>
           <w:rFonts w:ascii="Consolas" w:cs="Consolas" w:eastAsia="Consolas" w:hAnsi="Consolas"/>
           <w:sz w:val="20"/>
           <w:szCs w:val="20"/>
         </w:rPr>
-        <w:t xml:space="preserve">z</w:t>
-      </w:r>
-      <w:r>
-        <w:t xml:space="preserve">, iar </w:t>
+        <w:t xml:space="preserve">ln(y) = a + b × ln(x)</w:t>
+      </w:r>
+      <w:r>
+        <w:t xml:space="preserve">, reziduul standardizat fiind </w:t>
       </w:r>
       <w:r>
         <w:rPr>
@@ -4573,335 +4666,25 @@
           <w:sz w:val="20"/>
           <w:szCs w:val="20"/>
         </w:rPr>
-        <w:t xml:space="preserve">S^(−1)</w:t>
-      </w:r>
-      <w:r>
-        <w:t xml:space="preserve"> inversa matricei de covarianță. Intuiția: împărțirea prin covarianță „decorelează și renormalizează” spațiul, astfel încât distanța să fie măsurată în unități de variație tipică </w:t>
-      </w:r>
-      <w:r>
-        <w:rPr>
-          <w:i/>
-          <w:iCs/>
-        </w:rPr>
-        <w:t xml:space="preserve">a combinației</w:t>
-      </w:r>
-      <w:r>
-        <w:t xml:space="preserve">, nu a fiecărei dimensiuni separat. La covarianță identitate, formula se reduce la suma pătratelor abaterilor standardizate.</w:t>
-      </w:r>
-    </w:p>
-    <w:p>
-      <w:pPr>
-        <w:spacing w:after="100"/>
-        <w:jc w:val="left"/>
-      </w:pPr>
-      <w:r>
-        <w:rPr>
-          <w:b/>
-          <w:bCs/>
-        </w:rPr>
-        <w:t xml:space="preserve">Partea robustă.</w:t>
-      </w:r>
-      <w:r>
-        <w:t xml:space="preserve"> Media și covarianța clasice sunt ele însele stricate de outlieri — fenomenul de </w:t>
-      </w:r>
-      <w:r>
-        <w:rPr>
-          <w:i/>
-          <w:iCs/>
-        </w:rPr>
-        <w:t xml:space="preserve">mascare</w:t>
-      </w:r>
-      <w:r>
-        <w:t xml:space="preserve">: câteva firme extreme umflă varianța atât de mult încât devin ele însele „normale”. De aceea standardizarea se face cu </w:t>
-      </w:r>
-      <w:r>
-        <w:rPr>
-          <w:b/>
-          <w:bCs/>
-        </w:rPr>
-        <w:t xml:space="preserve">mediana</w:t>
-      </w:r>
-      <w:r>
-        <w:t xml:space="preserve"> și cu </w:t>
-      </w:r>
-      <w:r>
-        <w:rPr>
-          <w:b/>
-          <w:bCs/>
-        </w:rPr>
-        <w:t xml:space="preserve">abaterea absolută mediană</w:t>
-      </w:r>
-      <w:r>
-        <w:t xml:space="preserve">:</w:t>
-      </w:r>
-    </w:p>
-    <w:p>
-      <w:pPr>
-        <w:spacing w:after="100"/>
-        <w:jc w:val="left"/>
-      </w:pPr>
-      <w:r>
-        <w:rPr>
-          <w:rFonts w:ascii="Consolas" w:cs="Consolas" w:eastAsia="Consolas" w:hAnsi="Consolas"/>
-          <w:sz w:val="20"/>
-          <w:szCs w:val="20"/>
-        </w:rPr>
-        <w:t xml:space="preserve">z_j = ( x_j − mediana_j ) / ( 1,4826 × MAD_j )</w:t>
-      </w:r>
-    </w:p>
-    <w:p>
-      <w:pPr>
-        <w:spacing w:after="100"/>
-        <w:jc w:val="left"/>
-      </w:pPr>
-      <w:r>
-        <w:t xml:space="preserve">Constanta 1,4826 este </w:t>
-      </w:r>
-      <w:r>
-        <w:rPr>
-          <w:rFonts w:ascii="Consolas" w:cs="Consolas" w:eastAsia="Consolas" w:hAnsi="Consolas"/>
-          <w:sz w:val="20"/>
-          <w:szCs w:val="20"/>
-        </w:rPr>
-        <w:t xml:space="preserve">1 / Φ^(−1)(0,75)</w:t>
-      </w:r>
-      <w:r>
-        <w:t xml:space="preserve"> și face ca MAD-ul să estimeze abaterea standard a unei distribuții normale — fără ea, scalele nu ar fi comparabile cu deviațiile standard obișnuite. Valorile standardizate sunt apoi tăiate la ±50 înainte de calculul covarianței, iar matricea primește o mică regularizare pe diagonală (</w:t>
-      </w:r>
-      <w:r>
-        <w:rPr>
-          <w:rFonts w:ascii="Consolas" w:cs="Consolas" w:eastAsia="Consolas" w:hAnsi="Consolas"/>
-          <w:sz w:val="20"/>
-          <w:szCs w:val="20"/>
-        </w:rPr>
-        <w:t xml:space="preserve">S + 0,001 × I</w:t>
-      </w:r>
-      <w:r>
-        <w:t xml:space="preserve">) ca să fie inversabilă și când două dimensiuni sunt aproape identice.</w:t>
-      </w:r>
-    </w:p>
-    <w:p>
-      <w:pPr>
-        <w:spacing w:after="100"/>
-        <w:jc w:val="left"/>
-      </w:pPr>
-      <w:r>
-        <w:rPr>
-          <w:b/>
-          <w:bCs/>
-        </w:rPr>
-        <w:t xml:space="preserve">Implementarea.</w:t>
-      </w:r>
-      <w:r>
-        <w:t xml:space="preserve"> Nouă dimensiuni de structură (active circulante, stocuri, creanțe, numerar, datorii și capitaluri raportate la active; cifra de afaceri raportată la active; marja netă; cheltuieli raportate la venituri), calculate în interiorul fiecărei diviziuni CAEN, pe firmele cu cifră de afaceri de peste 10 milioane lei, pentru diviziunile cu cel puțin 120 de astfel de firme. Se afișează primele 25, cu cele trei dimensiuni care contribuie cel mai mult la distanță.</w:t>
-      </w:r>
-    </w:p>
-    <w:p>
-      <w:pPr>
-        <w:spacing w:after="100"/>
-        <w:jc w:val="left"/>
-      </w:pPr>
-      <w:r>
-        <w:rPr>
-          <w:b/>
-          <w:bCs/>
-        </w:rPr>
-        <w:t xml:space="preserve">Precizarea care nu e opțională.</w:t>
-      </w:r>
-      <w:r>
-        <w:t xml:space="preserve"> O deviere statistică nu indică nici fraudă, nici eroare. Indică o firmă a cărei structură nu seamănă cu a vecinilor ei de sector — ceea ce, de cele mai multe ori, are o explicație perfect banală: un model de business diferit, o reorganizare, o vânzare de activ, un vehicul de grup. Din acest motiv, clasamentul afișează </w:t>
-      </w:r>
-      <w:r>
-        <w:rPr>
-          <w:b/>
-          <w:bCs/>
-        </w:rPr>
-        <w:t xml:space="preserve">doar CUI-ul</w:t>
-      </w:r>
-      <w:r>
-        <w:t xml:space="preserve">, iar denumirea apare numai dacă utilizatorul o caută explicit.</w:t>
-      </w:r>
-    </w:p>
-    <w:p>
-      <w:pPr>
-        <w:pBdr>
-          <w:left w:val="single" w:color="D9720F" w:sz="18" w:space="8"/>
-        </w:pBdr>
-        <w:shd w:fill="FFF4E6" w:color="auto" w:val="clear"/>
-        <w:spacing w:after="40" w:before="40"/>
-        <w:ind w:left="200"/>
-      </w:pPr>
-      <w:r>
-        <w:rPr>
-          <w:b/>
-          <w:bCs/>
-          <w:color w:val="162554"/>
-          <w:sz w:val="20"/>
-          <w:szCs w:val="20"/>
-        </w:rPr>
-        <w:t xml:space="preserve">Citește mai departe:</w:t>
-      </w:r>
-      <w:r>
-        <w:rPr>
-          <w:color w:val="162554"/>
-          <w:sz w:val="20"/>
-          <w:szCs w:val="20"/>
-        </w:rPr>
-        <w:t xml:space="preserve"> Rousseeuw &amp; Van Zomeren (1990) pentru mascare și distanțe robuste; Rousseeuw &amp; Croux (1993) pentru alternativele la MAD și constanta de scalare; Maronna, Martin &amp; Yohai (2006) pentru tratarea completă. Anexa B, tema 9.</w:t>
-      </w:r>
-    </w:p>
-    <w:p>
-      <w:r>
-        <w:br w:type="page"/>
-      </w:r>
-    </w:p>
-    <w:p>
-      <w:pPr>
-        <w:pStyle w:val="Title"/>
-        <w:keepNext/>
-        <w:spacing w:after="120" w:before="360" w:line="240" w:lineRule="auto"/>
-      </w:pPr>
-      <w:r>
-        <w:t xml:space="preserve">Partea V · Ce nu face aplicația</w:t>
-      </w:r>
-    </w:p>
-    <w:p>
-      <w:pPr>
-        <w:spacing w:after="100"/>
-        <w:jc w:val="left"/>
-      </w:pPr>
-      <w:r>
-        <w:t xml:space="preserve">Lista aceasta nu e o formalitate juridică; fiecare punct schimbă felul în care se citesc rezultatele.</w:t>
-      </w:r>
-    </w:p>
-    <w:p>
-      <w:pPr>
-        <w:pStyle w:val="ListParagraph"/>
-        <w:numPr>
-          <w:ilvl w:val="0"/>
-          <w:numId w:val="4"/>
-        </w:numPr>
-        <w:spacing w:after="60"/>
-      </w:pPr>
-      <w:r>
-        <w:rPr>
-          <w:b/>
-          <w:bCs/>
-        </w:rPr>
-        <w:t xml:space="preserve">Nu produce probabilități de default comparabile cu un model intern de bancă.</w:t>
-      </w:r>
-      <w:r>
-        <w:t xml:space="preserve"> Evenimentul este un indicator indirect construit din date contabile, nu default-ul reglementat. Nivelul probabilităților depinde de definiția aleasă și de rata de bază din populație, care include microîntreprinderi care nu ar fi niciodată clienți de credit.</w:t>
-      </w:r>
-    </w:p>
-    <w:p>
-      <w:pPr>
-        <w:pStyle w:val="ListParagraph"/>
-        <w:numPr>
-          <w:ilvl w:val="0"/>
-          <w:numId w:val="4"/>
-        </w:numPr>
-        <w:spacing w:after="60"/>
-      </w:pPr>
-      <w:r>
-        <w:rPr>
-          <w:b/>
-          <w:bCs/>
-        </w:rPr>
-        <w:t xml:space="preserve">Nu conține variabila cea mai predictivă.</w:t>
-      </w:r>
-      <w:r>
-        <w:t xml:space="preserve"> Acoperirea serviciului datoriei lipsește, pentru că dobânzile și EBITDA nu sunt în datele publice.</w:t>
-      </w:r>
-    </w:p>
-    <w:p>
-      <w:pPr>
-        <w:pStyle w:val="ListParagraph"/>
-        <w:numPr>
-          <w:ilvl w:val="0"/>
-          <w:numId w:val="4"/>
-        </w:numPr>
-        <w:spacing w:after="60"/>
-      </w:pPr>
-      <w:r>
-        <w:rPr>
-          <w:b/>
-          <w:bCs/>
-        </w:rPr>
-        <w:t xml:space="preserve">Nu vede informația calitativă.</w:t>
-      </w:r>
-      <w:r>
-        <w:t xml:space="preserve"> Acționariat, garanții, poziție competitivă, calitatea managementului, contracte — nimic din ce un analist află din dosar și din discuție.</w:t>
-      </w:r>
-    </w:p>
-    <w:p>
-      <w:pPr>
-        <w:pStyle w:val="ListParagraph"/>
-        <w:numPr>
-          <w:ilvl w:val="0"/>
-          <w:numId w:val="4"/>
-        </w:numPr>
-        <w:spacing w:after="60"/>
-      </w:pPr>
-      <w:r>
-        <w:rPr>
-          <w:b/>
-          <w:bCs/>
-        </w:rPr>
-        <w:t xml:space="preserve">Nu detectează fraudă.</w:t>
-      </w:r>
-      <w:r>
-        <w:t xml:space="preserve"> Laboratorul de anomalii produce întrebări, cu frecvențele lor în populație, nu verdicte.</w:t>
-      </w:r>
-    </w:p>
-    <w:p>
-      <w:pPr>
-        <w:pStyle w:val="ListParagraph"/>
-        <w:numPr>
-          <w:ilvl w:val="0"/>
-          <w:numId w:val="4"/>
-        </w:numPr>
-        <w:spacing w:after="60"/>
-      </w:pPr>
-      <w:r>
-        <w:rPr>
-          <w:b/>
-          <w:bCs/>
-        </w:rPr>
-        <w:t xml:space="preserve">Nu este calibrată pentru un portofoliu anume.</w:t>
-      </w:r>
-      <w:r>
-        <w:t xml:space="preserve"> Ratele de bază sunt cele ale populației de firme românești care depun situații financiare, nu ale unui portofoliu de credit.</w:t>
-      </w:r>
-    </w:p>
-    <w:p>
-      <w:pPr>
-        <w:pStyle w:val="ListParagraph"/>
-        <w:numPr>
-          <w:ilvl w:val="0"/>
-          <w:numId w:val="4"/>
-        </w:numPr>
-        <w:spacing w:after="60"/>
-      </w:pPr>
-      <w:r>
-        <w:rPr>
-          <w:b/>
-          <w:bCs/>
-        </w:rPr>
-        <w:t xml:space="preserve">Nu ține minte nimic.</w:t>
-      </w:r>
-      <w:r>
-        <w:t xml:space="preserve"> Tot calculul rulează în browser; nici datele companiilor căutate, nici modelele antrenate nu ajung pe niciun server.</w:t>
-      </w:r>
-    </w:p>
-    <w:p>
-      <w:pPr>
-        <w:pStyle w:val="Title"/>
-        <w:keepNext/>
-        <w:spacing w:after="120" w:before="360" w:line="240" w:lineRule="auto"/>
-      </w:pPr>
-      <w:r>
-        <w:t xml:space="preserve">Anexa A · Notațiile folosite</w:t>
+        <w:t xml:space="preserve">[ln(y_real) − a − b × ln(x)] / abaterea standard a reziduurilor</w:t>
+      </w:r>
+    </w:p>
+    <w:p>
+      <w:pPr>
+        <w:spacing w:after="100"/>
+        <w:jc w:val="left"/>
+      </w:pPr>
+      <w:r>
+        <w:t xml:space="preserve">Forma logaritmică nu este un ornament. Firmele din același sector diferă cu câteva ordine de mărime, iar o regresie în niveluri pe toată diviziunea ar fi dominată de cele mai mari și ar produce reziduuri sistematic pozitive pentru firmele mari. Estimarea în interiorul benzii de mărime rezolvă restul problemei: în comerțul cu amănuntul, panta relației creanțe-cifră de afaceri este 0,79 pe toată diviziunea, dar 0,91 în banda firmelor mari — aproape proporționalitate, care este ce se așteaptă economic. Când banda nu are suficiente firme, se folosește diviziunea întreagă și aplicația spune asta explicit.</w:t>
+      </w:r>
+    </w:p>
+    <w:p>
+      <w:pPr>
+        <w:spacing w:after="100"/>
+        <w:jc w:val="left"/>
+      </w:pPr>
+      <w:r>
+        <w:t xml:space="preserve">Cele cinci relații implementate, cu ce înlocuiesc din lecție:</w:t>
       </w:r>
     </w:p>
     <w:tbl>
@@ -4917,8 +4700,9 @@
         </w:tblBorders>
       </w:tblPr>
       <w:tblGrid>
-        <w:gridCol w:w="1872"/>
-        <w:gridCol w:w="7488"/>
+        <w:gridCol w:w="1820"/>
+        <w:gridCol w:w="3900"/>
+        <w:gridCol w:w="3640"/>
       </w:tblGrid>
       <w:tr>
         <w:trPr>
@@ -4926,7 +4710,7 @@
         </w:trPr>
         <w:tc>
           <w:tcPr>
-            <w:tcW w:type="dxa" w:w="1872"/>
+            <w:tcW w:type="dxa" w:w="1820"/>
             <w:shd w:fill="EDF3FF" w:color="auto" w:val="clear"/>
             <w:tcMar>
               <w:top w:type="dxa" w:w="60"/>
@@ -4937,7 +4721,7 @@
           </w:tcPr>
           <w:p>
             <w:pPr>
-              <w:keepNext w:val="false"/>
+              <w:keepNext/>
               <w:spacing w:after="0" w:before="0"/>
             </w:pPr>
             <w:r>
@@ -4948,13 +4732,13 @@
                 <w:sz w:val="18"/>
                 <w:szCs w:val="18"/>
               </w:rPr>
-              <w:t xml:space="preserve">Simbol</w:t>
-            </w:r>
-          </w:p>
-        </w:tc>
-        <w:tc>
-          <w:tcPr>
-            <w:tcW w:type="dxa" w:w="7488"/>
+              <w:t xml:space="preserve">Relația</w:t>
+            </w:r>
+          </w:p>
+        </w:tc>
+        <w:tc>
+          <w:tcPr>
+            <w:tcW w:type="dxa" w:w="3900"/>
             <w:shd w:fill="EDF3FF" w:color="auto" w:val="clear"/>
             <w:tcMar>
               <w:top w:type="dxa" w:w="60"/>
@@ -4965,7 +4749,7 @@
           </w:tcPr>
           <w:p>
             <w:pPr>
-              <w:keepNext w:val="false"/>
+              <w:keepNext/>
               <w:spacing w:after="0" w:before="0"/>
             </w:pPr>
             <w:r>
@@ -4976,7 +4760,35 @@
                 <w:sz w:val="18"/>
                 <w:szCs w:val="18"/>
               </w:rPr>
-              <w:t xml:space="preserve">Înseamnă</w:t>
+              <w:t xml:space="preserve">Citirea</w:t>
+            </w:r>
+          </w:p>
+        </w:tc>
+        <w:tc>
+          <w:tcPr>
+            <w:tcW w:type="dxa" w:w="3640"/>
+            <w:shd w:fill="EDF3FF" w:color="auto" w:val="clear"/>
+            <w:tcMar>
+              <w:top w:type="dxa" w:w="60"/>
+              <w:left w:type="dxa" w:w="90"/>
+              <w:bottom w:type="dxa" w:w="60"/>
+              <w:right w:type="dxa" w:w="90"/>
+            </w:tcMar>
+          </w:tcPr>
+          <w:p>
+            <w:pPr>
+              <w:keepNext/>
+              <w:spacing w:after="0" w:before="0"/>
+            </w:pPr>
+            <w:r>
+              <w:rPr>
+                <w:b/>
+                <w:bCs/>
+                <w:color w:val="1A35A8"/>
+                <w:sz w:val="18"/>
+                <w:szCs w:val="18"/>
+              </w:rPr>
+              <w:t xml:space="preserve">Observație</w:t>
             </w:r>
           </w:p>
         </w:tc>
@@ -4987,56 +4799,82 @@
         </w:trPr>
         <w:tc>
           <w:tcPr>
-            <w:tcW w:type="dxa" w:w="1872"/>
-            <w:tcMar>
-              <w:top w:type="dxa" w:w="60"/>
-              <w:left w:type="dxa" w:w="90"/>
-              <w:bottom w:type="dxa" w:w="60"/>
-              <w:right w:type="dxa" w:w="90"/>
-            </w:tcMar>
-          </w:tcPr>
-          <w:p>
-            <w:pPr>
-              <w:keepNext w:val="false"/>
-              <w:spacing w:after="0" w:before="0"/>
-            </w:pPr>
-            <w:r>
-              <w:rPr>
-                <w:rFonts w:ascii="Consolas" w:cs="Consolas" w:eastAsia="Consolas" w:hAnsi="Consolas"/>
-                <w:b w:val="false"/>
-                <w:bCs w:val="false"/>
-                <w:color w:val="162554"/>
-                <w:sz w:val="18"/>
-                <w:szCs w:val="18"/>
-              </w:rPr>
-              <w:t xml:space="preserve">x</w:t>
-            </w:r>
-          </w:p>
-        </w:tc>
-        <w:tc>
-          <w:tcPr>
-            <w:tcW w:type="dxa" w:w="7488"/>
-            <w:tcMar>
-              <w:top w:type="dxa" w:w="60"/>
-              <w:left w:type="dxa" w:w="90"/>
-              <w:bottom w:type="dxa" w:w="60"/>
-              <w:right w:type="dxa" w:w="90"/>
-            </w:tcMar>
-          </w:tcPr>
-          <w:p>
-            <w:pPr>
-              <w:keepNext w:val="false"/>
-              <w:spacing w:after="0" w:before="0"/>
-            </w:pPr>
-            <w:r>
-              <w:rPr>
-                <w:b w:val="false"/>
-                <w:bCs w:val="false"/>
-                <w:color w:val="162554"/>
-                <w:sz w:val="18"/>
-                <w:szCs w:val="18"/>
-              </w:rPr>
-              <w:t xml:space="preserve">valoarea brută a unei variabile</w:t>
+            <w:tcW w:type="dxa" w:w="1820"/>
+            <w:tcMar>
+              <w:top w:type="dxa" w:w="60"/>
+              <w:left w:type="dxa" w:w="90"/>
+              <w:bottom w:type="dxa" w:w="60"/>
+              <w:right w:type="dxa" w:w="90"/>
+            </w:tcMar>
+          </w:tcPr>
+          <w:p>
+            <w:pPr>
+              <w:keepNext/>
+              <w:spacing w:after="0" w:before="0"/>
+            </w:pPr>
+            <w:r>
+              <w:rPr>
+                <w:b w:val="false"/>
+                <w:bCs w:val="false"/>
+                <w:color w:val="162554"/>
+                <w:sz w:val="18"/>
+                <w:szCs w:val="18"/>
+              </w:rPr>
+              <w:t xml:space="preserve">Creanțe ← Cifra de afaceri</w:t>
+            </w:r>
+          </w:p>
+        </w:tc>
+        <w:tc>
+          <w:tcPr>
+            <w:tcW w:type="dxa" w:w="3900"/>
+            <w:tcMar>
+              <w:top w:type="dxa" w:w="60"/>
+              <w:left w:type="dxa" w:w="90"/>
+              <w:bottom w:type="dxa" w:w="60"/>
+              <w:right w:type="dxa" w:w="90"/>
+            </w:tcMar>
+          </w:tcPr>
+          <w:p>
+            <w:pPr>
+              <w:keepNext/>
+              <w:spacing w:after="0" w:before="0"/>
+            </w:pPr>
+            <w:r>
+              <w:rPr>
+                <w:b w:val="false"/>
+                <w:bCs w:val="false"/>
+                <w:color w:val="162554"/>
+                <w:sz w:val="18"/>
+                <w:szCs w:val="18"/>
+              </w:rPr>
+              <w:t xml:space="preserve">reziduu pozitiv: încasare mai lentă, DSO se lungește</w:t>
+            </w:r>
+          </w:p>
+        </w:tc>
+        <w:tc>
+          <w:tcPr>
+            <w:tcW w:type="dxa" w:w="3640"/>
+            <w:tcMar>
+              <w:top w:type="dxa" w:w="60"/>
+              <w:left w:type="dxa" w:w="90"/>
+              <w:bottom w:type="dxa" w:w="60"/>
+              <w:right w:type="dxa" w:w="90"/>
+            </w:tcMar>
+          </w:tcPr>
+          <w:p>
+            <w:pPr>
+              <w:keepNext/>
+              <w:spacing w:after="0" w:before="0"/>
+            </w:pPr>
+            <w:r>
+              <w:rPr>
+                <w:b w:val="false"/>
+                <w:bCs w:val="false"/>
+                <w:color w:val="162554"/>
+                <w:sz w:val="18"/>
+                <w:szCs w:val="18"/>
+              </w:rPr>
+              <w:t xml:space="preserve">relația „Vânzări ↔ Creanțe” din lecție</w:t>
             </w:r>
           </w:p>
         </w:tc>
@@ -5047,56 +4885,82 @@
         </w:trPr>
         <w:tc>
           <w:tcPr>
-            <w:tcW w:type="dxa" w:w="1872"/>
-            <w:tcMar>
-              <w:top w:type="dxa" w:w="60"/>
-              <w:left w:type="dxa" w:w="90"/>
-              <w:bottom w:type="dxa" w:w="60"/>
-              <w:right w:type="dxa" w:w="90"/>
-            </w:tcMar>
-          </w:tcPr>
-          <w:p>
-            <w:pPr>
-              <w:keepNext w:val="false"/>
-              <w:spacing w:after="0" w:before="0"/>
-            </w:pPr>
-            <w:r>
-              <w:rPr>
-                <w:rFonts w:ascii="Consolas" w:cs="Consolas" w:eastAsia="Consolas" w:hAnsi="Consolas"/>
-                <w:b w:val="false"/>
-                <w:bCs w:val="false"/>
-                <w:color w:val="162554"/>
-                <w:sz w:val="18"/>
-                <w:szCs w:val="18"/>
-              </w:rPr>
-              <w:t xml:space="preserve">x'</w:t>
-            </w:r>
-          </w:p>
-        </w:tc>
-        <w:tc>
-          <w:tcPr>
-            <w:tcW w:type="dxa" w:w="7488"/>
-            <w:tcMar>
-              <w:top w:type="dxa" w:w="60"/>
-              <w:left w:type="dxa" w:w="90"/>
-              <w:bottom w:type="dxa" w:w="60"/>
-              <w:right w:type="dxa" w:w="90"/>
-            </w:tcMar>
-          </w:tcPr>
-          <w:p>
-            <w:pPr>
-              <w:keepNext w:val="false"/>
-              <w:spacing w:after="0" w:before="0"/>
-            </w:pPr>
-            <w:r>
-              <w:rPr>
-                <w:b w:val="false"/>
-                <w:bCs w:val="false"/>
-                <w:color w:val="162554"/>
-                <w:sz w:val="18"/>
-                <w:szCs w:val="18"/>
-              </w:rPr>
-              <w:t xml:space="preserve">valoarea după winsorizare (tăiere la percentilele 1 și 99)</w:t>
+            <w:tcW w:type="dxa" w:w="1820"/>
+            <w:tcMar>
+              <w:top w:type="dxa" w:w="60"/>
+              <w:left w:type="dxa" w:w="90"/>
+              <w:bottom w:type="dxa" w:w="60"/>
+              <w:right w:type="dxa" w:w="90"/>
+            </w:tcMar>
+          </w:tcPr>
+          <w:p>
+            <w:pPr>
+              <w:keepNext/>
+              <w:spacing w:after="0" w:before="0"/>
+            </w:pPr>
+            <w:r>
+              <w:rPr>
+                <w:b w:val="false"/>
+                <w:bCs w:val="false"/>
+                <w:color w:val="162554"/>
+                <w:sz w:val="18"/>
+                <w:szCs w:val="18"/>
+              </w:rPr>
+              <w:t xml:space="preserve">Stocuri ← Cifra de afaceri</w:t>
+            </w:r>
+          </w:p>
+        </w:tc>
+        <w:tc>
+          <w:tcPr>
+            <w:tcW w:type="dxa" w:w="3900"/>
+            <w:tcMar>
+              <w:top w:type="dxa" w:w="60"/>
+              <w:left w:type="dxa" w:w="90"/>
+              <w:bottom w:type="dxa" w:w="60"/>
+              <w:right w:type="dxa" w:w="90"/>
+            </w:tcMar>
+          </w:tcPr>
+          <w:p>
+            <w:pPr>
+              <w:keepNext/>
+              <w:spacing w:after="0" w:before="0"/>
+            </w:pPr>
+            <w:r>
+              <w:rPr>
+                <w:b w:val="false"/>
+                <w:bCs w:val="false"/>
+                <w:color w:val="162554"/>
+                <w:sz w:val="18"/>
+                <w:szCs w:val="18"/>
+              </w:rPr>
+              <w:t xml:space="preserve">pozitiv: cash blocat, rotație lentă; negativ: posibil stock-out</w:t>
+            </w:r>
+          </w:p>
+        </w:tc>
+        <w:tc>
+          <w:tcPr>
+            <w:tcW w:type="dxa" w:w="3640"/>
+            <w:tcMar>
+              <w:top w:type="dxa" w:w="60"/>
+              <w:left w:type="dxa" w:w="90"/>
+              <w:bottom w:type="dxa" w:w="60"/>
+              <w:right w:type="dxa" w:w="90"/>
+            </w:tcMar>
+          </w:tcPr>
+          <w:p>
+            <w:pPr>
+              <w:keepNext/>
+              <w:spacing w:after="0" w:before="0"/>
+            </w:pPr>
+            <w:r>
+              <w:rPr>
+                <w:b w:val="false"/>
+                <w:bCs w:val="false"/>
+                <w:color w:val="162554"/>
+                <w:sz w:val="18"/>
+                <w:szCs w:val="18"/>
+              </w:rPr>
+              <w:t xml:space="preserve">relația „Vânzări ↔ Stoc” din lecție</w:t>
             </w:r>
           </w:p>
         </w:tc>
@@ -5107,67 +4971,82 @@
         </w:trPr>
         <w:tc>
           <w:tcPr>
-            <w:tcW w:type="dxa" w:w="1872"/>
-            <w:tcMar>
-              <w:top w:type="dxa" w:w="60"/>
-              <w:left w:type="dxa" w:w="90"/>
-              <w:bottom w:type="dxa" w:w="60"/>
-              <w:right w:type="dxa" w:w="90"/>
-            </w:tcMar>
-          </w:tcPr>
-          <w:p>
-            <w:pPr>
-              <w:keepNext w:val="false"/>
-              <w:spacing w:after="0" w:before="0"/>
-            </w:pPr>
-            <w:r>
-              <w:rPr>
-                <w:rFonts w:ascii="Consolas" w:cs="Consolas" w:eastAsia="Consolas" w:hAnsi="Consolas"/>
-                <w:b w:val="false"/>
-                <w:bCs w:val="false"/>
-                <w:color w:val="162554"/>
-                <w:sz w:val="18"/>
-                <w:szCs w:val="18"/>
-              </w:rPr>
-              <w:t xml:space="preserve">z</w:t>
-            </w:r>
-          </w:p>
-        </w:tc>
-        <w:tc>
-          <w:tcPr>
-            <w:tcW w:type="dxa" w:w="7488"/>
-            <w:tcMar>
-              <w:top w:type="dxa" w:w="60"/>
-              <w:left w:type="dxa" w:w="90"/>
-              <w:bottom w:type="dxa" w:w="60"/>
-              <w:right w:type="dxa" w:w="90"/>
-            </w:tcMar>
-          </w:tcPr>
-          <w:p>
-            <w:pPr>
-              <w:keepNext w:val="false"/>
-              <w:spacing w:after="0" w:before="0"/>
-            </w:pPr>
-            <w:r>
-              <w:rPr>
-                <w:b w:val="false"/>
-                <w:bCs w:val="false"/>
-                <w:color w:val="162554"/>
-                <w:sz w:val="18"/>
-                <w:szCs w:val="18"/>
-              </w:rPr>
-              <w:t xml:space="preserve">valoarea standardizată: </w:t>
-            </w:r>
-            <w:r>
-              <w:rPr>
-                <w:rFonts w:ascii="Consolas" w:cs="Consolas" w:eastAsia="Consolas" w:hAnsi="Consolas"/>
-                <w:b w:val="false"/>
-                <w:bCs w:val="false"/>
-                <w:color w:val="162554"/>
-                <w:sz w:val="18"/>
-                <w:szCs w:val="18"/>
-              </w:rPr>
-              <w:t xml:space="preserve">(x' − μ) / σ</w:t>
+            <w:tcW w:type="dxa" w:w="1820"/>
+            <w:tcMar>
+              <w:top w:type="dxa" w:w="60"/>
+              <w:left w:type="dxa" w:w="90"/>
+              <w:bottom w:type="dxa" w:w="60"/>
+              <w:right w:type="dxa" w:w="90"/>
+            </w:tcMar>
+          </w:tcPr>
+          <w:p>
+            <w:pPr>
+              <w:keepNext/>
+              <w:spacing w:after="0" w:before="0"/>
+            </w:pPr>
+            <w:r>
+              <w:rPr>
+                <w:b w:val="false"/>
+                <w:bCs w:val="false"/>
+                <w:color w:val="162554"/>
+                <w:sz w:val="18"/>
+                <w:szCs w:val="18"/>
+              </w:rPr>
+              <w:t xml:space="preserve">Datorii ← Active totale</w:t>
+            </w:r>
+          </w:p>
+        </w:tc>
+        <w:tc>
+          <w:tcPr>
+            <w:tcW w:type="dxa" w:w="3900"/>
+            <w:tcMar>
+              <w:top w:type="dxa" w:w="60"/>
+              <w:left w:type="dxa" w:w="90"/>
+              <w:bottom w:type="dxa" w:w="60"/>
+              <w:right w:type="dxa" w:w="90"/>
+            </w:tcMar>
+          </w:tcPr>
+          <w:p>
+            <w:pPr>
+              <w:keepNext/>
+              <w:spacing w:after="0" w:before="0"/>
+            </w:pPr>
+            <w:r>
+              <w:rPr>
+                <w:b w:val="false"/>
+                <w:bCs w:val="false"/>
+                <w:color w:val="162554"/>
+                <w:sz w:val="18"/>
+                <w:szCs w:val="18"/>
+              </w:rPr>
+              <w:t xml:space="preserve">pozitiv: îndatorare peste tiparul sectorului</w:t>
+            </w:r>
+          </w:p>
+        </w:tc>
+        <w:tc>
+          <w:tcPr>
+            <w:tcW w:type="dxa" w:w="3640"/>
+            <w:tcMar>
+              <w:top w:type="dxa" w:w="60"/>
+              <w:left w:type="dxa" w:w="90"/>
+              <w:bottom w:type="dxa" w:w="60"/>
+              <w:right w:type="dxa" w:w="90"/>
+            </w:tcMar>
+          </w:tcPr>
+          <w:p>
+            <w:pPr>
+              <w:keepNext/>
+              <w:spacing w:after="0" w:before="0"/>
+            </w:pPr>
+            <w:r>
+              <w:rPr>
+                <w:b w:val="false"/>
+                <w:bCs w:val="false"/>
+                <w:color w:val="162554"/>
+                <w:sz w:val="18"/>
+                <w:szCs w:val="18"/>
+              </w:rPr>
+              <w:t xml:space="preserve">înlocuiește „COGS ↔ Furnizori”, care nu se poate calcula</w:t>
             </w:r>
           </w:p>
         </w:tc>
@@ -5178,56 +5057,82 @@
         </w:trPr>
         <w:tc>
           <w:tcPr>
-            <w:tcW w:type="dxa" w:w="1872"/>
-            <w:tcMar>
-              <w:top w:type="dxa" w:w="60"/>
-              <w:left w:type="dxa" w:w="90"/>
-              <w:bottom w:type="dxa" w:w="60"/>
-              <w:right w:type="dxa" w:w="90"/>
-            </w:tcMar>
-          </w:tcPr>
-          <w:p>
-            <w:pPr>
-              <w:keepNext w:val="false"/>
-              <w:spacing w:after="0" w:before="0"/>
-            </w:pPr>
-            <w:r>
-              <w:rPr>
-                <w:rFonts w:ascii="Consolas" w:cs="Consolas" w:eastAsia="Consolas" w:hAnsi="Consolas"/>
-                <w:b w:val="false"/>
-                <w:bCs w:val="false"/>
-                <w:color w:val="162554"/>
-                <w:sz w:val="18"/>
-                <w:szCs w:val="18"/>
-              </w:rPr>
-              <w:t xml:space="preserve">y</w:t>
-            </w:r>
-          </w:p>
-        </w:tc>
-        <w:tc>
-          <w:tcPr>
-            <w:tcW w:type="dxa" w:w="7488"/>
-            <w:tcMar>
-              <w:top w:type="dxa" w:w="60"/>
-              <w:left w:type="dxa" w:w="90"/>
-              <w:bottom w:type="dxa" w:w="60"/>
-              <w:right w:type="dxa" w:w="90"/>
-            </w:tcMar>
-          </w:tcPr>
-          <w:p>
-            <w:pPr>
-              <w:keepNext w:val="false"/>
-              <w:spacing w:after="0" w:before="0"/>
-            </w:pPr>
-            <w:r>
-              <w:rPr>
-                <w:b w:val="false"/>
-                <w:bCs w:val="false"/>
-                <w:color w:val="162554"/>
-                <w:sz w:val="18"/>
-                <w:szCs w:val="18"/>
-              </w:rPr>
-              <w:t xml:space="preserve">eticheta observată: 1 dacă evenimentul s-a produs, 0 altfel</w:t>
+            <w:tcW w:type="dxa" w:w="1820"/>
+            <w:tcMar>
+              <w:top w:type="dxa" w:w="60"/>
+              <w:left w:type="dxa" w:w="90"/>
+              <w:bottom w:type="dxa" w:w="60"/>
+              <w:right w:type="dxa" w:w="90"/>
+            </w:tcMar>
+          </w:tcPr>
+          <w:p>
+            <w:pPr>
+              <w:keepNext/>
+              <w:spacing w:after="0" w:before="0"/>
+            </w:pPr>
+            <w:r>
+              <w:rPr>
+                <w:b w:val="false"/>
+                <w:bCs w:val="false"/>
+                <w:color w:val="162554"/>
+                <w:sz w:val="18"/>
+                <w:szCs w:val="18"/>
+              </w:rPr>
+              <w:t xml:space="preserve">Numerar ← Cifra de afaceri</w:t>
+            </w:r>
+          </w:p>
+        </w:tc>
+        <w:tc>
+          <w:tcPr>
+            <w:tcW w:type="dxa" w:w="3900"/>
+            <w:tcMar>
+              <w:top w:type="dxa" w:w="60"/>
+              <w:left w:type="dxa" w:w="90"/>
+              <w:bottom w:type="dxa" w:w="60"/>
+              <w:right w:type="dxa" w:w="90"/>
+            </w:tcMar>
+          </w:tcPr>
+          <w:p>
+            <w:pPr>
+              <w:keepNext/>
+              <w:spacing w:after="0" w:before="0"/>
+            </w:pPr>
+            <w:r>
+              <w:rPr>
+                <w:b w:val="false"/>
+                <w:bCs w:val="false"/>
+                <w:color w:val="162554"/>
+                <w:sz w:val="18"/>
+                <w:szCs w:val="18"/>
+              </w:rPr>
+              <w:t xml:space="preserve">negativ: buffer subțire la aceeași activitate</w:t>
+            </w:r>
+          </w:p>
+        </w:tc>
+        <w:tc>
+          <w:tcPr>
+            <w:tcW w:type="dxa" w:w="3640"/>
+            <w:tcMar>
+              <w:top w:type="dxa" w:w="60"/>
+              <w:left w:type="dxa" w:w="90"/>
+              <w:bottom w:type="dxa" w:w="60"/>
+              <w:right w:type="dxa" w:w="90"/>
+            </w:tcMar>
+          </w:tcPr>
+          <w:p>
+            <w:pPr>
+              <w:keepNext/>
+              <w:spacing w:after="0" w:before="0"/>
+            </w:pPr>
+            <w:r>
+              <w:rPr>
+                <w:b w:val="false"/>
+                <w:bCs w:val="false"/>
+                <w:color w:val="162554"/>
+                <w:sz w:val="18"/>
+                <w:szCs w:val="18"/>
+              </w:rPr>
+              <w:t xml:space="preserve">adăugată</w:t>
             </w:r>
           </w:p>
         </w:tc>
@@ -5238,56 +5143,232 @@
         </w:trPr>
         <w:tc>
           <w:tcPr>
-            <w:tcW w:type="dxa" w:w="1872"/>
-            <w:tcMar>
-              <w:top w:type="dxa" w:w="60"/>
-              <w:left w:type="dxa" w:w="90"/>
-              <w:bottom w:type="dxa" w:w="60"/>
-              <w:right w:type="dxa" w:w="90"/>
-            </w:tcMar>
-          </w:tcPr>
-          <w:p>
-            <w:pPr>
-              <w:keepNext w:val="false"/>
-              <w:spacing w:after="0" w:before="0"/>
-            </w:pPr>
-            <w:r>
-              <w:rPr>
-                <w:rFonts w:ascii="Consolas" w:cs="Consolas" w:eastAsia="Consolas" w:hAnsi="Consolas"/>
-                <w:b w:val="false"/>
-                <w:bCs w:val="false"/>
-                <w:color w:val="162554"/>
-                <w:sz w:val="18"/>
-                <w:szCs w:val="18"/>
-              </w:rPr>
-              <w:t xml:space="preserve">p</w:t>
-            </w:r>
-          </w:p>
-        </w:tc>
-        <w:tc>
-          <w:tcPr>
-            <w:tcW w:type="dxa" w:w="7488"/>
-            <w:tcMar>
-              <w:top w:type="dxa" w:w="60"/>
-              <w:left w:type="dxa" w:w="90"/>
-              <w:bottom w:type="dxa" w:w="60"/>
-              <w:right w:type="dxa" w:w="90"/>
-            </w:tcMar>
-          </w:tcPr>
-          <w:p>
-            <w:pPr>
-              <w:keepNext w:val="false"/>
-              <w:spacing w:after="0" w:before="0"/>
-            </w:pPr>
-            <w:r>
-              <w:rPr>
-                <w:b w:val="false"/>
-                <w:bCs w:val="false"/>
-                <w:color w:val="162554"/>
-                <w:sz w:val="18"/>
-                <w:szCs w:val="18"/>
-              </w:rPr>
-              <w:t xml:space="preserve">probabilitatea estimată de model</w:t>
+            <w:tcW w:type="dxa" w:w="1820"/>
+            <w:tcMar>
+              <w:top w:type="dxa" w:w="60"/>
+              <w:left w:type="dxa" w:w="90"/>
+              <w:bottom w:type="dxa" w:w="60"/>
+              <w:right w:type="dxa" w:w="90"/>
+            </w:tcMar>
+          </w:tcPr>
+          <w:p>
+            <w:pPr>
+              <w:keepNext w:val="false"/>
+              <w:spacing w:after="0" w:before="0"/>
+            </w:pPr>
+            <w:r>
+              <w:rPr>
+                <w:b w:val="false"/>
+                <w:bCs w:val="false"/>
+                <w:color w:val="162554"/>
+                <w:sz w:val="18"/>
+                <w:szCs w:val="18"/>
+              </w:rPr>
+              <w:t xml:space="preserve">Salariați ← Cifra de afaceri</w:t>
+            </w:r>
+          </w:p>
+        </w:tc>
+        <w:tc>
+          <w:tcPr>
+            <w:tcW w:type="dxa" w:w="3900"/>
+            <w:tcMar>
+              <w:top w:type="dxa" w:w="60"/>
+              <w:left w:type="dxa" w:w="90"/>
+              <w:bottom w:type="dxa" w:w="60"/>
+              <w:right w:type="dxa" w:w="90"/>
+            </w:tcMar>
+          </w:tcPr>
+          <w:p>
+            <w:pPr>
+              <w:keepNext w:val="false"/>
+              <w:spacing w:after="0" w:before="0"/>
+            </w:pPr>
+            <w:r>
+              <w:rPr>
+                <w:b w:val="false"/>
+                <w:bCs w:val="false"/>
+                <w:color w:val="162554"/>
+                <w:sz w:val="18"/>
+                <w:szCs w:val="18"/>
+              </w:rPr>
+              <w:t xml:space="preserve">abateri mari: model externalizat sau salariați în altă entitate</w:t>
+            </w:r>
+          </w:p>
+        </w:tc>
+        <w:tc>
+          <w:tcPr>
+            <w:tcW w:type="dxa" w:w="3640"/>
+            <w:tcMar>
+              <w:top w:type="dxa" w:w="60"/>
+              <w:left w:type="dxa" w:w="90"/>
+              <w:bottom w:type="dxa" w:w="60"/>
+              <w:right w:type="dxa" w:w="90"/>
+            </w:tcMar>
+          </w:tcPr>
+          <w:p>
+            <w:pPr>
+              <w:keepNext w:val="false"/>
+              <w:spacing w:after="0" w:before="0"/>
+            </w:pPr>
+            <w:r>
+              <w:rPr>
+                <w:b w:val="false"/>
+                <w:bCs w:val="false"/>
+                <w:color w:val="162554"/>
+                <w:sz w:val="18"/>
+                <w:szCs w:val="18"/>
+              </w:rPr>
+              <w:t xml:space="preserve">adăugată</w:t>
+            </w:r>
+          </w:p>
+        </w:tc>
+      </w:tr>
+    </w:tbl>
+    <w:p>
+      <w:pPr>
+        <w:spacing w:after="80"/>
+      </w:pPr>
+    </w:p>
+    <w:p>
+      <w:pPr>
+        <w:spacing w:after="100"/>
+        <w:jc w:val="left"/>
+      </w:pPr>
+      <w:r>
+        <w:t xml:space="preserve">Un exemplu care arată că metoda funcționează: Dedeman, în banda retailerilor mari din 2025, are numerar la </w:t>
+      </w:r>
+      <w:r>
+        <w:rPr>
+          <w:b/>
+          <w:bCs/>
+        </w:rPr>
+        <w:t xml:space="preserve">−2,52 abateri standard</w:t>
+      </w:r>
+      <w:r>
+        <w:t xml:space="preserve"> față de ce prezice relația pentru cifra lui de afaceri — adică 7,6 milioane lei față de 254 milioane preziși. Este exact întrebarea pusă în comitetul de credit de la nivelul început, „numerar aproape zero la 13 miliarde de vânzări”, ajunsă acum la o cifră.</w:t>
+      </w:r>
+    </w:p>
+    <w:p>
+      <w:pPr>
+        <w:pStyle w:val="Heading2"/>
+        <w:keepNext/>
+        <w:spacing w:after="120" w:before="240" w:line="240" w:lineRule="auto"/>
+      </w:pPr>
+      <w:r>
+        <w:t xml:space="preserve">IV.2.5 Scorul de anomalii</w:t>
+      </w:r>
+    </w:p>
+    <w:p>
+      <w:pPr>
+        <w:spacing w:after="100"/>
+        <w:jc w:val="left"/>
+      </w:pPr>
+      <w:r>
+        <w:t xml:space="preserve">Semnalele se agregă cu ponderile din lecție, pe o scală de la 0 la 100, iar primele trei contribuții se afișează întotdeauna — un scor fără motive la vedere devine o cifră opacă.</w:t>
+      </w:r>
+    </w:p>
+    <w:tbl>
+      <w:tblPr>
+        <w:tblW w:type="dxa" w:w="9360"/>
+        <w:tblBorders>
+          <w:top w:val="single" w:color="auto" w:sz="4"/>
+          <w:left w:val="single" w:color="auto" w:sz="4"/>
+          <w:bottom w:val="single" w:color="auto" w:sz="4"/>
+          <w:right w:val="single" w:color="auto" w:sz="4"/>
+          <w:insideH w:val="single" w:color="auto" w:sz="4"/>
+          <w:insideV w:val="single" w:color="auto" w:sz="4"/>
+        </w:tblBorders>
+      </w:tblPr>
+      <w:tblGrid>
+        <w:gridCol w:w="3432"/>
+        <w:gridCol w:w="1248"/>
+        <w:gridCol w:w="4680"/>
+      </w:tblGrid>
+      <w:tr>
+        <w:trPr>
+          <w:tblHeader/>
+        </w:trPr>
+        <w:tc>
+          <w:tcPr>
+            <w:tcW w:type="dxa" w:w="3432"/>
+            <w:shd w:fill="EDF3FF" w:color="auto" w:val="clear"/>
+            <w:tcMar>
+              <w:top w:type="dxa" w:w="60"/>
+              <w:left w:type="dxa" w:w="90"/>
+              <w:bottom w:type="dxa" w:w="60"/>
+              <w:right w:type="dxa" w:w="90"/>
+            </w:tcMar>
+          </w:tcPr>
+          <w:p>
+            <w:pPr>
+              <w:keepNext w:val="false"/>
+              <w:spacing w:after="0" w:before="0"/>
+            </w:pPr>
+            <w:r>
+              <w:rPr>
+                <w:b/>
+                <w:bCs/>
+                <w:color w:val="1A35A8"/>
+                <w:sz w:val="18"/>
+                <w:szCs w:val="18"/>
+              </w:rPr>
+              <w:t xml:space="preserve">Semnal din lecție</w:t>
+            </w:r>
+          </w:p>
+        </w:tc>
+        <w:tc>
+          <w:tcPr>
+            <w:tcW w:type="dxa" w:w="1248"/>
+            <w:shd w:fill="EDF3FF" w:color="auto" w:val="clear"/>
+            <w:tcMar>
+              <w:top w:type="dxa" w:w="60"/>
+              <w:left w:type="dxa" w:w="90"/>
+              <w:bottom w:type="dxa" w:w="60"/>
+              <w:right w:type="dxa" w:w="90"/>
+            </w:tcMar>
+          </w:tcPr>
+          <w:p>
+            <w:pPr>
+              <w:keepNext w:val="false"/>
+              <w:spacing w:after="0" w:before="0"/>
+            </w:pPr>
+            <w:r>
+              <w:rPr>
+                <w:b/>
+                <w:bCs/>
+                <w:color w:val="1A35A8"/>
+                <w:sz w:val="18"/>
+                <w:szCs w:val="18"/>
+              </w:rPr>
+              <w:t xml:space="preserve">Pondere</w:t>
+            </w:r>
+          </w:p>
+        </w:tc>
+        <w:tc>
+          <w:tcPr>
+            <w:tcW w:type="dxa" w:w="4680"/>
+            <w:shd w:fill="EDF3FF" w:color="auto" w:val="clear"/>
+            <w:tcMar>
+              <w:top w:type="dxa" w:w="60"/>
+              <w:left w:type="dxa" w:w="90"/>
+              <w:bottom w:type="dxa" w:w="60"/>
+              <w:right w:type="dxa" w:w="90"/>
+            </w:tcMar>
+          </w:tcPr>
+          <w:p>
+            <w:pPr>
+              <w:keepNext w:val="false"/>
+              <w:spacing w:after="0" w:before="0"/>
+            </w:pPr>
+            <w:r>
+              <w:rPr>
+                <w:b/>
+                <w:bCs/>
+                <w:color w:val="1A35A8"/>
+                <w:sz w:val="18"/>
+                <w:szCs w:val="18"/>
+              </w:rPr>
+              <w:t xml:space="preserve">Stare în instrument</w:t>
             </w:r>
           </w:p>
         </w:tc>
@@ -5298,67 +5379,82 @@
         </w:trPr>
         <w:tc>
           <w:tcPr>
-            <w:tcW w:type="dxa" w:w="1872"/>
-            <w:tcMar>
-              <w:top w:type="dxa" w:w="60"/>
-              <w:left w:type="dxa" w:w="90"/>
-              <w:bottom w:type="dxa" w:w="60"/>
-              <w:right w:type="dxa" w:w="90"/>
-            </w:tcMar>
-          </w:tcPr>
-          <w:p>
-            <w:pPr>
-              <w:keepNext w:val="false"/>
-              <w:spacing w:after="0" w:before="0"/>
-            </w:pPr>
-            <w:r>
-              <w:rPr>
-                <w:rFonts w:ascii="Consolas" w:cs="Consolas" w:eastAsia="Consolas" w:hAnsi="Consolas"/>
-                <w:b w:val="false"/>
-                <w:bCs w:val="false"/>
-                <w:color w:val="162554"/>
-                <w:sz w:val="18"/>
-                <w:szCs w:val="18"/>
-              </w:rPr>
-              <w:t xml:space="preserve">s</w:t>
-            </w:r>
-          </w:p>
-        </w:tc>
-        <w:tc>
-          <w:tcPr>
-            <w:tcW w:type="dxa" w:w="7488"/>
-            <w:tcMar>
-              <w:top w:type="dxa" w:w="60"/>
-              <w:left w:type="dxa" w:w="90"/>
-              <w:bottom w:type="dxa" w:w="60"/>
-              <w:right w:type="dxa" w:w="90"/>
-            </w:tcMar>
-          </w:tcPr>
-          <w:p>
-            <w:pPr>
-              <w:keepNext w:val="false"/>
-              <w:spacing w:after="0" w:before="0"/>
-            </w:pPr>
-            <w:r>
-              <w:rPr>
-                <w:b w:val="false"/>
-                <w:bCs w:val="false"/>
-                <w:color w:val="162554"/>
-                <w:sz w:val="18"/>
-                <w:szCs w:val="18"/>
-              </w:rPr>
-              <w:t xml:space="preserve">scorul liniar (log-odds): </w:t>
-            </w:r>
-            <w:r>
-              <w:rPr>
-                <w:rFonts w:ascii="Consolas" w:cs="Consolas" w:eastAsia="Consolas" w:hAnsi="Consolas"/>
-                <w:b w:val="false"/>
-                <w:bCs w:val="false"/>
-                <w:color w:val="162554"/>
-                <w:sz w:val="18"/>
-                <w:szCs w:val="18"/>
-              </w:rPr>
-              <w:t xml:space="preserve">b + Σ w·z</w:t>
+            <w:tcW w:type="dxa" w:w="3432"/>
+            <w:tcMar>
+              <w:top w:type="dxa" w:w="60"/>
+              <w:left w:type="dxa" w:w="90"/>
+              <w:bottom w:type="dxa" w:w="60"/>
+              <w:right w:type="dxa" w:w="90"/>
+            </w:tcMar>
+          </w:tcPr>
+          <w:p>
+            <w:pPr>
+              <w:keepNext w:val="false"/>
+              <w:spacing w:after="0" w:before="0"/>
+            </w:pPr>
+            <w:r>
+              <w:rPr>
+                <w:b w:val="false"/>
+                <w:bCs w:val="false"/>
+                <w:color w:val="162554"/>
+                <w:sz w:val="18"/>
+                <w:szCs w:val="18"/>
+              </w:rPr>
+              <w:t xml:space="preserve">DSO</w:t>
+            </w:r>
+          </w:p>
+        </w:tc>
+        <w:tc>
+          <w:tcPr>
+            <w:tcW w:type="dxa" w:w="1248"/>
+            <w:tcMar>
+              <w:top w:type="dxa" w:w="60"/>
+              <w:left w:type="dxa" w:w="90"/>
+              <w:bottom w:type="dxa" w:w="60"/>
+              <w:right w:type="dxa" w:w="90"/>
+            </w:tcMar>
+          </w:tcPr>
+          <w:p>
+            <w:pPr>
+              <w:keepNext w:val="false"/>
+              <w:spacing w:after="0" w:before="0"/>
+            </w:pPr>
+            <w:r>
+              <w:rPr>
+                <w:b w:val="false"/>
+                <w:bCs w:val="false"/>
+                <w:color w:val="162554"/>
+                <w:sz w:val="18"/>
+                <w:szCs w:val="18"/>
+              </w:rPr>
+              <w:t xml:space="preserve">+20 (galben +10)</w:t>
+            </w:r>
+          </w:p>
+        </w:tc>
+        <w:tc>
+          <w:tcPr>
+            <w:tcW w:type="dxa" w:w="4680"/>
+            <w:tcMar>
+              <w:top w:type="dxa" w:w="60"/>
+              <w:left w:type="dxa" w:w="90"/>
+              <w:bottom w:type="dxa" w:w="60"/>
+              <w:right w:type="dxa" w:w="90"/>
+            </w:tcMar>
+          </w:tcPr>
+          <w:p>
+            <w:pPr>
+              <w:keepNext w:val="false"/>
+              <w:spacing w:after="0" w:before="0"/>
+            </w:pPr>
+            <w:r>
+              <w:rPr>
+                <w:b w:val="false"/>
+                <w:bCs w:val="false"/>
+                <w:color w:val="162554"/>
+                <w:sz w:val="18"/>
+                <w:szCs w:val="18"/>
+              </w:rPr>
+              <w:t xml:space="preserve">disponibil</w:t>
             </w:r>
           </w:p>
         </w:tc>
@@ -5369,77 +5465,82 @@
         </w:trPr>
         <w:tc>
           <w:tcPr>
-            <w:tcW w:type="dxa" w:w="1872"/>
-            <w:tcMar>
-              <w:top w:type="dxa" w:w="60"/>
-              <w:left w:type="dxa" w:w="90"/>
-              <w:bottom w:type="dxa" w:w="60"/>
-              <w:right w:type="dxa" w:w="90"/>
-            </w:tcMar>
-          </w:tcPr>
-          <w:p>
-            <w:pPr>
-              <w:keepNext w:val="false"/>
-              <w:spacing w:after="0" w:before="0"/>
-            </w:pPr>
-            <w:r>
-              <w:rPr>
-                <w:rFonts w:ascii="Consolas" w:cs="Consolas" w:eastAsia="Consolas" w:hAnsi="Consolas"/>
-                <w:b w:val="false"/>
-                <w:bCs w:val="false"/>
-                <w:color w:val="162554"/>
-                <w:sz w:val="18"/>
-                <w:szCs w:val="18"/>
-              </w:rPr>
-              <w:t xml:space="preserve">w</w:t>
-            </w:r>
-            <w:r>
-              <w:rPr>
-                <w:b w:val="false"/>
-                <w:bCs w:val="false"/>
-                <w:color w:val="162554"/>
-                <w:sz w:val="18"/>
-                <w:szCs w:val="18"/>
-              </w:rPr>
-              <w:t xml:space="preserve">, </w:t>
-            </w:r>
-            <w:r>
-              <w:rPr>
-                <w:rFonts w:ascii="Consolas" w:cs="Consolas" w:eastAsia="Consolas" w:hAnsi="Consolas"/>
-                <w:b w:val="false"/>
-                <w:bCs w:val="false"/>
-                <w:color w:val="162554"/>
-                <w:sz w:val="18"/>
-                <w:szCs w:val="18"/>
-              </w:rPr>
-              <w:t xml:space="preserve">b</w:t>
-            </w:r>
-          </w:p>
-        </w:tc>
-        <w:tc>
-          <w:tcPr>
-            <w:tcW w:type="dxa" w:w="7488"/>
-            <w:tcMar>
-              <w:top w:type="dxa" w:w="60"/>
-              <w:left w:type="dxa" w:w="90"/>
-              <w:bottom w:type="dxa" w:w="60"/>
-              <w:right w:type="dxa" w:w="90"/>
-            </w:tcMar>
-          </w:tcPr>
-          <w:p>
-            <w:pPr>
-              <w:keepNext w:val="false"/>
-              <w:spacing w:after="0" w:before="0"/>
-            </w:pPr>
-            <w:r>
-              <w:rPr>
-                <w:b w:val="false"/>
-                <w:bCs w:val="false"/>
-                <w:color w:val="162554"/>
-                <w:sz w:val="18"/>
-                <w:szCs w:val="18"/>
-              </w:rPr>
-              <w:t xml:space="preserve">coeficienții și interceptul modelului</w:t>
+            <w:tcW w:type="dxa" w:w="3432"/>
+            <w:tcMar>
+              <w:top w:type="dxa" w:w="60"/>
+              <w:left w:type="dxa" w:w="90"/>
+              <w:bottom w:type="dxa" w:w="60"/>
+              <w:right w:type="dxa" w:w="90"/>
+            </w:tcMar>
+          </w:tcPr>
+          <w:p>
+            <w:pPr>
+              <w:keepNext w:val="false"/>
+              <w:spacing w:after="0" w:before="0"/>
+            </w:pPr>
+            <w:r>
+              <w:rPr>
+                <w:b w:val="false"/>
+                <w:bCs w:val="false"/>
+                <w:color w:val="162554"/>
+                <w:sz w:val="18"/>
+                <w:szCs w:val="18"/>
+              </w:rPr>
+              <w:t xml:space="preserve">DIO</w:t>
+            </w:r>
+          </w:p>
+        </w:tc>
+        <w:tc>
+          <w:tcPr>
+            <w:tcW w:type="dxa" w:w="1248"/>
+            <w:tcMar>
+              <w:top w:type="dxa" w:w="60"/>
+              <w:left w:type="dxa" w:w="90"/>
+              <w:bottom w:type="dxa" w:w="60"/>
+              <w:right w:type="dxa" w:w="90"/>
+            </w:tcMar>
+          </w:tcPr>
+          <w:p>
+            <w:pPr>
+              <w:keepNext w:val="false"/>
+              <w:spacing w:after="0" w:before="0"/>
+            </w:pPr>
+            <w:r>
+              <w:rPr>
+                <w:b w:val="false"/>
+                <w:bCs w:val="false"/>
+                <w:color w:val="162554"/>
+                <w:sz w:val="18"/>
+                <w:szCs w:val="18"/>
+              </w:rPr>
+              <w:t xml:space="preserve">+20 (galben +10)</w:t>
+            </w:r>
+          </w:p>
+        </w:tc>
+        <w:tc>
+          <w:tcPr>
+            <w:tcW w:type="dxa" w:w="4680"/>
+            <w:tcMar>
+              <w:top w:type="dxa" w:w="60"/>
+              <w:left w:type="dxa" w:w="90"/>
+              <w:bottom w:type="dxa" w:w="60"/>
+              <w:right w:type="dxa" w:w="90"/>
+            </w:tcMar>
+          </w:tcPr>
+          <w:p>
+            <w:pPr>
+              <w:keepNext w:val="false"/>
+              <w:spacing w:after="0" w:before="0"/>
+            </w:pPr>
+            <w:r>
+              <w:rPr>
+                <w:b w:val="false"/>
+                <w:bCs w:val="false"/>
+                <w:color w:val="162554"/>
+                <w:sz w:val="18"/>
+                <w:szCs w:val="18"/>
+              </w:rPr>
+              <w:t xml:space="preserve">disponibil</w:t>
             </w:r>
           </w:p>
         </w:tc>
@@ -5450,56 +5551,92 @@
         </w:trPr>
         <w:tc>
           <w:tcPr>
-            <w:tcW w:type="dxa" w:w="1872"/>
-            <w:tcMar>
-              <w:top w:type="dxa" w:w="60"/>
-              <w:left w:type="dxa" w:w="90"/>
-              <w:bottom w:type="dxa" w:w="60"/>
-              <w:right w:type="dxa" w:w="90"/>
-            </w:tcMar>
-          </w:tcPr>
-          <w:p>
-            <w:pPr>
-              <w:keepNext w:val="false"/>
-              <w:spacing w:after="0" w:before="0"/>
-            </w:pPr>
-            <w:r>
-              <w:rPr>
-                <w:rFonts w:ascii="Consolas" w:cs="Consolas" w:eastAsia="Consolas" w:hAnsi="Consolas"/>
-                <w:b w:val="false"/>
-                <w:bCs w:val="false"/>
-                <w:color w:val="162554"/>
-                <w:sz w:val="18"/>
-                <w:szCs w:val="18"/>
-              </w:rPr>
-              <w:t xml:space="preserve">λ</w:t>
-            </w:r>
-          </w:p>
-        </w:tc>
-        <w:tc>
-          <w:tcPr>
-            <w:tcW w:type="dxa" w:w="7488"/>
-            <w:tcMar>
-              <w:top w:type="dxa" w:w="60"/>
-              <w:left w:type="dxa" w:w="90"/>
-              <w:bottom w:type="dxa" w:w="60"/>
-              <w:right w:type="dxa" w:w="90"/>
-            </w:tcMar>
-          </w:tcPr>
-          <w:p>
-            <w:pPr>
-              <w:keepNext w:val="false"/>
-              <w:spacing w:after="0" w:before="0"/>
-            </w:pPr>
-            <w:r>
-              <w:rPr>
-                <w:b w:val="false"/>
-                <w:bCs w:val="false"/>
-                <w:color w:val="162554"/>
-                <w:sz w:val="18"/>
-                <w:szCs w:val="18"/>
-              </w:rPr>
-              <w:t xml:space="preserve">intensitatea regularizării L2</w:t>
+            <w:tcW w:type="dxa" w:w="3432"/>
+            <w:tcMar>
+              <w:top w:type="dxa" w:w="60"/>
+              <w:left w:type="dxa" w:w="90"/>
+              <w:bottom w:type="dxa" w:w="60"/>
+              <w:right w:type="dxa" w:w="90"/>
+            </w:tcMar>
+          </w:tcPr>
+          <w:p>
+            <w:pPr>
+              <w:keepNext w:val="false"/>
+              <w:spacing w:after="0" w:before="0"/>
+            </w:pPr>
+            <w:r>
+              <w:rPr>
+                <w:b w:val="false"/>
+                <w:bCs w:val="false"/>
+                <w:color w:val="162554"/>
+                <w:sz w:val="18"/>
+                <w:szCs w:val="18"/>
+              </w:rPr>
+              <w:t xml:space="preserve">DPO</w:t>
+            </w:r>
+          </w:p>
+        </w:tc>
+        <w:tc>
+          <w:tcPr>
+            <w:tcW w:type="dxa" w:w="1248"/>
+            <w:tcMar>
+              <w:top w:type="dxa" w:w="60"/>
+              <w:left w:type="dxa" w:w="90"/>
+              <w:bottom w:type="dxa" w:w="60"/>
+              <w:right w:type="dxa" w:w="90"/>
+            </w:tcMar>
+          </w:tcPr>
+          <w:p>
+            <w:pPr>
+              <w:keepNext w:val="false"/>
+              <w:spacing w:after="0" w:before="0"/>
+            </w:pPr>
+            <w:r>
+              <w:rPr>
+                <w:b w:val="false"/>
+                <w:bCs w:val="false"/>
+                <w:color w:val="162554"/>
+                <w:sz w:val="18"/>
+                <w:szCs w:val="18"/>
+              </w:rPr>
+              <w:t xml:space="preserve">+15</w:t>
+            </w:r>
+          </w:p>
+        </w:tc>
+        <w:tc>
+          <w:tcPr>
+            <w:tcW w:type="dxa" w:w="4680"/>
+            <w:tcMar>
+              <w:top w:type="dxa" w:w="60"/>
+              <w:left w:type="dxa" w:w="90"/>
+              <w:bottom w:type="dxa" w:w="60"/>
+              <w:right w:type="dxa" w:w="90"/>
+            </w:tcMar>
+          </w:tcPr>
+          <w:p>
+            <w:pPr>
+              <w:keepNext w:val="false"/>
+              <w:spacing w:after="0" w:before="0"/>
+            </w:pPr>
+            <w:r>
+              <w:rPr>
+                <w:b w:val="false"/>
+                <w:bCs w:val="false"/>
+                <w:color w:val="162554"/>
+                <w:sz w:val="18"/>
+                <w:szCs w:val="18"/>
+              </w:rPr>
+              <w:t xml:space="preserve">indisponibil</w:t>
+            </w:r>
+            <w:r>
+              <w:rPr>
+                <w:b w:val="false"/>
+                <w:bCs w:val="false"/>
+                <w:color w:val="162554"/>
+                <w:sz w:val="18"/>
+                <w:szCs w:val="18"/>
+              </w:rPr>
+              <w:t xml:space="preserve"> — furnizorii nu sunt separați în datele publice</w:t>
             </w:r>
           </w:p>
         </w:tc>
@@ -5510,56 +5647,92 @@
         </w:trPr>
         <w:tc>
           <w:tcPr>
-            <w:tcW w:type="dxa" w:w="1872"/>
-            <w:tcMar>
-              <w:top w:type="dxa" w:w="60"/>
-              <w:left w:type="dxa" w:w="90"/>
-              <w:bottom w:type="dxa" w:w="60"/>
-              <w:right w:type="dxa" w:w="90"/>
-            </w:tcMar>
-          </w:tcPr>
-          <w:p>
-            <w:pPr>
-              <w:keepNext w:val="false"/>
-              <w:spacing w:after="0" w:before="0"/>
-            </w:pPr>
-            <w:r>
-              <w:rPr>
-                <w:rFonts w:ascii="Consolas" w:cs="Consolas" w:eastAsia="Consolas" w:hAnsi="Consolas"/>
-                <w:b w:val="false"/>
-                <w:bCs w:val="false"/>
-                <w:color w:val="162554"/>
-                <w:sz w:val="18"/>
-                <w:szCs w:val="18"/>
-              </w:rPr>
-              <w:t xml:space="preserve">η</w:t>
-            </w:r>
-          </w:p>
-        </w:tc>
-        <w:tc>
-          <w:tcPr>
-            <w:tcW w:type="dxa" w:w="7488"/>
-            <w:tcMar>
-              <w:top w:type="dxa" w:w="60"/>
-              <w:left w:type="dxa" w:w="90"/>
-              <w:bottom w:type="dxa" w:w="60"/>
-              <w:right w:type="dxa" w:w="90"/>
-            </w:tcMar>
-          </w:tcPr>
-          <w:p>
-            <w:pPr>
-              <w:keepNext w:val="false"/>
-              <w:spacing w:after="0" w:before="0"/>
-            </w:pPr>
-            <w:r>
-              <w:rPr>
-                <w:b w:val="false"/>
-                <w:bCs w:val="false"/>
-                <w:color w:val="162554"/>
-                <w:sz w:val="18"/>
-                <w:szCs w:val="18"/>
-              </w:rPr>
-              <w:t xml:space="preserve">rata de învățare a gradientului descendent</w:t>
+            <w:tcW w:type="dxa" w:w="3432"/>
+            <w:tcMar>
+              <w:top w:type="dxa" w:w="60"/>
+              <w:left w:type="dxa" w:w="90"/>
+              <w:bottom w:type="dxa" w:w="60"/>
+              <w:right w:type="dxa" w:w="90"/>
+            </w:tcMar>
+          </w:tcPr>
+          <w:p>
+            <w:pPr>
+              <w:keepNext w:val="false"/>
+              <w:spacing w:after="0" w:before="0"/>
+            </w:pPr>
+            <w:r>
+              <w:rPr>
+                <w:b w:val="false"/>
+                <w:bCs w:val="false"/>
+                <w:color w:val="162554"/>
+                <w:sz w:val="18"/>
+                <w:szCs w:val="18"/>
+              </w:rPr>
+              <w:t xml:space="preserve">Ciclul de conversie a numerarului</w:t>
+            </w:r>
+          </w:p>
+        </w:tc>
+        <w:tc>
+          <w:tcPr>
+            <w:tcW w:type="dxa" w:w="1248"/>
+            <w:tcMar>
+              <w:top w:type="dxa" w:w="60"/>
+              <w:left w:type="dxa" w:w="90"/>
+              <w:bottom w:type="dxa" w:w="60"/>
+              <w:right w:type="dxa" w:w="90"/>
+            </w:tcMar>
+          </w:tcPr>
+          <w:p>
+            <w:pPr>
+              <w:keepNext w:val="false"/>
+              <w:spacing w:after="0" w:before="0"/>
+            </w:pPr>
+            <w:r>
+              <w:rPr>
+                <w:b w:val="false"/>
+                <w:bCs w:val="false"/>
+                <w:color w:val="162554"/>
+                <w:sz w:val="18"/>
+                <w:szCs w:val="18"/>
+              </w:rPr>
+              <w:t xml:space="preserve">+20 (galben +10)</w:t>
+            </w:r>
+          </w:p>
+        </w:tc>
+        <w:tc>
+          <w:tcPr>
+            <w:tcW w:type="dxa" w:w="4680"/>
+            <w:tcMar>
+              <w:top w:type="dxa" w:w="60"/>
+              <w:left w:type="dxa" w:w="90"/>
+              <w:bottom w:type="dxa" w:w="60"/>
+              <w:right w:type="dxa" w:w="90"/>
+            </w:tcMar>
+          </w:tcPr>
+          <w:p>
+            <w:pPr>
+              <w:keepNext w:val="false"/>
+              <w:spacing w:after="0" w:before="0"/>
+            </w:pPr>
+            <w:r>
+              <w:rPr>
+                <w:b w:val="false"/>
+                <w:bCs w:val="false"/>
+                <w:color w:val="162554"/>
+                <w:sz w:val="18"/>
+                <w:szCs w:val="18"/>
+              </w:rPr>
+              <w:t xml:space="preserve">parțial</w:t>
+            </w:r>
+            <w:r>
+              <w:rPr>
+                <w:b w:val="false"/>
+                <w:bCs w:val="false"/>
+                <w:color w:val="162554"/>
+                <w:sz w:val="18"/>
+                <w:szCs w:val="18"/>
+              </w:rPr>
+              <w:t xml:space="preserve"> — ciclul operațional, fără componenta de furnizori</w:t>
             </w:r>
           </w:p>
         </w:tc>
@@ -5570,77 +5743,92 @@
         </w:trPr>
         <w:tc>
           <w:tcPr>
-            <w:tcW w:type="dxa" w:w="1872"/>
-            <w:tcMar>
-              <w:top w:type="dxa" w:w="60"/>
-              <w:left w:type="dxa" w:w="90"/>
-              <w:bottom w:type="dxa" w:w="60"/>
-              <w:right w:type="dxa" w:w="90"/>
-            </w:tcMar>
-          </w:tcPr>
-          <w:p>
-            <w:pPr>
-              <w:keepNext w:val="false"/>
-              <w:spacing w:after="0" w:before="0"/>
-            </w:pPr>
-            <w:r>
-              <w:rPr>
-                <w:rFonts w:ascii="Consolas" w:cs="Consolas" w:eastAsia="Consolas" w:hAnsi="Consolas"/>
-                <w:b w:val="false"/>
-                <w:bCs w:val="false"/>
-                <w:color w:val="162554"/>
-                <w:sz w:val="18"/>
-                <w:szCs w:val="18"/>
-              </w:rPr>
-              <w:t xml:space="preserve">n+</w:t>
-            </w:r>
-            <w:r>
-              <w:rPr>
-                <w:b w:val="false"/>
-                <w:bCs w:val="false"/>
-                <w:color w:val="162554"/>
-                <w:sz w:val="18"/>
-                <w:szCs w:val="18"/>
-              </w:rPr>
-              <w:t xml:space="preserve">, </w:t>
-            </w:r>
-            <w:r>
-              <w:rPr>
-                <w:rFonts w:ascii="Consolas" w:cs="Consolas" w:eastAsia="Consolas" w:hAnsi="Consolas"/>
-                <w:b w:val="false"/>
-                <w:bCs w:val="false"/>
-                <w:color w:val="162554"/>
-                <w:sz w:val="18"/>
-                <w:szCs w:val="18"/>
-              </w:rPr>
-              <w:t xml:space="preserve">n−</w:t>
-            </w:r>
-          </w:p>
-        </w:tc>
-        <w:tc>
-          <w:tcPr>
-            <w:tcW w:type="dxa" w:w="7488"/>
-            <w:tcMar>
-              <w:top w:type="dxa" w:w="60"/>
-              <w:left w:type="dxa" w:w="90"/>
-              <w:bottom w:type="dxa" w:w="60"/>
-              <w:right w:type="dxa" w:w="90"/>
-            </w:tcMar>
-          </w:tcPr>
-          <w:p>
-            <w:pPr>
-              <w:keepNext w:val="false"/>
-              <w:spacing w:after="0" w:before="0"/>
-            </w:pPr>
-            <w:r>
-              <w:rPr>
-                <w:b w:val="false"/>
-                <w:bCs w:val="false"/>
-                <w:color w:val="162554"/>
-                <w:sz w:val="18"/>
-                <w:szCs w:val="18"/>
-              </w:rPr>
-              <w:t xml:space="preserve">numărul de observații cu și fără eveniment</w:t>
+            <w:tcW w:type="dxa" w:w="3432"/>
+            <w:tcMar>
+              <w:top w:type="dxa" w:w="60"/>
+              <w:left w:type="dxa" w:w="90"/>
+              <w:bottom w:type="dxa" w:w="60"/>
+              <w:right w:type="dxa" w:w="90"/>
+            </w:tcMar>
+          </w:tcPr>
+          <w:p>
+            <w:pPr>
+              <w:keepNext w:val="false"/>
+              <w:spacing w:after="0" w:before="0"/>
+            </w:pPr>
+            <w:r>
+              <w:rPr>
+                <w:b w:val="false"/>
+                <w:bCs w:val="false"/>
+                <w:color w:val="162554"/>
+                <w:sz w:val="18"/>
+                <w:szCs w:val="18"/>
+              </w:rPr>
+              <w:t xml:space="preserve">Utilizarea liniei de credit peste 80 %</w:t>
+            </w:r>
+          </w:p>
+        </w:tc>
+        <w:tc>
+          <w:tcPr>
+            <w:tcW w:type="dxa" w:w="1248"/>
+            <w:tcMar>
+              <w:top w:type="dxa" w:w="60"/>
+              <w:left w:type="dxa" w:w="90"/>
+              <w:bottom w:type="dxa" w:w="60"/>
+              <w:right w:type="dxa" w:w="90"/>
+            </w:tcMar>
+          </w:tcPr>
+          <w:p>
+            <w:pPr>
+              <w:keepNext w:val="false"/>
+              <w:spacing w:after="0" w:before="0"/>
+            </w:pPr>
+            <w:r>
+              <w:rPr>
+                <w:b w:val="false"/>
+                <w:bCs w:val="false"/>
+                <w:color w:val="162554"/>
+                <w:sz w:val="18"/>
+                <w:szCs w:val="18"/>
+              </w:rPr>
+              <w:t xml:space="preserve">+15</w:t>
+            </w:r>
+          </w:p>
+        </w:tc>
+        <w:tc>
+          <w:tcPr>
+            <w:tcW w:type="dxa" w:w="4680"/>
+            <w:tcMar>
+              <w:top w:type="dxa" w:w="60"/>
+              <w:left w:type="dxa" w:w="90"/>
+              <w:bottom w:type="dxa" w:w="60"/>
+              <w:right w:type="dxa" w:w="90"/>
+            </w:tcMar>
+          </w:tcPr>
+          <w:p>
+            <w:pPr>
+              <w:keepNext w:val="false"/>
+              <w:spacing w:after="0" w:before="0"/>
+            </w:pPr>
+            <w:r>
+              <w:rPr>
+                <w:b w:val="false"/>
+                <w:bCs w:val="false"/>
+                <w:color w:val="162554"/>
+                <w:sz w:val="18"/>
+                <w:szCs w:val="18"/>
+              </w:rPr>
+              <w:t xml:space="preserve">indisponibil</w:t>
+            </w:r>
+            <w:r>
+              <w:rPr>
+                <w:b w:val="false"/>
+                <w:bCs w:val="false"/>
+                <w:color w:val="162554"/>
+                <w:sz w:val="18"/>
+                <w:szCs w:val="18"/>
+              </w:rPr>
+              <w:t xml:space="preserve"> — nu există în situațiile financiare</w:t>
             </w:r>
           </w:p>
         </w:tc>
@@ -5651,77 +5839,92 @@
         </w:trPr>
         <w:tc>
           <w:tcPr>
-            <w:tcW w:type="dxa" w:w="1872"/>
-            <w:tcMar>
-              <w:top w:type="dxa" w:w="60"/>
-              <w:left w:type="dxa" w:w="90"/>
-              <w:bottom w:type="dxa" w:w="60"/>
-              <w:right w:type="dxa" w:w="90"/>
-            </w:tcMar>
-          </w:tcPr>
-          <w:p>
-            <w:pPr>
-              <w:keepNext w:val="false"/>
-              <w:spacing w:after="0" w:before="0"/>
-            </w:pPr>
-            <w:r>
-              <w:rPr>
-                <w:rFonts w:ascii="Consolas" w:cs="Consolas" w:eastAsia="Consolas" w:hAnsi="Consolas"/>
-                <w:b w:val="false"/>
-                <w:bCs w:val="false"/>
-                <w:color w:val="162554"/>
-                <w:sz w:val="18"/>
-                <w:szCs w:val="18"/>
-              </w:rPr>
-              <w:t xml:space="preserve">q[i]</w:t>
-            </w:r>
-          </w:p>
-        </w:tc>
-        <w:tc>
-          <w:tcPr>
-            <w:tcW w:type="dxa" w:w="7488"/>
-            <w:tcMar>
-              <w:top w:type="dxa" w:w="60"/>
-              <w:left w:type="dxa" w:w="90"/>
-              <w:bottom w:type="dxa" w:w="60"/>
-              <w:right w:type="dxa" w:w="90"/>
-            </w:tcMar>
-          </w:tcPr>
-          <w:p>
-            <w:pPr>
-              <w:keepNext w:val="false"/>
-              <w:spacing w:after="0" w:before="0"/>
-            </w:pPr>
-            <w:r>
-              <w:rPr>
-                <w:b w:val="false"/>
-                <w:bCs w:val="false"/>
-                <w:color w:val="162554"/>
-                <w:sz w:val="18"/>
-                <w:szCs w:val="18"/>
-              </w:rPr>
-              <w:t xml:space="preserve">percentila </w:t>
-            </w:r>
-            <w:r>
-              <w:rPr>
-                <w:rFonts w:ascii="Consolas" w:cs="Consolas" w:eastAsia="Consolas" w:hAnsi="Consolas"/>
-                <w:b w:val="false"/>
-                <w:bCs w:val="false"/>
-                <w:color w:val="162554"/>
-                <w:sz w:val="18"/>
-                <w:szCs w:val="18"/>
-              </w:rPr>
-              <w:t xml:space="preserve">5 × i</w:t>
-            </w:r>
-            <w:r>
-              <w:rPr>
-                <w:b w:val="false"/>
-                <w:bCs w:val="false"/>
-                <w:color w:val="162554"/>
-                <w:sz w:val="18"/>
-                <w:szCs w:val="18"/>
-              </w:rPr>
-              <w:t xml:space="preserve"> a grupului de referință</w:t>
+            <w:tcW w:type="dxa" w:w="3432"/>
+            <w:tcMar>
+              <w:top w:type="dxa" w:w="60"/>
+              <w:left w:type="dxa" w:w="90"/>
+              <w:bottom w:type="dxa" w:w="60"/>
+              <w:right w:type="dxa" w:w="90"/>
+            </w:tcMar>
+          </w:tcPr>
+          <w:p>
+            <w:pPr>
+              <w:keepNext w:val="false"/>
+              <w:spacing w:after="0" w:before="0"/>
+            </w:pPr>
+            <w:r>
+              <w:rPr>
+                <w:b w:val="false"/>
+                <w:bCs w:val="false"/>
+                <w:color w:val="162554"/>
+                <w:sz w:val="18"/>
+                <w:szCs w:val="18"/>
+              </w:rPr>
+              <w:t xml:space="preserve">Marja brută −1 pp</w:t>
+            </w:r>
+          </w:p>
+        </w:tc>
+        <w:tc>
+          <w:tcPr>
+            <w:tcW w:type="dxa" w:w="1248"/>
+            <w:tcMar>
+              <w:top w:type="dxa" w:w="60"/>
+              <w:left w:type="dxa" w:w="90"/>
+              <w:bottom w:type="dxa" w:w="60"/>
+              <w:right w:type="dxa" w:w="90"/>
+            </w:tcMar>
+          </w:tcPr>
+          <w:p>
+            <w:pPr>
+              <w:keepNext w:val="false"/>
+              <w:spacing w:after="0" w:before="0"/>
+            </w:pPr>
+            <w:r>
+              <w:rPr>
+                <w:b w:val="false"/>
+                <w:bCs w:val="false"/>
+                <w:color w:val="162554"/>
+                <w:sz w:val="18"/>
+                <w:szCs w:val="18"/>
+              </w:rPr>
+              <w:t xml:space="preserve">+10 (galben +5)</w:t>
+            </w:r>
+          </w:p>
+        </w:tc>
+        <w:tc>
+          <w:tcPr>
+            <w:tcW w:type="dxa" w:w="4680"/>
+            <w:tcMar>
+              <w:top w:type="dxa" w:w="60"/>
+              <w:left w:type="dxa" w:w="90"/>
+              <w:bottom w:type="dxa" w:w="60"/>
+              <w:right w:type="dxa" w:w="90"/>
+            </w:tcMar>
+          </w:tcPr>
+          <w:p>
+            <w:pPr>
+              <w:keepNext w:val="false"/>
+              <w:spacing w:after="0" w:before="0"/>
+            </w:pPr>
+            <w:r>
+              <w:rPr>
+                <w:b w:val="false"/>
+                <w:bCs w:val="false"/>
+                <w:color w:val="162554"/>
+                <w:sz w:val="18"/>
+                <w:szCs w:val="18"/>
+              </w:rPr>
+              <w:t xml:space="preserve">aproximat</w:t>
+            </w:r>
+            <w:r>
+              <w:rPr>
+                <w:b w:val="false"/>
+                <w:bCs w:val="false"/>
+                <w:color w:val="162554"/>
+                <w:sz w:val="18"/>
+                <w:szCs w:val="18"/>
+              </w:rPr>
+              <w:t xml:space="preserve"> cu marja netă</w:t>
             </w:r>
           </w:p>
         </w:tc>
@@ -5732,56 +5935,92 @@
         </w:trPr>
         <w:tc>
           <w:tcPr>
-            <w:tcW w:type="dxa" w:w="1872"/>
-            <w:tcMar>
-              <w:top w:type="dxa" w:w="60"/>
-              <w:left w:type="dxa" w:w="90"/>
-              <w:bottom w:type="dxa" w:w="60"/>
-              <w:right w:type="dxa" w:w="90"/>
-            </w:tcMar>
-          </w:tcPr>
-          <w:p>
-            <w:pPr>
-              <w:keepNext w:val="false"/>
-              <w:spacing w:after="0" w:before="0"/>
-            </w:pPr>
-            <w:r>
-              <w:rPr>
-                <w:rFonts w:ascii="Consolas" w:cs="Consolas" w:eastAsia="Consolas" w:hAnsi="Consolas"/>
-                <w:b w:val="false"/>
-                <w:bCs w:val="false"/>
-                <w:color w:val="162554"/>
-                <w:sz w:val="18"/>
-                <w:szCs w:val="18"/>
-              </w:rPr>
-              <w:t xml:space="preserve">MAD</w:t>
-            </w:r>
-          </w:p>
-        </w:tc>
-        <w:tc>
-          <w:tcPr>
-            <w:tcW w:type="dxa" w:w="7488"/>
-            <w:tcMar>
-              <w:top w:type="dxa" w:w="60"/>
-              <w:left w:type="dxa" w:w="90"/>
-              <w:bottom w:type="dxa" w:w="60"/>
-              <w:right w:type="dxa" w:w="90"/>
-            </w:tcMar>
-          </w:tcPr>
-          <w:p>
-            <w:pPr>
-              <w:keepNext w:val="false"/>
-              <w:spacing w:after="0" w:before="0"/>
-            </w:pPr>
-            <w:r>
-              <w:rPr>
-                <w:b w:val="false"/>
-                <w:bCs w:val="false"/>
-                <w:color w:val="162554"/>
-                <w:sz w:val="18"/>
-                <w:szCs w:val="18"/>
-              </w:rPr>
-              <w:t xml:space="preserve">abaterea absolută mediană (secțiunea IV.4) sau abaterea absolută medie față de Benford (secțiunea IV.3) — omonimie nefericită, consacrată în ambele literaturi</w:t>
+            <w:tcW w:type="dxa" w:w="3432"/>
+            <w:tcMar>
+              <w:top w:type="dxa" w:w="60"/>
+              <w:left w:type="dxa" w:w="90"/>
+              <w:bottom w:type="dxa" w:w="60"/>
+              <w:right w:type="dxa" w:w="90"/>
+            </w:tcMar>
+          </w:tcPr>
+          <w:p>
+            <w:pPr>
+              <w:keepNext w:val="false"/>
+              <w:spacing w:after="0" w:before="0"/>
+            </w:pPr>
+            <w:r>
+              <w:rPr>
+                <w:b w:val="false"/>
+                <w:bCs w:val="false"/>
+                <w:color w:val="162554"/>
+                <w:sz w:val="18"/>
+                <w:szCs w:val="18"/>
+              </w:rPr>
+              <w:t xml:space="preserve">Concentrare pe primul client plus întârziere</w:t>
+            </w:r>
+          </w:p>
+        </w:tc>
+        <w:tc>
+          <w:tcPr>
+            <w:tcW w:type="dxa" w:w="1248"/>
+            <w:tcMar>
+              <w:top w:type="dxa" w:w="60"/>
+              <w:left w:type="dxa" w:w="90"/>
+              <w:bottom w:type="dxa" w:w="60"/>
+              <w:right w:type="dxa" w:w="90"/>
+            </w:tcMar>
+          </w:tcPr>
+          <w:p>
+            <w:pPr>
+              <w:keepNext w:val="false"/>
+              <w:spacing w:after="0" w:before="0"/>
+            </w:pPr>
+            <w:r>
+              <w:rPr>
+                <w:b w:val="false"/>
+                <w:bCs w:val="false"/>
+                <w:color w:val="162554"/>
+                <w:sz w:val="18"/>
+                <w:szCs w:val="18"/>
+              </w:rPr>
+              <w:t xml:space="preserve">+20</w:t>
+            </w:r>
+          </w:p>
+        </w:tc>
+        <w:tc>
+          <w:tcPr>
+            <w:tcW w:type="dxa" w:w="4680"/>
+            <w:tcMar>
+              <w:top w:type="dxa" w:w="60"/>
+              <w:left w:type="dxa" w:w="90"/>
+              <w:bottom w:type="dxa" w:w="60"/>
+              <w:right w:type="dxa" w:w="90"/>
+            </w:tcMar>
+          </w:tcPr>
+          <w:p>
+            <w:pPr>
+              <w:keepNext w:val="false"/>
+              <w:spacing w:after="0" w:before="0"/>
+            </w:pPr>
+            <w:r>
+              <w:rPr>
+                <w:b w:val="false"/>
+                <w:bCs w:val="false"/>
+                <w:color w:val="162554"/>
+                <w:sz w:val="18"/>
+                <w:szCs w:val="18"/>
+              </w:rPr>
+              <w:t xml:space="preserve">indisponibil</w:t>
+            </w:r>
+            <w:r>
+              <w:rPr>
+                <w:b w:val="false"/>
+                <w:bCs w:val="false"/>
+                <w:color w:val="162554"/>
+                <w:sz w:val="18"/>
+                <w:szCs w:val="18"/>
+              </w:rPr>
+              <w:t xml:space="preserve"> — nu există în situațiile financiare</w:t>
             </w:r>
           </w:p>
         </w:tc>
@@ -5792,56 +6031,82 @@
         </w:trPr>
         <w:tc>
           <w:tcPr>
-            <w:tcW w:type="dxa" w:w="1872"/>
-            <w:tcMar>
-              <w:top w:type="dxa" w:w="60"/>
-              <w:left w:type="dxa" w:w="90"/>
-              <w:bottom w:type="dxa" w:w="60"/>
-              <w:right w:type="dxa" w:w="90"/>
-            </w:tcMar>
-          </w:tcPr>
-          <w:p>
-            <w:pPr>
-              <w:keepNext w:val="false"/>
-              <w:spacing w:after="0" w:before="0"/>
-            </w:pPr>
-            <w:r>
-              <w:rPr>
-                <w:rFonts w:ascii="Consolas" w:cs="Consolas" w:eastAsia="Consolas" w:hAnsi="Consolas"/>
-                <w:b w:val="false"/>
-                <w:bCs w:val="false"/>
-                <w:color w:val="162554"/>
-                <w:sz w:val="18"/>
-                <w:szCs w:val="18"/>
-              </w:rPr>
-              <w:t xml:space="preserve">S</w:t>
-            </w:r>
-          </w:p>
-        </w:tc>
-        <w:tc>
-          <w:tcPr>
-            <w:tcW w:type="dxa" w:w="7488"/>
-            <w:tcMar>
-              <w:top w:type="dxa" w:w="60"/>
-              <w:left w:type="dxa" w:w="90"/>
-              <w:bottom w:type="dxa" w:w="60"/>
-              <w:right w:type="dxa" w:w="90"/>
-            </w:tcMar>
-          </w:tcPr>
-          <w:p>
-            <w:pPr>
-              <w:keepNext w:val="false"/>
-              <w:spacing w:after="0" w:before="0"/>
-            </w:pPr>
-            <w:r>
-              <w:rPr>
-                <w:b w:val="false"/>
-                <w:bCs w:val="false"/>
-                <w:color w:val="162554"/>
-                <w:sz w:val="18"/>
-                <w:szCs w:val="18"/>
-              </w:rPr>
-              <w:t xml:space="preserve">matricea de covarianță</w:t>
+            <w:tcW w:type="dxa" w:w="3432"/>
+            <w:tcMar>
+              <w:top w:type="dxa" w:w="60"/>
+              <w:left w:type="dxa" w:w="90"/>
+              <w:bottom w:type="dxa" w:w="60"/>
+              <w:right w:type="dxa" w:w="90"/>
+            </w:tcMar>
+          </w:tcPr>
+          <w:p>
+            <w:pPr>
+              <w:keepNext w:val="false"/>
+              <w:spacing w:after="0" w:before="0"/>
+            </w:pPr>
+            <w:r>
+              <w:rPr>
+                <w:b w:val="false"/>
+                <w:bCs w:val="false"/>
+                <w:color w:val="162554"/>
+                <w:sz w:val="18"/>
+                <w:szCs w:val="18"/>
+              </w:rPr>
+              <w:t xml:space="preserve">Reziduu stocuri peste 2σ</w:t>
+            </w:r>
+          </w:p>
+        </w:tc>
+        <w:tc>
+          <w:tcPr>
+            <w:tcW w:type="dxa" w:w="1248"/>
+            <w:tcMar>
+              <w:top w:type="dxa" w:w="60"/>
+              <w:left w:type="dxa" w:w="90"/>
+              <w:bottom w:type="dxa" w:w="60"/>
+              <w:right w:type="dxa" w:w="90"/>
+            </w:tcMar>
+          </w:tcPr>
+          <w:p>
+            <w:pPr>
+              <w:keepNext w:val="false"/>
+              <w:spacing w:after="0" w:before="0"/>
+            </w:pPr>
+            <w:r>
+              <w:rPr>
+                <w:b w:val="false"/>
+                <w:bCs w:val="false"/>
+                <w:color w:val="162554"/>
+                <w:sz w:val="18"/>
+                <w:szCs w:val="18"/>
+              </w:rPr>
+              <w:t xml:space="preserve">+20</w:t>
+            </w:r>
+          </w:p>
+        </w:tc>
+        <w:tc>
+          <w:tcPr>
+            <w:tcW w:type="dxa" w:w="4680"/>
+            <w:tcMar>
+              <w:top w:type="dxa" w:w="60"/>
+              <w:left w:type="dxa" w:w="90"/>
+              <w:bottom w:type="dxa" w:w="60"/>
+              <w:right w:type="dxa" w:w="90"/>
+            </w:tcMar>
+          </w:tcPr>
+          <w:p>
+            <w:pPr>
+              <w:keepNext w:val="false"/>
+              <w:spacing w:after="0" w:before="0"/>
+            </w:pPr>
+            <w:r>
+              <w:rPr>
+                <w:b w:val="false"/>
+                <w:bCs w:val="false"/>
+                <w:color w:val="162554"/>
+                <w:sz w:val="18"/>
+                <w:szCs w:val="18"/>
+              </w:rPr>
+              <w:t xml:space="preserve">adăugat, din nivelul 3</w:t>
             </w:r>
           </w:p>
         </w:tc>
@@ -5852,56 +6117,82 @@
         </w:trPr>
         <w:tc>
           <w:tcPr>
-            <w:tcW w:type="dxa" w:w="1872"/>
-            <w:tcMar>
-              <w:top w:type="dxa" w:w="60"/>
-              <w:left w:type="dxa" w:w="90"/>
-              <w:bottom w:type="dxa" w:w="60"/>
-              <w:right w:type="dxa" w:w="90"/>
-            </w:tcMar>
-          </w:tcPr>
-          <w:p>
-            <w:pPr>
-              <w:keepNext w:val="false"/>
-              <w:spacing w:after="0" w:before="0"/>
-            </w:pPr>
-            <w:r>
-              <w:rPr>
-                <w:rFonts w:ascii="Consolas" w:cs="Consolas" w:eastAsia="Consolas" w:hAnsi="Consolas"/>
-                <w:b w:val="false"/>
-                <w:bCs w:val="false"/>
-                <w:color w:val="162554"/>
-                <w:sz w:val="18"/>
-                <w:szCs w:val="18"/>
-              </w:rPr>
-              <w:t xml:space="preserve">d²</w:t>
-            </w:r>
-          </w:p>
-        </w:tc>
-        <w:tc>
-          <w:tcPr>
-            <w:tcW w:type="dxa" w:w="7488"/>
-            <w:tcMar>
-              <w:top w:type="dxa" w:w="60"/>
-              <w:left w:type="dxa" w:w="90"/>
-              <w:bottom w:type="dxa" w:w="60"/>
-              <w:right w:type="dxa" w:w="90"/>
-            </w:tcMar>
-          </w:tcPr>
-          <w:p>
-            <w:pPr>
-              <w:keepNext w:val="false"/>
-              <w:spacing w:after="0" w:before="0"/>
-            </w:pPr>
-            <w:r>
-              <w:rPr>
-                <w:b w:val="false"/>
-                <w:bCs w:val="false"/>
-                <w:color w:val="162554"/>
-                <w:sz w:val="18"/>
-                <w:szCs w:val="18"/>
-              </w:rPr>
-              <w:t xml:space="preserve">distanța Mahalanobis pătratică</w:t>
+            <w:tcW w:type="dxa" w:w="3432"/>
+            <w:tcMar>
+              <w:top w:type="dxa" w:w="60"/>
+              <w:left w:type="dxa" w:w="90"/>
+              <w:bottom w:type="dxa" w:w="60"/>
+              <w:right w:type="dxa" w:w="90"/>
+            </w:tcMar>
+          </w:tcPr>
+          <w:p>
+            <w:pPr>
+              <w:keepNext w:val="false"/>
+              <w:spacing w:after="0" w:before="0"/>
+            </w:pPr>
+            <w:r>
+              <w:rPr>
+                <w:b w:val="false"/>
+                <w:bCs w:val="false"/>
+                <w:color w:val="162554"/>
+                <w:sz w:val="18"/>
+                <w:szCs w:val="18"/>
+              </w:rPr>
+              <w:t xml:space="preserve">Reziduu creanțe peste 2σ</w:t>
+            </w:r>
+          </w:p>
+        </w:tc>
+        <w:tc>
+          <w:tcPr>
+            <w:tcW w:type="dxa" w:w="1248"/>
+            <w:tcMar>
+              <w:top w:type="dxa" w:w="60"/>
+              <w:left w:type="dxa" w:w="90"/>
+              <w:bottom w:type="dxa" w:w="60"/>
+              <w:right w:type="dxa" w:w="90"/>
+            </w:tcMar>
+          </w:tcPr>
+          <w:p>
+            <w:pPr>
+              <w:keepNext w:val="false"/>
+              <w:spacing w:after="0" w:before="0"/>
+            </w:pPr>
+            <w:r>
+              <w:rPr>
+                <w:b w:val="false"/>
+                <w:bCs w:val="false"/>
+                <w:color w:val="162554"/>
+                <w:sz w:val="18"/>
+                <w:szCs w:val="18"/>
+              </w:rPr>
+              <w:t xml:space="preserve">+20</w:t>
+            </w:r>
+          </w:p>
+        </w:tc>
+        <w:tc>
+          <w:tcPr>
+            <w:tcW w:type="dxa" w:w="4680"/>
+            <w:tcMar>
+              <w:top w:type="dxa" w:w="60"/>
+              <w:left w:type="dxa" w:w="90"/>
+              <w:bottom w:type="dxa" w:w="60"/>
+              <w:right w:type="dxa" w:w="90"/>
+            </w:tcMar>
+          </w:tcPr>
+          <w:p>
+            <w:pPr>
+              <w:keepNext w:val="false"/>
+              <w:spacing w:after="0" w:before="0"/>
+            </w:pPr>
+            <w:r>
+              <w:rPr>
+                <w:b w:val="false"/>
+                <w:bCs w:val="false"/>
+                <w:color w:val="162554"/>
+                <w:sz w:val="18"/>
+                <w:szCs w:val="18"/>
+              </w:rPr>
+              <w:t xml:space="preserve">adăugat, din nivelul 3</w:t>
             </w:r>
           </w:p>
         </w:tc>
@@ -5913,8 +6204,40 @@
       </w:pPr>
     </w:p>
     <w:p>
-      <w:r>
-        <w:br w:type="page"/>
+      <w:pPr>
+        <w:spacing w:after="100"/>
+        <w:jc w:val="left"/>
+      </w:pPr>
+      <w:r>
+        <w:t xml:space="preserve">Interpretarea benzilor este cea din lecție: 0–25 normal, 26–55 atenție, 56–100 risc ridicat. Ponderile indisponibile însumează 50 de puncte din scala lecției, iar aplicația spune acest lucru pe ecran: un scor nu are semnificație absolută, ci doar față de lista de semnale care intră în el. Aceasta nu este o scuză pentru lipsa datelor, este lecția însăși — scala unui scor depinde de ce poți măsura.</w:t>
+      </w:r>
+    </w:p>
+    <w:p>
+      <w:pPr>
+        <w:pBdr>
+          <w:left w:val="single" w:color="D9720F" w:sz="18" w:space="8"/>
+        </w:pBdr>
+        <w:shd w:fill="FFF4E6" w:color="auto" w:val="clear"/>
+        <w:spacing w:after="40" w:before="40"/>
+        <w:ind w:left="200"/>
+      </w:pPr>
+      <w:r>
+        <w:rPr>
+          <w:b/>
+          <w:bCs/>
+          <w:color w:val="162554"/>
+          <w:sz w:val="20"/>
+          <w:szCs w:val="20"/>
+        </w:rPr>
+        <w:t xml:space="preserve">Citește mai departe:</w:t>
+      </w:r>
+      <w:r>
+        <w:rPr>
+          <w:color w:val="162554"/>
+          <w:sz w:val="20"/>
+          <w:szCs w:val="20"/>
+        </w:rPr>
+        <w:t xml:space="preserve"> pentru detecția de anomalii ca disciplină, anexa B, tema 10.</w:t>
       </w:r>
     </w:p>
     <w:p>
@@ -5924,6 +6247,1270 @@
         <w:spacing w:after="120" w:before="360" w:line="240" w:lineRule="auto"/>
       </w:pPr>
       <w:r>
+        <w:t xml:space="preserve">Partea V · Ce nu face aplicația</w:t>
+      </w:r>
+    </w:p>
+    <w:p>
+      <w:pPr>
+        <w:spacing w:after="100"/>
+        <w:jc w:val="left"/>
+      </w:pPr>
+      <w:r>
+        <w:t xml:space="preserve">Lista aceasta nu e o formalitate juridică; fiecare punct schimbă felul în care se citesc rezultatele.</w:t>
+      </w:r>
+    </w:p>
+    <w:p>
+      <w:pPr>
+        <w:pStyle w:val="ListParagraph"/>
+        <w:numPr>
+          <w:ilvl w:val="0"/>
+          <w:numId w:val="3"/>
+        </w:numPr>
+        <w:spacing w:after="60"/>
+      </w:pPr>
+      <w:r>
+        <w:rPr>
+          <w:b/>
+          <w:bCs/>
+        </w:rPr>
+        <w:t xml:space="preserve">Nu produce probabilități de default comparabile cu un model intern de bancă.</w:t>
+      </w:r>
+      <w:r>
+        <w:t xml:space="preserve"> Evenimentul este un indicator indirect construit din date contabile, nu default-ul reglementat. Nivelul probabilităților depinde de definiția aleasă și de rata de bază din populație, care include microîntreprinderi care nu ar fi niciodată clienți de credit.</w:t>
+      </w:r>
+    </w:p>
+    <w:p>
+      <w:pPr>
+        <w:pStyle w:val="ListParagraph"/>
+        <w:numPr>
+          <w:ilvl w:val="0"/>
+          <w:numId w:val="3"/>
+        </w:numPr>
+        <w:spacing w:after="60"/>
+      </w:pPr>
+      <w:r>
+        <w:rPr>
+          <w:b/>
+          <w:bCs/>
+        </w:rPr>
+        <w:t xml:space="preserve">Nu conține variabila cea mai predictivă.</w:t>
+      </w:r>
+      <w:r>
+        <w:t xml:space="preserve"> Acoperirea serviciului datoriei lipsește, pentru că dobânzile și EBITDA nu sunt în datele publice.</w:t>
+      </w:r>
+    </w:p>
+    <w:p>
+      <w:pPr>
+        <w:pStyle w:val="ListParagraph"/>
+        <w:numPr>
+          <w:ilvl w:val="0"/>
+          <w:numId w:val="3"/>
+        </w:numPr>
+        <w:spacing w:after="60"/>
+      </w:pPr>
+      <w:r>
+        <w:rPr>
+          <w:b/>
+          <w:bCs/>
+        </w:rPr>
+        <w:t xml:space="preserve">Nu vede informația calitativă.</w:t>
+      </w:r>
+      <w:r>
+        <w:t xml:space="preserve"> Acționariat, garanții, poziție competitivă, calitatea managementului, contracte — nimic din ce un analist află din dosar și din discuție.</w:t>
+      </w:r>
+    </w:p>
+    <w:p>
+      <w:pPr>
+        <w:pStyle w:val="ListParagraph"/>
+        <w:numPr>
+          <w:ilvl w:val="0"/>
+          <w:numId w:val="3"/>
+        </w:numPr>
+        <w:spacing w:after="60"/>
+      </w:pPr>
+      <w:r>
+        <w:rPr>
+          <w:b/>
+          <w:bCs/>
+        </w:rPr>
+        <w:t xml:space="preserve">Nu detectează fraudă.</w:t>
+      </w:r>
+      <w:r>
+        <w:t xml:space="preserve"> Laboratorul de anomalii produce întrebări, cu frecvențele lor în populație, nu verdicte.</w:t>
+      </w:r>
+    </w:p>
+    <w:p>
+      <w:pPr>
+        <w:pStyle w:val="ListParagraph"/>
+        <w:numPr>
+          <w:ilvl w:val="0"/>
+          <w:numId w:val="3"/>
+        </w:numPr>
+        <w:spacing w:after="60"/>
+      </w:pPr>
+      <w:r>
+        <w:rPr>
+          <w:b/>
+          <w:bCs/>
+        </w:rPr>
+        <w:t xml:space="preserve">Nu este calibrată pentru un portofoliu anume.</w:t>
+      </w:r>
+      <w:r>
+        <w:t xml:space="preserve"> Ratele de bază sunt cele ale populației de firme românești care depun situații financiare, nu ale unui portofoliu de credit.</w:t>
+      </w:r>
+    </w:p>
+    <w:p>
+      <w:pPr>
+        <w:pStyle w:val="ListParagraph"/>
+        <w:numPr>
+          <w:ilvl w:val="0"/>
+          <w:numId w:val="3"/>
+        </w:numPr>
+        <w:spacing w:after="60"/>
+      </w:pPr>
+      <w:r>
+        <w:rPr>
+          <w:b/>
+          <w:bCs/>
+        </w:rPr>
+        <w:t xml:space="preserve">Nu ține minte nimic.</w:t>
+      </w:r>
+      <w:r>
+        <w:t xml:space="preserve"> Tot calculul rulează în browser; nici datele companiilor căutate, nici modelele antrenate nu ajung pe niciun server.</w:t>
+      </w:r>
+    </w:p>
+    <w:p>
+      <w:pPr>
+        <w:pStyle w:val="Title"/>
+        <w:keepNext/>
+        <w:spacing w:after="120" w:before="360" w:line="240" w:lineRule="auto"/>
+      </w:pPr>
+      <w:r>
+        <w:t xml:space="preserve">Anexa A · Notațiile folosite</w:t>
+      </w:r>
+    </w:p>
+    <w:tbl>
+      <w:tblPr>
+        <w:tblW w:type="dxa" w:w="9360"/>
+        <w:tblBorders>
+          <w:top w:val="single" w:color="auto" w:sz="4"/>
+          <w:left w:val="single" w:color="auto" w:sz="4"/>
+          <w:bottom w:val="single" w:color="auto" w:sz="4"/>
+          <w:right w:val="single" w:color="auto" w:sz="4"/>
+          <w:insideH w:val="single" w:color="auto" w:sz="4"/>
+          <w:insideV w:val="single" w:color="auto" w:sz="4"/>
+        </w:tblBorders>
+      </w:tblPr>
+      <w:tblGrid>
+        <w:gridCol w:w="2066"/>
+        <w:gridCol w:w="7294"/>
+      </w:tblGrid>
+      <w:tr>
+        <w:trPr>
+          <w:tblHeader/>
+        </w:trPr>
+        <w:tc>
+          <w:tcPr>
+            <w:tcW w:type="dxa" w:w="2066"/>
+            <w:shd w:fill="EDF3FF" w:color="auto" w:val="clear"/>
+            <w:tcMar>
+              <w:top w:type="dxa" w:w="60"/>
+              <w:left w:type="dxa" w:w="90"/>
+              <w:bottom w:type="dxa" w:w="60"/>
+              <w:right w:type="dxa" w:w="90"/>
+            </w:tcMar>
+          </w:tcPr>
+          <w:p>
+            <w:pPr>
+              <w:keepNext w:val="false"/>
+              <w:spacing w:after="0" w:before="0"/>
+            </w:pPr>
+            <w:r>
+              <w:rPr>
+                <w:b/>
+                <w:bCs/>
+                <w:color w:val="1A35A8"/>
+                <w:sz w:val="18"/>
+                <w:szCs w:val="18"/>
+              </w:rPr>
+              <w:t xml:space="preserve">Simbol</w:t>
+            </w:r>
+          </w:p>
+        </w:tc>
+        <w:tc>
+          <w:tcPr>
+            <w:tcW w:type="dxa" w:w="7294"/>
+            <w:shd w:fill="EDF3FF" w:color="auto" w:val="clear"/>
+            <w:tcMar>
+              <w:top w:type="dxa" w:w="60"/>
+              <w:left w:type="dxa" w:w="90"/>
+              <w:bottom w:type="dxa" w:w="60"/>
+              <w:right w:type="dxa" w:w="90"/>
+            </w:tcMar>
+          </w:tcPr>
+          <w:p>
+            <w:pPr>
+              <w:keepNext w:val="false"/>
+              <w:spacing w:after="0" w:before="0"/>
+            </w:pPr>
+            <w:r>
+              <w:rPr>
+                <w:b/>
+                <w:bCs/>
+                <w:color w:val="1A35A8"/>
+                <w:sz w:val="18"/>
+                <w:szCs w:val="18"/>
+              </w:rPr>
+              <w:t xml:space="preserve">Înseamnă</w:t>
+            </w:r>
+          </w:p>
+        </w:tc>
+      </w:tr>
+      <w:tr>
+        <w:trPr>
+          <w:tblHeader w:val="false"/>
+        </w:trPr>
+        <w:tc>
+          <w:tcPr>
+            <w:tcW w:type="dxa" w:w="2066"/>
+            <w:tcMar>
+              <w:top w:type="dxa" w:w="60"/>
+              <w:left w:type="dxa" w:w="90"/>
+              <w:bottom w:type="dxa" w:w="60"/>
+              <w:right w:type="dxa" w:w="90"/>
+            </w:tcMar>
+          </w:tcPr>
+          <w:p>
+            <w:pPr>
+              <w:keepNext w:val="false"/>
+              <w:spacing w:after="0" w:before="0"/>
+            </w:pPr>
+            <w:r>
+              <w:rPr>
+                <w:rFonts w:ascii="Consolas" w:cs="Consolas" w:eastAsia="Consolas" w:hAnsi="Consolas"/>
+                <w:b w:val="false"/>
+                <w:bCs w:val="false"/>
+                <w:color w:val="162554"/>
+                <w:sz w:val="18"/>
+                <w:szCs w:val="18"/>
+              </w:rPr>
+              <w:t xml:space="preserve">x</w:t>
+            </w:r>
+          </w:p>
+        </w:tc>
+        <w:tc>
+          <w:tcPr>
+            <w:tcW w:type="dxa" w:w="7294"/>
+            <w:tcMar>
+              <w:top w:type="dxa" w:w="60"/>
+              <w:left w:type="dxa" w:w="90"/>
+              <w:bottom w:type="dxa" w:w="60"/>
+              <w:right w:type="dxa" w:w="90"/>
+            </w:tcMar>
+          </w:tcPr>
+          <w:p>
+            <w:pPr>
+              <w:keepNext w:val="false"/>
+              <w:spacing w:after="0" w:before="0"/>
+            </w:pPr>
+            <w:r>
+              <w:rPr>
+                <w:b w:val="false"/>
+                <w:bCs w:val="false"/>
+                <w:color w:val="162554"/>
+                <w:sz w:val="18"/>
+                <w:szCs w:val="18"/>
+              </w:rPr>
+              <w:t xml:space="preserve">valoarea brută a unei variabile</w:t>
+            </w:r>
+          </w:p>
+        </w:tc>
+      </w:tr>
+      <w:tr>
+        <w:trPr>
+          <w:tblHeader w:val="false"/>
+        </w:trPr>
+        <w:tc>
+          <w:tcPr>
+            <w:tcW w:type="dxa" w:w="2066"/>
+            <w:tcMar>
+              <w:top w:type="dxa" w:w="60"/>
+              <w:left w:type="dxa" w:w="90"/>
+              <w:bottom w:type="dxa" w:w="60"/>
+              <w:right w:type="dxa" w:w="90"/>
+            </w:tcMar>
+          </w:tcPr>
+          <w:p>
+            <w:pPr>
+              <w:keepNext w:val="false"/>
+              <w:spacing w:after="0" w:before="0"/>
+            </w:pPr>
+            <w:r>
+              <w:rPr>
+                <w:rFonts w:ascii="Consolas" w:cs="Consolas" w:eastAsia="Consolas" w:hAnsi="Consolas"/>
+                <w:b w:val="false"/>
+                <w:bCs w:val="false"/>
+                <w:color w:val="162554"/>
+                <w:sz w:val="18"/>
+                <w:szCs w:val="18"/>
+              </w:rPr>
+              <w:t xml:space="preserve">x'</w:t>
+            </w:r>
+          </w:p>
+        </w:tc>
+        <w:tc>
+          <w:tcPr>
+            <w:tcW w:type="dxa" w:w="7294"/>
+            <w:tcMar>
+              <w:top w:type="dxa" w:w="60"/>
+              <w:left w:type="dxa" w:w="90"/>
+              <w:bottom w:type="dxa" w:w="60"/>
+              <w:right w:type="dxa" w:w="90"/>
+            </w:tcMar>
+          </w:tcPr>
+          <w:p>
+            <w:pPr>
+              <w:keepNext w:val="false"/>
+              <w:spacing w:after="0" w:before="0"/>
+            </w:pPr>
+            <w:r>
+              <w:rPr>
+                <w:b w:val="false"/>
+                <w:bCs w:val="false"/>
+                <w:color w:val="162554"/>
+                <w:sz w:val="18"/>
+                <w:szCs w:val="18"/>
+              </w:rPr>
+              <w:t xml:space="preserve">valoarea după winsorizare (tăiere la percentilele 1 și 99)</w:t>
+            </w:r>
+          </w:p>
+        </w:tc>
+      </w:tr>
+      <w:tr>
+        <w:trPr>
+          <w:tblHeader w:val="false"/>
+        </w:trPr>
+        <w:tc>
+          <w:tcPr>
+            <w:tcW w:type="dxa" w:w="2066"/>
+            <w:tcMar>
+              <w:top w:type="dxa" w:w="60"/>
+              <w:left w:type="dxa" w:w="90"/>
+              <w:bottom w:type="dxa" w:w="60"/>
+              <w:right w:type="dxa" w:w="90"/>
+            </w:tcMar>
+          </w:tcPr>
+          <w:p>
+            <w:pPr>
+              <w:keepNext w:val="false"/>
+              <w:spacing w:after="0" w:before="0"/>
+            </w:pPr>
+            <w:r>
+              <w:rPr>
+                <w:rFonts w:ascii="Consolas" w:cs="Consolas" w:eastAsia="Consolas" w:hAnsi="Consolas"/>
+                <w:b w:val="false"/>
+                <w:bCs w:val="false"/>
+                <w:color w:val="162554"/>
+                <w:sz w:val="18"/>
+                <w:szCs w:val="18"/>
+              </w:rPr>
+              <w:t xml:space="preserve">z</w:t>
+            </w:r>
+          </w:p>
+        </w:tc>
+        <w:tc>
+          <w:tcPr>
+            <w:tcW w:type="dxa" w:w="7294"/>
+            <w:tcMar>
+              <w:top w:type="dxa" w:w="60"/>
+              <w:left w:type="dxa" w:w="90"/>
+              <w:bottom w:type="dxa" w:w="60"/>
+              <w:right w:type="dxa" w:w="90"/>
+            </w:tcMar>
+          </w:tcPr>
+          <w:p>
+            <w:pPr>
+              <w:keepNext w:val="false"/>
+              <w:spacing w:after="0" w:before="0"/>
+            </w:pPr>
+            <w:r>
+              <w:rPr>
+                <w:b w:val="false"/>
+                <w:bCs w:val="false"/>
+                <w:color w:val="162554"/>
+                <w:sz w:val="18"/>
+                <w:szCs w:val="18"/>
+              </w:rPr>
+              <w:t xml:space="preserve">valoarea standardizată: </w:t>
+            </w:r>
+            <w:r>
+              <w:rPr>
+                <w:rFonts w:ascii="Consolas" w:cs="Consolas" w:eastAsia="Consolas" w:hAnsi="Consolas"/>
+                <w:b w:val="false"/>
+                <w:bCs w:val="false"/>
+                <w:color w:val="162554"/>
+                <w:sz w:val="18"/>
+                <w:szCs w:val="18"/>
+              </w:rPr>
+              <w:t xml:space="preserve">(x' − μ) / σ</w:t>
+            </w:r>
+          </w:p>
+        </w:tc>
+      </w:tr>
+      <w:tr>
+        <w:trPr>
+          <w:tblHeader w:val="false"/>
+        </w:trPr>
+        <w:tc>
+          <w:tcPr>
+            <w:tcW w:type="dxa" w:w="2066"/>
+            <w:tcMar>
+              <w:top w:type="dxa" w:w="60"/>
+              <w:left w:type="dxa" w:w="90"/>
+              <w:bottom w:type="dxa" w:w="60"/>
+              <w:right w:type="dxa" w:w="90"/>
+            </w:tcMar>
+          </w:tcPr>
+          <w:p>
+            <w:pPr>
+              <w:keepNext w:val="false"/>
+              <w:spacing w:after="0" w:before="0"/>
+            </w:pPr>
+            <w:r>
+              <w:rPr>
+                <w:rFonts w:ascii="Consolas" w:cs="Consolas" w:eastAsia="Consolas" w:hAnsi="Consolas"/>
+                <w:b w:val="false"/>
+                <w:bCs w:val="false"/>
+                <w:color w:val="162554"/>
+                <w:sz w:val="18"/>
+                <w:szCs w:val="18"/>
+              </w:rPr>
+              <w:t xml:space="preserve">y</w:t>
+            </w:r>
+          </w:p>
+        </w:tc>
+        <w:tc>
+          <w:tcPr>
+            <w:tcW w:type="dxa" w:w="7294"/>
+            <w:tcMar>
+              <w:top w:type="dxa" w:w="60"/>
+              <w:left w:type="dxa" w:w="90"/>
+              <w:bottom w:type="dxa" w:w="60"/>
+              <w:right w:type="dxa" w:w="90"/>
+            </w:tcMar>
+          </w:tcPr>
+          <w:p>
+            <w:pPr>
+              <w:keepNext w:val="false"/>
+              <w:spacing w:after="0" w:before="0"/>
+            </w:pPr>
+            <w:r>
+              <w:rPr>
+                <w:b w:val="false"/>
+                <w:bCs w:val="false"/>
+                <w:color w:val="162554"/>
+                <w:sz w:val="18"/>
+                <w:szCs w:val="18"/>
+              </w:rPr>
+              <w:t xml:space="preserve">eticheta observată: 1 dacă evenimentul s-a produs, 0 altfel</w:t>
+            </w:r>
+          </w:p>
+        </w:tc>
+      </w:tr>
+      <w:tr>
+        <w:trPr>
+          <w:tblHeader w:val="false"/>
+        </w:trPr>
+        <w:tc>
+          <w:tcPr>
+            <w:tcW w:type="dxa" w:w="2066"/>
+            <w:tcMar>
+              <w:top w:type="dxa" w:w="60"/>
+              <w:left w:type="dxa" w:w="90"/>
+              <w:bottom w:type="dxa" w:w="60"/>
+              <w:right w:type="dxa" w:w="90"/>
+            </w:tcMar>
+          </w:tcPr>
+          <w:p>
+            <w:pPr>
+              <w:keepNext w:val="false"/>
+              <w:spacing w:after="0" w:before="0"/>
+            </w:pPr>
+            <w:r>
+              <w:rPr>
+                <w:rFonts w:ascii="Consolas" w:cs="Consolas" w:eastAsia="Consolas" w:hAnsi="Consolas"/>
+                <w:b w:val="false"/>
+                <w:bCs w:val="false"/>
+                <w:color w:val="162554"/>
+                <w:sz w:val="18"/>
+                <w:szCs w:val="18"/>
+              </w:rPr>
+              <w:t xml:space="preserve">p</w:t>
+            </w:r>
+          </w:p>
+        </w:tc>
+        <w:tc>
+          <w:tcPr>
+            <w:tcW w:type="dxa" w:w="7294"/>
+            <w:tcMar>
+              <w:top w:type="dxa" w:w="60"/>
+              <w:left w:type="dxa" w:w="90"/>
+              <w:bottom w:type="dxa" w:w="60"/>
+              <w:right w:type="dxa" w:w="90"/>
+            </w:tcMar>
+          </w:tcPr>
+          <w:p>
+            <w:pPr>
+              <w:keepNext w:val="false"/>
+              <w:spacing w:after="0" w:before="0"/>
+            </w:pPr>
+            <w:r>
+              <w:rPr>
+                <w:b w:val="false"/>
+                <w:bCs w:val="false"/>
+                <w:color w:val="162554"/>
+                <w:sz w:val="18"/>
+                <w:szCs w:val="18"/>
+              </w:rPr>
+              <w:t xml:space="preserve">probabilitatea estimată de model</w:t>
+            </w:r>
+          </w:p>
+        </w:tc>
+      </w:tr>
+      <w:tr>
+        <w:trPr>
+          <w:tblHeader w:val="false"/>
+        </w:trPr>
+        <w:tc>
+          <w:tcPr>
+            <w:tcW w:type="dxa" w:w="2066"/>
+            <w:tcMar>
+              <w:top w:type="dxa" w:w="60"/>
+              <w:left w:type="dxa" w:w="90"/>
+              <w:bottom w:type="dxa" w:w="60"/>
+              <w:right w:type="dxa" w:w="90"/>
+            </w:tcMar>
+          </w:tcPr>
+          <w:p>
+            <w:pPr>
+              <w:keepNext w:val="false"/>
+              <w:spacing w:after="0" w:before="0"/>
+            </w:pPr>
+            <w:r>
+              <w:rPr>
+                <w:rFonts w:ascii="Consolas" w:cs="Consolas" w:eastAsia="Consolas" w:hAnsi="Consolas"/>
+                <w:b w:val="false"/>
+                <w:bCs w:val="false"/>
+                <w:color w:val="162554"/>
+                <w:sz w:val="18"/>
+                <w:szCs w:val="18"/>
+              </w:rPr>
+              <w:t xml:space="preserve">s</w:t>
+            </w:r>
+          </w:p>
+        </w:tc>
+        <w:tc>
+          <w:tcPr>
+            <w:tcW w:type="dxa" w:w="7294"/>
+            <w:tcMar>
+              <w:top w:type="dxa" w:w="60"/>
+              <w:left w:type="dxa" w:w="90"/>
+              <w:bottom w:type="dxa" w:w="60"/>
+              <w:right w:type="dxa" w:w="90"/>
+            </w:tcMar>
+          </w:tcPr>
+          <w:p>
+            <w:pPr>
+              <w:keepNext w:val="false"/>
+              <w:spacing w:after="0" w:before="0"/>
+            </w:pPr>
+            <w:r>
+              <w:rPr>
+                <w:b w:val="false"/>
+                <w:bCs w:val="false"/>
+                <w:color w:val="162554"/>
+                <w:sz w:val="18"/>
+                <w:szCs w:val="18"/>
+              </w:rPr>
+              <w:t xml:space="preserve">scorul liniar (log-odds): </w:t>
+            </w:r>
+            <w:r>
+              <w:rPr>
+                <w:rFonts w:ascii="Consolas" w:cs="Consolas" w:eastAsia="Consolas" w:hAnsi="Consolas"/>
+                <w:b w:val="false"/>
+                <w:bCs w:val="false"/>
+                <w:color w:val="162554"/>
+                <w:sz w:val="18"/>
+                <w:szCs w:val="18"/>
+              </w:rPr>
+              <w:t xml:space="preserve">b + Σ w·z</w:t>
+            </w:r>
+          </w:p>
+        </w:tc>
+      </w:tr>
+      <w:tr>
+        <w:trPr>
+          <w:tblHeader w:val="false"/>
+        </w:trPr>
+        <w:tc>
+          <w:tcPr>
+            <w:tcW w:type="dxa" w:w="2066"/>
+            <w:tcMar>
+              <w:top w:type="dxa" w:w="60"/>
+              <w:left w:type="dxa" w:w="90"/>
+              <w:bottom w:type="dxa" w:w="60"/>
+              <w:right w:type="dxa" w:w="90"/>
+            </w:tcMar>
+          </w:tcPr>
+          <w:p>
+            <w:pPr>
+              <w:keepNext w:val="false"/>
+              <w:spacing w:after="0" w:before="0"/>
+            </w:pPr>
+            <w:r>
+              <w:rPr>
+                <w:rFonts w:ascii="Consolas" w:cs="Consolas" w:eastAsia="Consolas" w:hAnsi="Consolas"/>
+                <w:b w:val="false"/>
+                <w:bCs w:val="false"/>
+                <w:color w:val="162554"/>
+                <w:sz w:val="18"/>
+                <w:szCs w:val="18"/>
+              </w:rPr>
+              <w:t xml:space="preserve">w</w:t>
+            </w:r>
+            <w:r>
+              <w:rPr>
+                <w:b w:val="false"/>
+                <w:bCs w:val="false"/>
+                <w:color w:val="162554"/>
+                <w:sz w:val="18"/>
+                <w:szCs w:val="18"/>
+              </w:rPr>
+              <w:t xml:space="preserve">, </w:t>
+            </w:r>
+            <w:r>
+              <w:rPr>
+                <w:rFonts w:ascii="Consolas" w:cs="Consolas" w:eastAsia="Consolas" w:hAnsi="Consolas"/>
+                <w:b w:val="false"/>
+                <w:bCs w:val="false"/>
+                <w:color w:val="162554"/>
+                <w:sz w:val="18"/>
+                <w:szCs w:val="18"/>
+              </w:rPr>
+              <w:t xml:space="preserve">b</w:t>
+            </w:r>
+          </w:p>
+        </w:tc>
+        <w:tc>
+          <w:tcPr>
+            <w:tcW w:type="dxa" w:w="7294"/>
+            <w:tcMar>
+              <w:top w:type="dxa" w:w="60"/>
+              <w:left w:type="dxa" w:w="90"/>
+              <w:bottom w:type="dxa" w:w="60"/>
+              <w:right w:type="dxa" w:w="90"/>
+            </w:tcMar>
+          </w:tcPr>
+          <w:p>
+            <w:pPr>
+              <w:keepNext w:val="false"/>
+              <w:spacing w:after="0" w:before="0"/>
+            </w:pPr>
+            <w:r>
+              <w:rPr>
+                <w:b w:val="false"/>
+                <w:bCs w:val="false"/>
+                <w:color w:val="162554"/>
+                <w:sz w:val="18"/>
+                <w:szCs w:val="18"/>
+              </w:rPr>
+              <w:t xml:space="preserve">coeficienții și interceptul modelului</w:t>
+            </w:r>
+          </w:p>
+        </w:tc>
+      </w:tr>
+      <w:tr>
+        <w:trPr>
+          <w:tblHeader w:val="false"/>
+        </w:trPr>
+        <w:tc>
+          <w:tcPr>
+            <w:tcW w:type="dxa" w:w="2066"/>
+            <w:tcMar>
+              <w:top w:type="dxa" w:w="60"/>
+              <w:left w:type="dxa" w:w="90"/>
+              <w:bottom w:type="dxa" w:w="60"/>
+              <w:right w:type="dxa" w:w="90"/>
+            </w:tcMar>
+          </w:tcPr>
+          <w:p>
+            <w:pPr>
+              <w:keepNext w:val="false"/>
+              <w:spacing w:after="0" w:before="0"/>
+            </w:pPr>
+            <w:r>
+              <w:rPr>
+                <w:rFonts w:ascii="Consolas" w:cs="Consolas" w:eastAsia="Consolas" w:hAnsi="Consolas"/>
+                <w:b w:val="false"/>
+                <w:bCs w:val="false"/>
+                <w:color w:val="162554"/>
+                <w:sz w:val="18"/>
+                <w:szCs w:val="18"/>
+              </w:rPr>
+              <w:t xml:space="preserve">λ</w:t>
+            </w:r>
+          </w:p>
+        </w:tc>
+        <w:tc>
+          <w:tcPr>
+            <w:tcW w:type="dxa" w:w="7294"/>
+            <w:tcMar>
+              <w:top w:type="dxa" w:w="60"/>
+              <w:left w:type="dxa" w:w="90"/>
+              <w:bottom w:type="dxa" w:w="60"/>
+              <w:right w:type="dxa" w:w="90"/>
+            </w:tcMar>
+          </w:tcPr>
+          <w:p>
+            <w:pPr>
+              <w:keepNext w:val="false"/>
+              <w:spacing w:after="0" w:before="0"/>
+            </w:pPr>
+            <w:r>
+              <w:rPr>
+                <w:b w:val="false"/>
+                <w:bCs w:val="false"/>
+                <w:color w:val="162554"/>
+                <w:sz w:val="18"/>
+                <w:szCs w:val="18"/>
+              </w:rPr>
+              <w:t xml:space="preserve">intensitatea regularizării L2</w:t>
+            </w:r>
+          </w:p>
+        </w:tc>
+      </w:tr>
+      <w:tr>
+        <w:trPr>
+          <w:tblHeader w:val="false"/>
+        </w:trPr>
+        <w:tc>
+          <w:tcPr>
+            <w:tcW w:type="dxa" w:w="2066"/>
+            <w:tcMar>
+              <w:top w:type="dxa" w:w="60"/>
+              <w:left w:type="dxa" w:w="90"/>
+              <w:bottom w:type="dxa" w:w="60"/>
+              <w:right w:type="dxa" w:w="90"/>
+            </w:tcMar>
+          </w:tcPr>
+          <w:p>
+            <w:pPr>
+              <w:keepNext w:val="false"/>
+              <w:spacing w:after="0" w:before="0"/>
+            </w:pPr>
+            <w:r>
+              <w:rPr>
+                <w:rFonts w:ascii="Consolas" w:cs="Consolas" w:eastAsia="Consolas" w:hAnsi="Consolas"/>
+                <w:b w:val="false"/>
+                <w:bCs w:val="false"/>
+                <w:color w:val="162554"/>
+                <w:sz w:val="18"/>
+                <w:szCs w:val="18"/>
+              </w:rPr>
+              <w:t xml:space="preserve">η</w:t>
+            </w:r>
+          </w:p>
+        </w:tc>
+        <w:tc>
+          <w:tcPr>
+            <w:tcW w:type="dxa" w:w="7294"/>
+            <w:tcMar>
+              <w:top w:type="dxa" w:w="60"/>
+              <w:left w:type="dxa" w:w="90"/>
+              <w:bottom w:type="dxa" w:w="60"/>
+              <w:right w:type="dxa" w:w="90"/>
+            </w:tcMar>
+          </w:tcPr>
+          <w:p>
+            <w:pPr>
+              <w:keepNext w:val="false"/>
+              <w:spacing w:after="0" w:before="0"/>
+            </w:pPr>
+            <w:r>
+              <w:rPr>
+                <w:b w:val="false"/>
+                <w:bCs w:val="false"/>
+                <w:color w:val="162554"/>
+                <w:sz w:val="18"/>
+                <w:szCs w:val="18"/>
+              </w:rPr>
+              <w:t xml:space="preserve">rata de învățare a gradientului descendent</w:t>
+            </w:r>
+          </w:p>
+        </w:tc>
+      </w:tr>
+      <w:tr>
+        <w:trPr>
+          <w:tblHeader w:val="false"/>
+        </w:trPr>
+        <w:tc>
+          <w:tcPr>
+            <w:tcW w:type="dxa" w:w="2066"/>
+            <w:tcMar>
+              <w:top w:type="dxa" w:w="60"/>
+              <w:left w:type="dxa" w:w="90"/>
+              <w:bottom w:type="dxa" w:w="60"/>
+              <w:right w:type="dxa" w:w="90"/>
+            </w:tcMar>
+          </w:tcPr>
+          <w:p>
+            <w:pPr>
+              <w:keepNext w:val="false"/>
+              <w:spacing w:after="0" w:before="0"/>
+            </w:pPr>
+            <w:r>
+              <w:rPr>
+                <w:rFonts w:ascii="Consolas" w:cs="Consolas" w:eastAsia="Consolas" w:hAnsi="Consolas"/>
+                <w:b w:val="false"/>
+                <w:bCs w:val="false"/>
+                <w:color w:val="162554"/>
+                <w:sz w:val="18"/>
+                <w:szCs w:val="18"/>
+              </w:rPr>
+              <w:t xml:space="preserve">n+</w:t>
+            </w:r>
+            <w:r>
+              <w:rPr>
+                <w:b w:val="false"/>
+                <w:bCs w:val="false"/>
+                <w:color w:val="162554"/>
+                <w:sz w:val="18"/>
+                <w:szCs w:val="18"/>
+              </w:rPr>
+              <w:t xml:space="preserve">, </w:t>
+            </w:r>
+            <w:r>
+              <w:rPr>
+                <w:rFonts w:ascii="Consolas" w:cs="Consolas" w:eastAsia="Consolas" w:hAnsi="Consolas"/>
+                <w:b w:val="false"/>
+                <w:bCs w:val="false"/>
+                <w:color w:val="162554"/>
+                <w:sz w:val="18"/>
+                <w:szCs w:val="18"/>
+              </w:rPr>
+              <w:t xml:space="preserve">n−</w:t>
+            </w:r>
+          </w:p>
+        </w:tc>
+        <w:tc>
+          <w:tcPr>
+            <w:tcW w:type="dxa" w:w="7294"/>
+            <w:tcMar>
+              <w:top w:type="dxa" w:w="60"/>
+              <w:left w:type="dxa" w:w="90"/>
+              <w:bottom w:type="dxa" w:w="60"/>
+              <w:right w:type="dxa" w:w="90"/>
+            </w:tcMar>
+          </w:tcPr>
+          <w:p>
+            <w:pPr>
+              <w:keepNext w:val="false"/>
+              <w:spacing w:after="0" w:before="0"/>
+            </w:pPr>
+            <w:r>
+              <w:rPr>
+                <w:b w:val="false"/>
+                <w:bCs w:val="false"/>
+                <w:color w:val="162554"/>
+                <w:sz w:val="18"/>
+                <w:szCs w:val="18"/>
+              </w:rPr>
+              <w:t xml:space="preserve">numărul de observații cu și fără eveniment</w:t>
+            </w:r>
+          </w:p>
+        </w:tc>
+      </w:tr>
+      <w:tr>
+        <w:trPr>
+          <w:tblHeader w:val="false"/>
+        </w:trPr>
+        <w:tc>
+          <w:tcPr>
+            <w:tcW w:type="dxa" w:w="2066"/>
+            <w:tcMar>
+              <w:top w:type="dxa" w:w="60"/>
+              <w:left w:type="dxa" w:w="90"/>
+              <w:bottom w:type="dxa" w:w="60"/>
+              <w:right w:type="dxa" w:w="90"/>
+            </w:tcMar>
+          </w:tcPr>
+          <w:p>
+            <w:pPr>
+              <w:keepNext w:val="false"/>
+              <w:spacing w:after="0" w:before="0"/>
+            </w:pPr>
+            <w:r>
+              <w:rPr>
+                <w:rFonts w:ascii="Consolas" w:cs="Consolas" w:eastAsia="Consolas" w:hAnsi="Consolas"/>
+                <w:b w:val="false"/>
+                <w:bCs w:val="false"/>
+                <w:color w:val="162554"/>
+                <w:sz w:val="18"/>
+                <w:szCs w:val="18"/>
+              </w:rPr>
+              <w:t xml:space="preserve">q[i]</w:t>
+            </w:r>
+          </w:p>
+        </w:tc>
+        <w:tc>
+          <w:tcPr>
+            <w:tcW w:type="dxa" w:w="7294"/>
+            <w:tcMar>
+              <w:top w:type="dxa" w:w="60"/>
+              <w:left w:type="dxa" w:w="90"/>
+              <w:bottom w:type="dxa" w:w="60"/>
+              <w:right w:type="dxa" w:w="90"/>
+            </w:tcMar>
+          </w:tcPr>
+          <w:p>
+            <w:pPr>
+              <w:keepNext w:val="false"/>
+              <w:spacing w:after="0" w:before="0"/>
+            </w:pPr>
+            <w:r>
+              <w:rPr>
+                <w:b w:val="false"/>
+                <w:bCs w:val="false"/>
+                <w:color w:val="162554"/>
+                <w:sz w:val="18"/>
+                <w:szCs w:val="18"/>
+              </w:rPr>
+              <w:t xml:space="preserve">percentila </w:t>
+            </w:r>
+            <w:r>
+              <w:rPr>
+                <w:rFonts w:ascii="Consolas" w:cs="Consolas" w:eastAsia="Consolas" w:hAnsi="Consolas"/>
+                <w:b w:val="false"/>
+                <w:bCs w:val="false"/>
+                <w:color w:val="162554"/>
+                <w:sz w:val="18"/>
+                <w:szCs w:val="18"/>
+              </w:rPr>
+              <w:t xml:space="preserve">5 × i</w:t>
+            </w:r>
+            <w:r>
+              <w:rPr>
+                <w:b w:val="false"/>
+                <w:bCs w:val="false"/>
+                <w:color w:val="162554"/>
+                <w:sz w:val="18"/>
+                <w:szCs w:val="18"/>
+              </w:rPr>
+              <w:t xml:space="preserve"> a grupului de referință</w:t>
+            </w:r>
+          </w:p>
+        </w:tc>
+      </w:tr>
+      <w:tr>
+        <w:trPr>
+          <w:tblHeader w:val="false"/>
+        </w:trPr>
+        <w:tc>
+          <w:tcPr>
+            <w:tcW w:type="dxa" w:w="2066"/>
+            <w:tcMar>
+              <w:top w:type="dxa" w:w="60"/>
+              <w:left w:type="dxa" w:w="90"/>
+              <w:bottom w:type="dxa" w:w="60"/>
+              <w:right w:type="dxa" w:w="90"/>
+            </w:tcMar>
+          </w:tcPr>
+          <w:p>
+            <w:pPr>
+              <w:keepNext w:val="false"/>
+              <w:spacing w:after="0" w:before="0"/>
+            </w:pPr>
+            <w:r>
+              <w:rPr>
+                <w:rFonts w:ascii="Consolas" w:cs="Consolas" w:eastAsia="Consolas" w:hAnsi="Consolas"/>
+                <w:b w:val="false"/>
+                <w:bCs w:val="false"/>
+                <w:color w:val="162554"/>
+                <w:sz w:val="18"/>
+                <w:szCs w:val="18"/>
+              </w:rPr>
+              <w:t xml:space="preserve">Q1</w:t>
+            </w:r>
+            <w:r>
+              <w:rPr>
+                <w:b w:val="false"/>
+                <w:bCs w:val="false"/>
+                <w:color w:val="162554"/>
+                <w:sz w:val="18"/>
+                <w:szCs w:val="18"/>
+              </w:rPr>
+              <w:t xml:space="preserve">, </w:t>
+            </w:r>
+            <w:r>
+              <w:rPr>
+                <w:rFonts w:ascii="Consolas" w:cs="Consolas" w:eastAsia="Consolas" w:hAnsi="Consolas"/>
+                <w:b w:val="false"/>
+                <w:bCs w:val="false"/>
+                <w:color w:val="162554"/>
+                <w:sz w:val="18"/>
+                <w:szCs w:val="18"/>
+              </w:rPr>
+              <w:t xml:space="preserve">Q3</w:t>
+            </w:r>
+            <w:r>
+              <w:rPr>
+                <w:b w:val="false"/>
+                <w:bCs w:val="false"/>
+                <w:color w:val="162554"/>
+                <w:sz w:val="18"/>
+                <w:szCs w:val="18"/>
+              </w:rPr>
+              <w:t xml:space="preserve">, </w:t>
+            </w:r>
+            <w:r>
+              <w:rPr>
+                <w:rFonts w:ascii="Consolas" w:cs="Consolas" w:eastAsia="Consolas" w:hAnsi="Consolas"/>
+                <w:b w:val="false"/>
+                <w:bCs w:val="false"/>
+                <w:color w:val="162554"/>
+                <w:sz w:val="18"/>
+                <w:szCs w:val="18"/>
+              </w:rPr>
+              <w:t xml:space="preserve">IQR</w:t>
+            </w:r>
+          </w:p>
+        </w:tc>
+        <w:tc>
+          <w:tcPr>
+            <w:tcW w:type="dxa" w:w="7294"/>
+            <w:tcMar>
+              <w:top w:type="dxa" w:w="60"/>
+              <w:left w:type="dxa" w:w="90"/>
+              <w:bottom w:type="dxa" w:w="60"/>
+              <w:right w:type="dxa" w:w="90"/>
+            </w:tcMar>
+          </w:tcPr>
+          <w:p>
+            <w:pPr>
+              <w:keepNext w:val="false"/>
+              <w:spacing w:after="0" w:before="0"/>
+            </w:pPr>
+            <w:r>
+              <w:rPr>
+                <w:b w:val="false"/>
+                <w:bCs w:val="false"/>
+                <w:color w:val="162554"/>
+                <w:sz w:val="18"/>
+                <w:szCs w:val="18"/>
+              </w:rPr>
+              <w:t xml:space="preserve">cuartila inferioară, cuartila superioară și diferența dintre ele (secțiunea IV.2.3)</w:t>
+            </w:r>
+          </w:p>
+        </w:tc>
+      </w:tr>
+      <w:tr>
+        <w:trPr>
+          <w:tblHeader w:val="false"/>
+        </w:trPr>
+        <w:tc>
+          <w:tcPr>
+            <w:tcW w:type="dxa" w:w="2066"/>
+            <w:tcMar>
+              <w:top w:type="dxa" w:w="60"/>
+              <w:left w:type="dxa" w:w="90"/>
+              <w:bottom w:type="dxa" w:w="60"/>
+              <w:right w:type="dxa" w:w="90"/>
+            </w:tcMar>
+          </w:tcPr>
+          <w:p>
+            <w:pPr>
+              <w:keepNext w:val="false"/>
+              <w:spacing w:after="0" w:before="0"/>
+            </w:pPr>
+            <w:r>
+              <w:rPr>
+                <w:rFonts w:ascii="Consolas" w:cs="Consolas" w:eastAsia="Consolas" w:hAnsi="Consolas"/>
+                <w:b w:val="false"/>
+                <w:bCs w:val="false"/>
+                <w:color w:val="162554"/>
+                <w:sz w:val="18"/>
+                <w:szCs w:val="18"/>
+              </w:rPr>
+              <w:t xml:space="preserve">σ</w:t>
+            </w:r>
+          </w:p>
+        </w:tc>
+        <w:tc>
+          <w:tcPr>
+            <w:tcW w:type="dxa" w:w="7294"/>
+            <w:tcMar>
+              <w:top w:type="dxa" w:w="60"/>
+              <w:left w:type="dxa" w:w="90"/>
+              <w:bottom w:type="dxa" w:w="60"/>
+              <w:right w:type="dxa" w:w="90"/>
+            </w:tcMar>
+          </w:tcPr>
+          <w:p>
+            <w:pPr>
+              <w:keepNext w:val="false"/>
+              <w:spacing w:after="0" w:before="0"/>
+            </w:pPr>
+            <w:r>
+              <w:rPr>
+                <w:b w:val="false"/>
+                <w:bCs w:val="false"/>
+                <w:color w:val="162554"/>
+                <w:sz w:val="18"/>
+                <w:szCs w:val="18"/>
+              </w:rPr>
+              <w:t xml:space="preserve">abaterea standard; „reziduu de 2σ” înseamnă două abateri standard ale reziduurilor relației</w:t>
+            </w:r>
+          </w:p>
+        </w:tc>
+      </w:tr>
+      <w:tr>
+        <w:trPr>
+          <w:tblHeader w:val="false"/>
+        </w:trPr>
+        <w:tc>
+          <w:tcPr>
+            <w:tcW w:type="dxa" w:w="2066"/>
+            <w:tcMar>
+              <w:top w:type="dxa" w:w="60"/>
+              <w:left w:type="dxa" w:w="90"/>
+              <w:bottom w:type="dxa" w:w="60"/>
+              <w:right w:type="dxa" w:w="90"/>
+            </w:tcMar>
+          </w:tcPr>
+          <w:p>
+            <w:pPr>
+              <w:keepNext w:val="false"/>
+              <w:spacing w:after="0" w:before="0"/>
+            </w:pPr>
+            <w:r>
+              <w:rPr>
+                <w:rFonts w:ascii="Consolas" w:cs="Consolas" w:eastAsia="Consolas" w:hAnsi="Consolas"/>
+                <w:b w:val="false"/>
+                <w:bCs w:val="false"/>
+                <w:color w:val="162554"/>
+                <w:sz w:val="18"/>
+                <w:szCs w:val="18"/>
+              </w:rPr>
+              <w:t xml:space="preserve">S</w:t>
+            </w:r>
+          </w:p>
+        </w:tc>
+        <w:tc>
+          <w:tcPr>
+            <w:tcW w:type="dxa" w:w="7294"/>
+            <w:tcMar>
+              <w:top w:type="dxa" w:w="60"/>
+              <w:left w:type="dxa" w:w="90"/>
+              <w:bottom w:type="dxa" w:w="60"/>
+              <w:right w:type="dxa" w:w="90"/>
+            </w:tcMar>
+          </w:tcPr>
+          <w:p>
+            <w:pPr>
+              <w:keepNext w:val="false"/>
+              <w:spacing w:after="0" w:before="0"/>
+            </w:pPr>
+            <w:r>
+              <w:rPr>
+                <w:b w:val="false"/>
+                <w:bCs w:val="false"/>
+                <w:color w:val="162554"/>
+                <w:sz w:val="18"/>
+                <w:szCs w:val="18"/>
+              </w:rPr>
+              <w:t xml:space="preserve">matricea de covarianță</w:t>
+            </w:r>
+          </w:p>
+        </w:tc>
+      </w:tr>
+      <w:tr>
+        <w:trPr>
+          <w:tblHeader w:val="false"/>
+        </w:trPr>
+        <w:tc>
+          <w:tcPr>
+            <w:tcW w:type="dxa" w:w="2066"/>
+            <w:tcMar>
+              <w:top w:type="dxa" w:w="60"/>
+              <w:left w:type="dxa" w:w="90"/>
+              <w:bottom w:type="dxa" w:w="60"/>
+              <w:right w:type="dxa" w:w="90"/>
+            </w:tcMar>
+          </w:tcPr>
+          <w:p>
+            <w:pPr>
+              <w:keepNext w:val="false"/>
+              <w:spacing w:after="0" w:before="0"/>
+            </w:pPr>
+            <w:r>
+              <w:rPr>
+                <w:rFonts w:ascii="Consolas" w:cs="Consolas" w:eastAsia="Consolas" w:hAnsi="Consolas"/>
+                <w:b w:val="false"/>
+                <w:bCs w:val="false"/>
+                <w:color w:val="162554"/>
+                <w:sz w:val="18"/>
+                <w:szCs w:val="18"/>
+              </w:rPr>
+              <w:t xml:space="preserve">d²</w:t>
+            </w:r>
+          </w:p>
+        </w:tc>
+        <w:tc>
+          <w:tcPr>
+            <w:tcW w:type="dxa" w:w="7294"/>
+            <w:tcMar>
+              <w:top w:type="dxa" w:w="60"/>
+              <w:left w:type="dxa" w:w="90"/>
+              <w:bottom w:type="dxa" w:w="60"/>
+              <w:right w:type="dxa" w:w="90"/>
+            </w:tcMar>
+          </w:tcPr>
+          <w:p>
+            <w:pPr>
+              <w:keepNext w:val="false"/>
+              <w:spacing w:after="0" w:before="0"/>
+            </w:pPr>
+            <w:r>
+              <w:rPr>
+                <w:b w:val="false"/>
+                <w:bCs w:val="false"/>
+                <w:color w:val="162554"/>
+                <w:sz w:val="18"/>
+                <w:szCs w:val="18"/>
+              </w:rPr>
+              <w:t xml:space="preserve">distanța Mahalanobis pătratică</w:t>
+            </w:r>
+          </w:p>
+        </w:tc>
+      </w:tr>
+    </w:tbl>
+    <w:p>
+      <w:pPr>
+        <w:spacing w:after="80"/>
+      </w:pPr>
+    </w:p>
+    <w:p>
+      <w:r>
+        <w:br w:type="page"/>
+      </w:r>
+    </w:p>
+    <w:p>
+      <w:pPr>
+        <w:pStyle w:val="Title"/>
+        <w:keepNext/>
+        <w:spacing w:after="120" w:before="360" w:line="240" w:lineRule="auto"/>
+      </w:pPr>
+      <w:r>
         <w:t xml:space="preserve">Anexa B · Bibliografie comentată</w:t>
       </w:r>
     </w:p>
@@ -5981,7 +7568,7 @@
         <w:pStyle w:val="ListParagraph"/>
         <w:numPr>
           <w:ilvl w:val="0"/>
-          <w:numId w:val="5"/>
+          <w:numId w:val="4"/>
         </w:numPr>
         <w:spacing w:after="60"/>
       </w:pPr>
@@ -6018,7 +7605,7 @@
         <w:pStyle w:val="ListParagraph"/>
         <w:numPr>
           <w:ilvl w:val="0"/>
-          <w:numId w:val="5"/>
+          <w:numId w:val="4"/>
         </w:numPr>
         <w:spacing w:after="60"/>
       </w:pPr>
@@ -6055,7 +7642,7 @@
         <w:pStyle w:val="ListParagraph"/>
         <w:numPr>
           <w:ilvl w:val="0"/>
-          <w:numId w:val="5"/>
+          <w:numId w:val="4"/>
         </w:numPr>
         <w:spacing w:after="60"/>
       </w:pPr>
@@ -6092,7 +7679,7 @@
         <w:pStyle w:val="ListParagraph"/>
         <w:numPr>
           <w:ilvl w:val="0"/>
-          <w:numId w:val="5"/>
+          <w:numId w:val="4"/>
         </w:numPr>
         <w:spacing w:after="60"/>
       </w:pPr>
@@ -6129,7 +7716,7 @@
         <w:pStyle w:val="ListParagraph"/>
         <w:numPr>
           <w:ilvl w:val="0"/>
-          <w:numId w:val="5"/>
+          <w:numId w:val="4"/>
         </w:numPr>
         <w:spacing w:after="60"/>
       </w:pPr>
@@ -6166,7 +7753,7 @@
         <w:pStyle w:val="ListParagraph"/>
         <w:numPr>
           <w:ilvl w:val="0"/>
-          <w:numId w:val="5"/>
+          <w:numId w:val="4"/>
         </w:numPr>
         <w:spacing w:after="60"/>
       </w:pPr>
@@ -6203,7 +7790,7 @@
         <w:pStyle w:val="ListParagraph"/>
         <w:numPr>
           <w:ilvl w:val="0"/>
-          <w:numId w:val="5"/>
+          <w:numId w:val="4"/>
         </w:numPr>
         <w:spacing w:after="60"/>
       </w:pPr>
@@ -6250,7 +7837,7 @@
         <w:pStyle w:val="ListParagraph"/>
         <w:numPr>
           <w:ilvl w:val="0"/>
-          <w:numId w:val="5"/>
+          <w:numId w:val="4"/>
         </w:numPr>
         <w:spacing w:after="60"/>
       </w:pPr>
@@ -6287,7 +7874,7 @@
         <w:pStyle w:val="ListParagraph"/>
         <w:numPr>
           <w:ilvl w:val="0"/>
-          <w:numId w:val="5"/>
+          <w:numId w:val="4"/>
         </w:numPr>
         <w:spacing w:after="60"/>
       </w:pPr>
@@ -6324,7 +7911,7 @@
         <w:pStyle w:val="ListParagraph"/>
         <w:numPr>
           <w:ilvl w:val="0"/>
-          <w:numId w:val="5"/>
+          <w:numId w:val="4"/>
         </w:numPr>
         <w:spacing w:after="60"/>
       </w:pPr>
@@ -6361,7 +7948,7 @@
         <w:pStyle w:val="ListParagraph"/>
         <w:numPr>
           <w:ilvl w:val="0"/>
-          <w:numId w:val="5"/>
+          <w:numId w:val="4"/>
         </w:numPr>
         <w:spacing w:after="60"/>
       </w:pPr>
@@ -6418,7 +8005,7 @@
         <w:pStyle w:val="ListParagraph"/>
         <w:numPr>
           <w:ilvl w:val="0"/>
-          <w:numId w:val="5"/>
+          <w:numId w:val="4"/>
         </w:numPr>
         <w:spacing w:after="60"/>
       </w:pPr>
@@ -6455,7 +8042,7 @@
         <w:pStyle w:val="ListParagraph"/>
         <w:numPr>
           <w:ilvl w:val="0"/>
-          <w:numId w:val="5"/>
+          <w:numId w:val="4"/>
         </w:numPr>
         <w:spacing w:after="60"/>
       </w:pPr>
@@ -6492,7 +8079,7 @@
         <w:pStyle w:val="ListParagraph"/>
         <w:numPr>
           <w:ilvl w:val="0"/>
-          <w:numId w:val="5"/>
+          <w:numId w:val="4"/>
         </w:numPr>
         <w:spacing w:after="60"/>
       </w:pPr>
@@ -6529,7 +8116,7 @@
         <w:pStyle w:val="ListParagraph"/>
         <w:numPr>
           <w:ilvl w:val="0"/>
-          <w:numId w:val="5"/>
+          <w:numId w:val="4"/>
         </w:numPr>
         <w:spacing w:after="60"/>
       </w:pPr>
@@ -6576,7 +8163,7 @@
         <w:pStyle w:val="ListParagraph"/>
         <w:numPr>
           <w:ilvl w:val="0"/>
-          <w:numId w:val="5"/>
+          <w:numId w:val="4"/>
         </w:numPr>
         <w:spacing w:after="60"/>
       </w:pPr>
@@ -6613,7 +8200,7 @@
         <w:pStyle w:val="ListParagraph"/>
         <w:numPr>
           <w:ilvl w:val="0"/>
-          <w:numId w:val="5"/>
+          <w:numId w:val="4"/>
         </w:numPr>
         <w:spacing w:after="60"/>
       </w:pPr>
@@ -6650,7 +8237,7 @@
         <w:pStyle w:val="ListParagraph"/>
         <w:numPr>
           <w:ilvl w:val="0"/>
-          <w:numId w:val="5"/>
+          <w:numId w:val="4"/>
         </w:numPr>
         <w:spacing w:after="60"/>
       </w:pPr>
@@ -6677,7 +8264,7 @@
         <w:pStyle w:val="ListParagraph"/>
         <w:numPr>
           <w:ilvl w:val="0"/>
-          <w:numId w:val="5"/>
+          <w:numId w:val="4"/>
         </w:numPr>
         <w:spacing w:after="60"/>
       </w:pPr>
@@ -6724,7 +8311,7 @@
         <w:pStyle w:val="ListParagraph"/>
         <w:numPr>
           <w:ilvl w:val="0"/>
-          <w:numId w:val="5"/>
+          <w:numId w:val="4"/>
         </w:numPr>
         <w:spacing w:after="60"/>
       </w:pPr>
@@ -6763,7 +8350,23 @@
         <w:spacing w:after="120" w:before="240" w:line="240" w:lineRule="auto"/>
       </w:pPr>
       <w:r>
-        <w:t xml:space="preserve">Tema 7 · Managementul rezultatului</w:t>
+        <w:t xml:space="preserve">Tema 7 · Managementul rezultatului </w:t>
+      </w:r>
+      <w:r>
+        <w:rPr>
+          <w:i/>
+          <w:iCs/>
+        </w:rPr>
+        <w:t xml:space="preserve">(dincolo de aplicație)</w:t>
+      </w:r>
+    </w:p>
+    <w:p>
+      <w:pPr>
+        <w:spacing w:after="100"/>
+        <w:jc w:val="left"/>
+      </w:pPr>
+      <w:r>
+        <w:t xml:space="preserve">Niciuna dintre metodele de mai jos nu este implementată în instrumente. Le includem pentru că sunt continuarea firească a laboratorului de anomalii: aceeași întrebare — cât din ce citim în situațiile financiare este realitate economică și cât comportament de raportare — dar cu metode care cer date pe care setul public nu le conține.</w:t>
       </w:r>
     </w:p>
     <w:p>
@@ -6771,7 +8374,7 @@
         <w:pStyle w:val="ListParagraph"/>
         <w:numPr>
           <w:ilvl w:val="0"/>
-          <w:numId w:val="5"/>
+          <w:numId w:val="4"/>
         </w:numPr>
         <w:spacing w:after="60"/>
       </w:pPr>
@@ -6793,7 +8396,7 @@
         <w:t xml:space="preserve">Journal of Accounting and Economics</w:t>
       </w:r>
       <w:r>
-        <w:t xml:space="preserve"> 24(1), 99–126. Testul reprodus în instrument. </w:t>
+        <w:t xml:space="preserve"> 24(1), 99–126. Testul histogramei rezultatului în jurul lui zero. Pe datele publice românești, raportul dintre firmele imediat peste zero și cele imediat sub este de 5,8 la 1, stabil pe toți trei anii — o replicare curată a constatării lor, pe care am verificat-o, dar care nu a intrat în instrument. </w:t>
       </w:r>
       <w:r>
         <w:rPr>
@@ -6808,7 +8411,7 @@
         <w:pStyle w:val="ListParagraph"/>
         <w:numPr>
           <w:ilvl w:val="0"/>
-          <w:numId w:val="5"/>
+          <w:numId w:val="4"/>
         </w:numPr>
         <w:spacing w:after="60"/>
       </w:pPr>
@@ -6845,7 +8448,7 @@
         <w:pStyle w:val="ListParagraph"/>
         <w:numPr>
           <w:ilvl w:val="0"/>
-          <w:numId w:val="5"/>
+          <w:numId w:val="4"/>
         </w:numPr>
         <w:spacing w:after="60"/>
       </w:pPr>
@@ -6882,7 +8485,7 @@
         <w:pStyle w:val="ListParagraph"/>
         <w:numPr>
           <w:ilvl w:val="0"/>
-          <w:numId w:val="5"/>
+          <w:numId w:val="4"/>
         </w:numPr>
         <w:spacing w:after="60"/>
       </w:pPr>
@@ -6921,7 +8524,33 @@
         <w:spacing w:after="120" w:before="240" w:line="240" w:lineRule="auto"/>
       </w:pPr>
       <w:r>
-        <w:t xml:space="preserve">Tema 8 · Legea Benford</w:t>
+        <w:t xml:space="preserve">Tema 8 · Legea Benford </w:t>
+      </w:r>
+      <w:r>
+        <w:rPr>
+          <w:i/>
+          <w:iCs/>
+        </w:rPr>
+        <w:t xml:space="preserve">(dincolo de aplicație)</w:t>
+      </w:r>
+    </w:p>
+    <w:p>
+      <w:pPr>
+        <w:spacing w:after="100"/>
+        <w:jc w:val="left"/>
+      </w:pPr>
+      <w:r>
+        <w:t xml:space="preserve">Testul Benford a fost evaluat pe acest set de date și </w:t>
+      </w:r>
+      <w:r>
+        <w:rPr>
+          <w:b/>
+          <w:bCs/>
+        </w:rPr>
+        <w:t xml:space="preserve">nu produce nimic util</w:t>
+      </w:r>
+      <w:r>
+        <w:t xml:space="preserve">: pe 6.978.640 de valori raportate, abaterea medie față de legea Benford este de 0,0038, adică în zona de conformitate strânsă. Explicația este că depunerile sunt validate electronic. Referințele de mai jos rămân utile pentru cine vrea să aplice metoda pe date nevalidate — registre interne, note de cheltuieli, facturi.</w:t>
       </w:r>
     </w:p>
     <w:p>
@@ -6929,7 +8558,7 @@
         <w:pStyle w:val="ListParagraph"/>
         <w:numPr>
           <w:ilvl w:val="0"/>
-          <w:numId w:val="5"/>
+          <w:numId w:val="4"/>
         </w:numPr>
         <w:spacing w:after="60"/>
       </w:pPr>
@@ -6966,7 +8595,7 @@
         <w:pStyle w:val="ListParagraph"/>
         <w:numPr>
           <w:ilvl w:val="0"/>
-          <w:numId w:val="5"/>
+          <w:numId w:val="4"/>
         </w:numPr>
         <w:spacing w:after="60"/>
       </w:pPr>
@@ -7003,7 +8632,7 @@
         <w:pStyle w:val="ListParagraph"/>
         <w:numPr>
           <w:ilvl w:val="0"/>
-          <w:numId w:val="5"/>
+          <w:numId w:val="4"/>
         </w:numPr>
         <w:spacing w:after="60"/>
       </w:pPr>
@@ -7040,7 +8669,7 @@
         <w:pStyle w:val="ListParagraph"/>
         <w:numPr>
           <w:ilvl w:val="0"/>
-          <w:numId w:val="5"/>
+          <w:numId w:val="4"/>
         </w:numPr>
         <w:spacing w:after="60"/>
       </w:pPr>
@@ -7062,7 +8691,7 @@
         <w:t xml:space="preserve">Benford's Law: Applications for Forensic Accounting, Auditing, and Fraud Detection</w:t>
       </w:r>
       <w:r>
-        <w:t xml:space="preserve">, Wiley. Sursa pragurilor MAD folosite în instrument și a testelor pe a doua cifră. </w:t>
+        <w:t xml:space="preserve">, Wiley. Pragurile de interpretare a abaterii medii și testele pe a doua cifră și pe primele două cifre. Conține și avertismentul metodologic care explică rezultatul de mai sus: testul presupune valori întinse pe mai multe ordine de mărime, deci nu se aplică pe subpopulații decupate după mărime. </w:t>
       </w:r>
       <w:r>
         <w:rPr>
@@ -7079,7 +8708,23 @@
         <w:spacing w:after="120" w:before="240" w:line="240" w:lineRule="auto"/>
       </w:pPr>
       <w:r>
-        <w:t xml:space="preserve">Tema 9 · Statistică robustă și outlieri</w:t>
+        <w:t xml:space="preserve">Tema 9 · Statistică robustă </w:t>
+      </w:r>
+      <w:r>
+        <w:rPr>
+          <w:i/>
+          <w:iCs/>
+        </w:rPr>
+        <w:t xml:space="preserve">(dincolo de aplicație)</w:t>
+      </w:r>
+    </w:p>
+    <w:p>
+      <w:pPr>
+        <w:spacing w:after="100"/>
+        <w:jc w:val="left"/>
+      </w:pPr>
+      <w:r>
+        <w:t xml:space="preserve">Distanța Mahalanobis robustă și detecția multivariată de outlieri au fost implementate într-o versiune anterioară a instrumentului și apoi scoase, pentru a păstra atelierul aliniat la lecția de curs. Referințele rămân pentru cine vrea să meargă mai departe de testele univariate și de reziduurile pe o singură relație.</w:t>
       </w:r>
     </w:p>
     <w:p>
@@ -7087,7 +8732,7 @@
         <w:pStyle w:val="ListParagraph"/>
         <w:numPr>
           <w:ilvl w:val="0"/>
-          <w:numId w:val="5"/>
+          <w:numId w:val="4"/>
         </w:numPr>
         <w:spacing w:after="60"/>
       </w:pPr>
@@ -7109,7 +8754,7 @@
         <w:t xml:space="preserve">Journal of the American Statistical Association</w:t>
       </w:r>
       <w:r>
-        <w:t xml:space="preserve"> 85(411), 633–651. Fenomenul de mascare și distanțele robuste. </w:t>
+        <w:t xml:space="preserve"> 85(411), 633–651. Fenomenul de mascare: câteva firme extreme umflă varianța atât de mult încât devin ele însele „normale”. </w:t>
       </w:r>
       <w:r>
         <w:rPr>
@@ -7124,7 +8769,7 @@
         <w:pStyle w:val="ListParagraph"/>
         <w:numPr>
           <w:ilvl w:val="0"/>
-          <w:numId w:val="5"/>
+          <w:numId w:val="4"/>
         </w:numPr>
         <w:spacing w:after="60"/>
       </w:pPr>
@@ -7146,7 +8791,7 @@
         <w:t xml:space="preserve">JASA</w:t>
       </w:r>
       <w:r>
-        <w:t xml:space="preserve"> 88(424), 1273–1283. Constanta 1,4826 și limitele MAD-ului. </w:t>
+        <w:t xml:space="preserve"> 88(424), 1273–1283. </w:t>
       </w:r>
       <w:r>
         <w:rPr>
@@ -7161,7 +8806,7 @@
         <w:pStyle w:val="ListParagraph"/>
         <w:numPr>
           <w:ilvl w:val="0"/>
-          <w:numId w:val="5"/>
+          <w:numId w:val="4"/>
         </w:numPr>
         <w:spacing w:after="60"/>
       </w:pPr>
@@ -7194,8 +8839,161 @@
       </w:r>
     </w:p>
     <w:p>
-      <w:r>
-        <w:br w:type="page"/>
+      <w:pPr>
+        <w:pStyle w:val="Heading1"/>
+        <w:keepNext/>
+        <w:spacing w:after="120" w:before="240" w:line="240" w:lineRule="auto"/>
+      </w:pPr>
+      <w:r>
+        <w:t xml:space="preserve">Tema 10 · Corelație, cauzalitate și detecția anomaliilor</w:t>
+      </w:r>
+    </w:p>
+    <w:p>
+      <w:pPr>
+        <w:pStyle w:val="ListParagraph"/>
+        <w:numPr>
+          <w:ilvl w:val="0"/>
+          <w:numId w:val="4"/>
+        </w:numPr>
+        <w:spacing w:after="60"/>
+      </w:pPr>
+      <w:r>
+        <w:rPr>
+          <w:b/>
+          <w:bCs/>
+        </w:rPr>
+        <w:t xml:space="preserve">Aggarwal, C. C. (2017)</w:t>
+      </w:r>
+      <w:r>
+        <w:t xml:space="preserve">, </w:t>
+      </w:r>
+      <w:r>
+        <w:rPr>
+          <w:i/>
+          <w:iCs/>
+        </w:rPr>
+        <w:t xml:space="preserve">Outlier Analysis</w:t>
+      </w:r>
+      <w:r>
+        <w:t xml:space="preserve">, ediția a 2-a, Springer. Tratarea sistematică a detecției de anomalii, de la teste statistice simple la metode multivariate; capitolele 2 și 3 acoperă exact nivelurile 1 și 2 din lecție. </w:t>
+      </w:r>
+      <w:r>
+        <w:rPr>
+          <w:b/>
+          <w:bCs/>
+        </w:rPr>
+        <w:t xml:space="preserve">[mediu]</w:t>
+      </w:r>
+    </w:p>
+    <w:p>
+      <w:pPr>
+        <w:pStyle w:val="ListParagraph"/>
+        <w:numPr>
+          <w:ilvl w:val="0"/>
+          <w:numId w:val="4"/>
+        </w:numPr>
+        <w:spacing w:after="60"/>
+      </w:pPr>
+      <w:r>
+        <w:rPr>
+          <w:b/>
+          <w:bCs/>
+        </w:rPr>
+        <w:t xml:space="preserve">Chandola, V., Banerjee, A. &amp; Kumar, V. (2009)</w:t>
+      </w:r>
+      <w:r>
+        <w:t xml:space="preserve">, „Anomaly Detection: A Survey”, </w:t>
+      </w:r>
+      <w:r>
+        <w:rPr>
+          <w:i/>
+          <w:iCs/>
+        </w:rPr>
+        <w:t xml:space="preserve">ACM Computing Surveys</w:t>
+      </w:r>
+      <w:r>
+        <w:t xml:space="preserve"> 41(3). Panorama metodelor, utilă pentru a plasa fiecare test în familia lui. </w:t>
+      </w:r>
+      <w:r>
+        <w:rPr>
+          <w:b/>
+          <w:bCs/>
+        </w:rPr>
+        <w:t xml:space="preserve">[mediu]</w:t>
+      </w:r>
+    </w:p>
+    <w:p>
+      <w:pPr>
+        <w:pStyle w:val="ListParagraph"/>
+        <w:numPr>
+          <w:ilvl w:val="0"/>
+          <w:numId w:val="4"/>
+        </w:numPr>
+        <w:spacing w:after="60"/>
+      </w:pPr>
+      <w:r>
+        <w:rPr>
+          <w:b/>
+          <w:bCs/>
+        </w:rPr>
+        <w:t xml:space="preserve">Pearl, J. &amp; Mackenzie, D. (2018)</w:t>
+      </w:r>
+      <w:r>
+        <w:t xml:space="preserve">, </w:t>
+      </w:r>
+      <w:r>
+        <w:rPr>
+          <w:i/>
+          <w:iCs/>
+        </w:rPr>
+        <w:t xml:space="preserve">The Book of Why</w:t>
+      </w:r>
+      <w:r>
+        <w:t xml:space="preserve">, Basic Books. De ce corelația nu este cauzalitate, fără formalism — exact avertismentul din deschiderea lecției. </w:t>
+      </w:r>
+      <w:r>
+        <w:rPr>
+          <w:b/>
+          <w:bCs/>
+        </w:rPr>
+        <w:t xml:space="preserve">[intro]</w:t>
+      </w:r>
+    </w:p>
+    <w:p>
+      <w:pPr>
+        <w:pStyle w:val="ListParagraph"/>
+        <w:numPr>
+          <w:ilvl w:val="0"/>
+          <w:numId w:val="4"/>
+        </w:numPr>
+        <w:spacing w:after="60"/>
+      </w:pPr>
+      <w:r>
+        <w:rPr>
+          <w:b/>
+          <w:bCs/>
+        </w:rPr>
+        <w:t xml:space="preserve">Reinstein, A. &amp; Dery, R. (1999)</w:t>
+      </w:r>
+      <w:r>
+        <w:t xml:space="preserve"> și literatura de </w:t>
+      </w:r>
+      <w:r>
+        <w:rPr>
+          <w:i/>
+          <w:iCs/>
+        </w:rPr>
+        <w:t xml:space="preserve">analytical procedures</w:t>
+      </w:r>
+      <w:r>
+        <w:t xml:space="preserve"> din audit: compararea unei valori cu o așteptare derivată din relații este procedura analitică standard din auditul financiar, formalizată în ISA 520. Standardul în sine, disponibil public, este scurt și merită citit. </w:t>
+      </w:r>
+      <w:r>
+        <w:rPr>
+          <w:b/>
+          <w:bCs/>
+        </w:rPr>
+        <w:t xml:space="preserve">[intro]</w:t>
       </w:r>
     </w:p>
     <w:p>
@@ -8941,7 +10739,7 @@
         <w:sz w:val="16"/>
         <w:szCs w:val="16"/>
       </w:rPr>
-      <w:t xml:space="preserve">Metodologie · Nivel avansat · Analiză financiară și instrumente AI · pagina </w:t>
+      <w:t xml:space="preserve">Analiză financiară și instrumente AI · nivel avansat · metodologie</w:t>
     </w:r>
     <w:r>
       <w:rPr>
@@ -9142,12 +10940,6 @@
     </w:lvlOverride>
   </w:num>
   <w:num w:numId="4">
-    <w:abstractNumId w:val="3"/>
-    <w:lvlOverride w:ilvl="0">
-      <w:startOverride w:val="1"/>
-    </w:lvlOverride>
-  </w:num>
-  <w:num w:numId="5">
     <w:abstractNumId w:val="2"/>
     <w:lvlOverride w:ilvl="0">
       <w:startOverride w:val="1"/>
